--- a/SIMULASI PENERAPAN SISTEM MANAJEMEN KEAMANAN INFORMASI.docx
+++ b/SIMULASI PENERAPAN SISTEM MANAJEMEN KEAMANAN INFORMASI.docx
@@ -448,7 +448,7 @@
       <w:pPr>
         <w:pStyle w:val="Judul1"/>
       </w:pPr>
-      <w:bookmarkStart w:id="0" w:name="_Toc212637719"/>
+      <w:bookmarkStart w:id="0" w:name="_Toc218680460"/>
       <w:r>
         <w:lastRenderedPageBreak/>
         <w:t xml:space="preserve">Daftar </w:t>
@@ -462,6 +462,13 @@
     </w:p>
     <w:sdt>
       <w:sdtPr>
+        <w:rPr>
+          <w:rFonts w:ascii="Times New Roman" w:eastAsiaTheme="minorEastAsia" w:hAnsi="Times New Roman" w:cstheme="minorBidi"/>
+          <w:color w:val="auto"/>
+          <w:sz w:val="22"/>
+          <w:szCs w:val="22"/>
+          <w:lang w:val="en-US" w:eastAsia="en-US"/>
+        </w:rPr>
         <w:id w:val="-1166168618"/>
         <w:docPartObj>
           <w:docPartGallery w:val="Table of Contents"/>
@@ -470,13 +477,8 @@
       </w:sdtPr>
       <w:sdtEndPr>
         <w:rPr>
-          <w:rFonts w:ascii="Times New Roman" w:eastAsiaTheme="minorEastAsia" w:hAnsi="Times New Roman" w:cstheme="minorBidi"/>
           <w:b/>
           <w:bCs/>
-          <w:color w:val="auto"/>
-          <w:sz w:val="22"/>
-          <w:szCs w:val="22"/>
-          <w:lang w:val="en-US" w:eastAsia="en-US"/>
         </w:rPr>
       </w:sdtEndPr>
       <w:sdtContent>
@@ -510,7 +512,7 @@
           <w:r>
             <w:fldChar w:fldCharType="separate"/>
           </w:r>
-          <w:hyperlink w:anchor="_Toc212637719" w:history="1">
+          <w:hyperlink w:anchor="_Toc218680460" w:history="1">
             <w:r>
               <w:rPr>
                 <w:rStyle w:val="Hyperlink"/>
@@ -537,7 +539,7 @@
                 <w:noProof/>
                 <w:webHidden/>
               </w:rPr>
-              <w:instrText xml:space="preserve"> PAGEREF _Toc212637719 \h </w:instrText>
+              <w:instrText xml:space="preserve"> PAGEREF _Toc218680460 \h </w:instrText>
             </w:r>
             <w:r>
               <w:rPr>
@@ -584,7 +586,7 @@
               <w14:ligatures w14:val="standardContextual"/>
             </w:rPr>
           </w:pPr>
-          <w:hyperlink w:anchor="_Toc212637720" w:history="1">
+          <w:hyperlink w:anchor="_Toc218680461" w:history="1">
             <w:r>
               <w:rPr>
                 <w:rStyle w:val="Hyperlink"/>
@@ -611,7 +613,7 @@
                 <w:noProof/>
                 <w:webHidden/>
               </w:rPr>
-              <w:instrText xml:space="preserve"> PAGEREF _Toc212637720 \h </w:instrText>
+              <w:instrText xml:space="preserve"> PAGEREF _Toc218680461 \h </w:instrText>
             </w:r>
             <w:r>
               <w:rPr>
@@ -631,7 +633,7 @@
                 <w:noProof/>
                 <w:webHidden/>
               </w:rPr>
-              <w:t>1</w:t>
+              <w:t>2</w:t>
             </w:r>
             <w:r>
               <w:rPr>
@@ -658,7 +660,7 @@
               <w14:ligatures w14:val="standardContextual"/>
             </w:rPr>
           </w:pPr>
-          <w:hyperlink w:anchor="_Toc212637721" w:history="1">
+          <w:hyperlink w:anchor="_Toc218680462" w:history="1">
             <w:r>
               <w:rPr>
                 <w:rStyle w:val="Hyperlink"/>
@@ -685,7 +687,7 @@
                 <w:noProof/>
                 <w:webHidden/>
               </w:rPr>
-              <w:instrText xml:space="preserve"> PAGEREF _Toc212637721 \h </w:instrText>
+              <w:instrText xml:space="preserve"> PAGEREF _Toc218680462 \h </w:instrText>
             </w:r>
             <w:r>
               <w:rPr>
@@ -705,7 +707,7 @@
                 <w:noProof/>
                 <w:webHidden/>
               </w:rPr>
-              <w:t>1</w:t>
+              <w:t>2</w:t>
             </w:r>
             <w:r>
               <w:rPr>
@@ -732,7 +734,7 @@
               <w14:ligatures w14:val="standardContextual"/>
             </w:rPr>
           </w:pPr>
-          <w:hyperlink w:anchor="_Toc212637722" w:history="1">
+          <w:hyperlink w:anchor="_Toc218680463" w:history="1">
             <w:r>
               <w:rPr>
                 <w:rStyle w:val="Hyperlink"/>
@@ -759,7 +761,7 @@
                 <w:noProof/>
                 <w:webHidden/>
               </w:rPr>
-              <w:instrText xml:space="preserve"> PAGEREF _Toc212637722 \h </w:instrText>
+              <w:instrText xml:space="preserve"> PAGEREF _Toc218680463 \h </w:instrText>
             </w:r>
             <w:r>
               <w:rPr>
@@ -779,7 +781,7 @@
                 <w:noProof/>
                 <w:webHidden/>
               </w:rPr>
-              <w:t>1</w:t>
+              <w:t>2</w:t>
             </w:r>
             <w:r>
               <w:rPr>
@@ -806,7 +808,7 @@
               <w14:ligatures w14:val="standardContextual"/>
             </w:rPr>
           </w:pPr>
-          <w:hyperlink w:anchor="_Toc212637723" w:history="1">
+          <w:hyperlink w:anchor="_Toc218680464" w:history="1">
             <w:r>
               <w:rPr>
                 <w:rStyle w:val="Hyperlink"/>
@@ -833,7 +835,7 @@
                 <w:noProof/>
                 <w:webHidden/>
               </w:rPr>
-              <w:instrText xml:space="preserve"> PAGEREF _Toc212637723 \h </w:instrText>
+              <w:instrText xml:space="preserve"> PAGEREF _Toc218680464 \h </w:instrText>
             </w:r>
             <w:r>
               <w:rPr>
@@ -853,7 +855,7 @@
                 <w:noProof/>
                 <w:webHidden/>
               </w:rPr>
-              <w:t>1</w:t>
+              <w:t>2</w:t>
             </w:r>
             <w:r>
               <w:rPr>
@@ -880,7 +882,7 @@
               <w14:ligatures w14:val="standardContextual"/>
             </w:rPr>
           </w:pPr>
-          <w:hyperlink w:anchor="_Toc212637724" w:history="1">
+          <w:hyperlink w:anchor="_Toc218680465" w:history="1">
             <w:r>
               <w:rPr>
                 <w:rStyle w:val="Hyperlink"/>
@@ -907,7 +909,7 @@
                 <w:noProof/>
                 <w:webHidden/>
               </w:rPr>
-              <w:instrText xml:space="preserve"> PAGEREF _Toc212637724 \h </w:instrText>
+              <w:instrText xml:space="preserve"> PAGEREF _Toc218680465 \h </w:instrText>
             </w:r>
             <w:r>
               <w:rPr>
@@ -927,7 +929,7 @@
                 <w:noProof/>
                 <w:webHidden/>
               </w:rPr>
-              <w:t>1</w:t>
+              <w:t>2</w:t>
             </w:r>
             <w:r>
               <w:rPr>
@@ -954,7 +956,7 @@
               <w14:ligatures w14:val="standardContextual"/>
             </w:rPr>
           </w:pPr>
-          <w:hyperlink w:anchor="_Toc212637725" w:history="1">
+          <w:hyperlink w:anchor="_Toc218680466" w:history="1">
             <w:r>
               <w:rPr>
                 <w:rStyle w:val="Hyperlink"/>
@@ -982,7 +984,7 @@
                 <w:noProof/>
                 <w:webHidden/>
               </w:rPr>
-              <w:instrText xml:space="preserve"> PAGEREF _Toc212637725 \h </w:instrText>
+              <w:instrText xml:space="preserve"> PAGEREF _Toc218680466 \h </w:instrText>
             </w:r>
             <w:r>
               <w:rPr>
@@ -1002,7 +1004,7 @@
                 <w:noProof/>
                 <w:webHidden/>
               </w:rPr>
-              <w:t>1</w:t>
+              <w:t>2</w:t>
             </w:r>
             <w:r>
               <w:rPr>
@@ -1029,7 +1031,7 @@
               <w14:ligatures w14:val="standardContextual"/>
             </w:rPr>
           </w:pPr>
-          <w:hyperlink w:anchor="_Toc212637726" w:history="1">
+          <w:hyperlink w:anchor="_Toc218680467" w:history="1">
             <w:r>
               <w:rPr>
                 <w:rStyle w:val="Hyperlink"/>
@@ -1057,7 +1059,7 @@
                 <w:noProof/>
                 <w:webHidden/>
               </w:rPr>
-              <w:instrText xml:space="preserve"> PAGEREF _Toc212637726 \h </w:instrText>
+              <w:instrText xml:space="preserve"> PAGEREF _Toc218680467 \h </w:instrText>
             </w:r>
             <w:r>
               <w:rPr>
@@ -1077,7 +1079,7 @@
                 <w:noProof/>
                 <w:webHidden/>
               </w:rPr>
-              <w:t>1</w:t>
+              <w:t>2</w:t>
             </w:r>
             <w:r>
               <w:rPr>
@@ -1104,7 +1106,7 @@
               <w14:ligatures w14:val="standardContextual"/>
             </w:rPr>
           </w:pPr>
-          <w:hyperlink w:anchor="_Toc212637727" w:history="1">
+          <w:hyperlink w:anchor="_Toc218680468" w:history="1">
             <w:r>
               <w:rPr>
                 <w:rStyle w:val="Hyperlink"/>
@@ -1132,7 +1134,7 @@
                 <w:noProof/>
                 <w:webHidden/>
               </w:rPr>
-              <w:instrText xml:space="preserve"> PAGEREF _Toc212637727 \h </w:instrText>
+              <w:instrText xml:space="preserve"> PAGEREF _Toc218680468 \h </w:instrText>
             </w:r>
             <w:r>
               <w:rPr>
@@ -1179,7 +1181,7 @@
               <w14:ligatures w14:val="standardContextual"/>
             </w:rPr>
           </w:pPr>
-          <w:hyperlink w:anchor="_Toc212637728" w:history="1">
+          <w:hyperlink w:anchor="_Toc218680469" w:history="1">
             <w:r>
               <w:rPr>
                 <w:rStyle w:val="Hyperlink"/>
@@ -1207,7 +1209,7 @@
                 <w:noProof/>
                 <w:webHidden/>
               </w:rPr>
-              <w:instrText xml:space="preserve"> PAGEREF _Toc212637728 \h </w:instrText>
+              <w:instrText xml:space="preserve"> PAGEREF _Toc218680469 \h </w:instrText>
             </w:r>
             <w:r>
               <w:rPr>
@@ -1254,7 +1256,7 @@
               <w14:ligatures w14:val="standardContextual"/>
             </w:rPr>
           </w:pPr>
-          <w:hyperlink w:anchor="_Toc212637729" w:history="1">
+          <w:hyperlink w:anchor="_Toc218680470" w:history="1">
             <w:r>
               <w:rPr>
                 <w:rStyle w:val="Hyperlink"/>
@@ -1281,7 +1283,7 @@
                 <w:noProof/>
                 <w:webHidden/>
               </w:rPr>
-              <w:instrText xml:space="preserve"> PAGEREF _Toc212637729 \h </w:instrText>
+              <w:instrText xml:space="preserve"> PAGEREF _Toc218680470 \h </w:instrText>
             </w:r>
             <w:r>
               <w:rPr>
@@ -1328,7 +1330,7 @@
               <w14:ligatures w14:val="standardContextual"/>
             </w:rPr>
           </w:pPr>
-          <w:hyperlink w:anchor="_Toc212637730" w:history="1">
+          <w:hyperlink w:anchor="_Toc218680471" w:history="1">
             <w:r>
               <w:rPr>
                 <w:rStyle w:val="Hyperlink"/>
@@ -1355,7 +1357,7 @@
                 <w:noProof/>
                 <w:webHidden/>
               </w:rPr>
-              <w:instrText xml:space="preserve"> PAGEREF _Toc212637730 \h </w:instrText>
+              <w:instrText xml:space="preserve"> PAGEREF _Toc218680471 \h </w:instrText>
             </w:r>
             <w:r>
               <w:rPr>
@@ -1402,7 +1404,7 @@
               <w14:ligatures w14:val="standardContextual"/>
             </w:rPr>
           </w:pPr>
-          <w:hyperlink w:anchor="_Toc212637731" w:history="1">
+          <w:hyperlink w:anchor="_Toc218680472" w:history="1">
             <w:r>
               <w:rPr>
                 <w:rStyle w:val="Hyperlink"/>
@@ -1429,7 +1431,7 @@
                 <w:noProof/>
                 <w:webHidden/>
               </w:rPr>
-              <w:instrText xml:space="preserve"> PAGEREF _Toc212637731 \h </w:instrText>
+              <w:instrText xml:space="preserve"> PAGEREF _Toc218680472 \h </w:instrText>
             </w:r>
             <w:r>
               <w:rPr>
@@ -1476,7 +1478,7 @@
               <w14:ligatures w14:val="standardContextual"/>
             </w:rPr>
           </w:pPr>
-          <w:hyperlink w:anchor="_Toc212637732" w:history="1">
+          <w:hyperlink w:anchor="_Toc218680473" w:history="1">
             <w:r>
               <w:rPr>
                 <w:rStyle w:val="Hyperlink"/>
@@ -1503,7 +1505,7 @@
                 <w:noProof/>
                 <w:webHidden/>
               </w:rPr>
-              <w:instrText xml:space="preserve"> PAGEREF _Toc212637732 \h </w:instrText>
+              <w:instrText xml:space="preserve"> PAGEREF _Toc218680473 \h </w:instrText>
             </w:r>
             <w:r>
               <w:rPr>
@@ -1523,7 +1525,7 @@
                 <w:noProof/>
                 <w:webHidden/>
               </w:rPr>
-              <w:t>4</w:t>
+              <w:t>5</w:t>
             </w:r>
             <w:r>
               <w:rPr>
@@ -1550,7 +1552,7 @@
               <w14:ligatures w14:val="standardContextual"/>
             </w:rPr>
           </w:pPr>
-          <w:hyperlink w:anchor="_Toc212637733" w:history="1">
+          <w:hyperlink w:anchor="_Toc218680474" w:history="1">
             <w:r>
               <w:rPr>
                 <w:rStyle w:val="Hyperlink"/>
@@ -1577,7 +1579,7 @@
                 <w:noProof/>
                 <w:webHidden/>
               </w:rPr>
-              <w:instrText xml:space="preserve"> PAGEREF _Toc212637733 \h </w:instrText>
+              <w:instrText xml:space="preserve"> PAGEREF _Toc218680474 \h </w:instrText>
             </w:r>
             <w:r>
               <w:rPr>
@@ -1624,7 +1626,7 @@
               <w14:ligatures w14:val="standardContextual"/>
             </w:rPr>
           </w:pPr>
-          <w:hyperlink w:anchor="_Toc212637734" w:history="1">
+          <w:hyperlink w:anchor="_Toc218680475" w:history="1">
             <w:r>
               <w:rPr>
                 <w:rStyle w:val="Hyperlink"/>
@@ -1652,7 +1654,7 @@
                 <w:noProof/>
                 <w:webHidden/>
               </w:rPr>
-              <w:instrText xml:space="preserve"> PAGEREF _Toc212637734 \h </w:instrText>
+              <w:instrText xml:space="preserve"> PAGEREF _Toc218680475 \h </w:instrText>
             </w:r>
             <w:r>
               <w:rPr>
@@ -1699,7 +1701,7 @@
               <w14:ligatures w14:val="standardContextual"/>
             </w:rPr>
           </w:pPr>
-          <w:hyperlink w:anchor="_Toc212637735" w:history="1">
+          <w:hyperlink w:anchor="_Toc218680476" w:history="1">
             <w:r>
               <w:rPr>
                 <w:rStyle w:val="Hyperlink"/>
@@ -1727,7 +1729,7 @@
                 <w:noProof/>
                 <w:webHidden/>
               </w:rPr>
-              <w:instrText xml:space="preserve"> PAGEREF _Toc212637735 \h </w:instrText>
+              <w:instrText xml:space="preserve"> PAGEREF _Toc218680476 \h </w:instrText>
             </w:r>
             <w:r>
               <w:rPr>
@@ -1774,7 +1776,7 @@
               <w14:ligatures w14:val="standardContextual"/>
             </w:rPr>
           </w:pPr>
-          <w:hyperlink w:anchor="_Toc212637736" w:history="1">
+          <w:hyperlink w:anchor="_Toc218680477" w:history="1">
             <w:r>
               <w:rPr>
                 <w:rStyle w:val="Hyperlink"/>
@@ -1801,7 +1803,7 @@
                 <w:noProof/>
                 <w:webHidden/>
               </w:rPr>
-              <w:instrText xml:space="preserve"> PAGEREF _Toc212637736 \h </w:instrText>
+              <w:instrText xml:space="preserve"> PAGEREF _Toc218680477 \h </w:instrText>
             </w:r>
             <w:r>
               <w:rPr>
@@ -1848,7 +1850,7 @@
               <w14:ligatures w14:val="standardContextual"/>
             </w:rPr>
           </w:pPr>
-          <w:hyperlink w:anchor="_Toc212637737" w:history="1">
+          <w:hyperlink w:anchor="_Toc218680478" w:history="1">
             <w:r>
               <w:rPr>
                 <w:rStyle w:val="Hyperlink"/>
@@ -1875,7 +1877,7 @@
                 <w:noProof/>
                 <w:webHidden/>
               </w:rPr>
-              <w:instrText xml:space="preserve"> PAGEREF _Toc212637737 \h </w:instrText>
+              <w:instrText xml:space="preserve"> PAGEREF _Toc218680478 \h </w:instrText>
             </w:r>
             <w:r>
               <w:rPr>
@@ -1895,7 +1897,7 @@
                 <w:noProof/>
                 <w:webHidden/>
               </w:rPr>
-              <w:t>12</w:t>
+              <w:t>11</w:t>
             </w:r>
             <w:r>
               <w:rPr>
@@ -1922,14 +1924,13 @@
               <w14:ligatures w14:val="standardContextual"/>
             </w:rPr>
           </w:pPr>
-          <w:hyperlink w:anchor="_Toc212637738" w:history="1">
+          <w:hyperlink w:anchor="_Toc218680479" w:history="1">
             <w:r>
               <w:rPr>
                 <w:rStyle w:val="Hyperlink"/>
                 <w:noProof/>
-                <w:lang w:val="id-ID"/>
-              </w:rPr>
-              <w:t>KESIMPULAN (BAB I – III)</w:t>
+              </w:rPr>
+              <w:t>BAB IV</w:t>
             </w:r>
             <w:r>
               <w:rPr>
@@ -1950,7 +1951,7 @@
                 <w:noProof/>
                 <w:webHidden/>
               </w:rPr>
-              <w:instrText xml:space="preserve"> PAGEREF _Toc212637738 \h </w:instrText>
+              <w:instrText xml:space="preserve"> PAGEREF _Toc218680479 \h </w:instrText>
             </w:r>
             <w:r>
               <w:rPr>
@@ -1970,7 +1971,7 @@
                 <w:noProof/>
                 <w:webHidden/>
               </w:rPr>
-              <w:t>13</w:t>
+              <w:t>11</w:t>
             </w:r>
             <w:r>
               <w:rPr>
@@ -1997,13 +1998,808 @@
               <w14:ligatures w14:val="standardContextual"/>
             </w:rPr>
           </w:pPr>
-          <w:hyperlink w:anchor="_Toc212637739" w:history="1">
+          <w:hyperlink w:anchor="_Toc218680480" w:history="1">
             <w:r>
               <w:rPr>
                 <w:rStyle w:val="Hyperlink"/>
                 <w:noProof/>
                 <w:lang w:val="id-ID"/>
               </w:rPr>
+              <w:t>PEMILIHAN DAN RANCANGAN KONTROL KEAMANAN INFORMASI</w:t>
+            </w:r>
+            <w:r>
+              <w:rPr>
+                <w:noProof/>
+                <w:webHidden/>
+              </w:rPr>
+              <w:tab/>
+            </w:r>
+            <w:r>
+              <w:rPr>
+                <w:noProof/>
+                <w:webHidden/>
+              </w:rPr>
+              <w:fldChar w:fldCharType="begin"/>
+            </w:r>
+            <w:r>
+              <w:rPr>
+                <w:noProof/>
+                <w:webHidden/>
+              </w:rPr>
+              <w:instrText xml:space="preserve"> PAGEREF _Toc218680480 \h </w:instrText>
+            </w:r>
+            <w:r>
+              <w:rPr>
+                <w:noProof/>
+                <w:webHidden/>
+              </w:rPr>
+            </w:r>
+            <w:r>
+              <w:rPr>
+                <w:noProof/>
+                <w:webHidden/>
+              </w:rPr>
+              <w:fldChar w:fldCharType="separate"/>
+            </w:r>
+            <w:r>
+              <w:rPr>
+                <w:noProof/>
+                <w:webHidden/>
+              </w:rPr>
+              <w:t>11</w:t>
+            </w:r>
+            <w:r>
+              <w:rPr>
+                <w:noProof/>
+                <w:webHidden/>
+              </w:rPr>
+              <w:fldChar w:fldCharType="end"/>
+            </w:r>
+          </w:hyperlink>
+        </w:p>
+        <w:p>
+          <w:pPr>
+            <w:pStyle w:val="TOC2"/>
+            <w:tabs>
+              <w:tab w:val="right" w:leader="dot" w:pos="9016"/>
+            </w:tabs>
+            <w:rPr>
+              <w:noProof/>
+            </w:rPr>
+          </w:pPr>
+          <w:hyperlink w:anchor="_Toc218680481" w:history="1">
+            <w:r>
+              <w:rPr>
+                <w:rStyle w:val="Hyperlink"/>
+                <w:noProof/>
+                <w:lang w:val="id-ID"/>
+              </w:rPr>
+              <w:t>4.1. Daftar Kontrol Keamanan yang Dipilih</w:t>
+            </w:r>
+            <w:r>
+              <w:rPr>
+                <w:noProof/>
+                <w:webHidden/>
+              </w:rPr>
+              <w:tab/>
+            </w:r>
+            <w:r>
+              <w:rPr>
+                <w:noProof/>
+                <w:webHidden/>
+              </w:rPr>
+              <w:fldChar w:fldCharType="begin"/>
+            </w:r>
+            <w:r>
+              <w:rPr>
+                <w:noProof/>
+                <w:webHidden/>
+              </w:rPr>
+              <w:instrText xml:space="preserve"> PAGEREF _Toc218680481 \h </w:instrText>
+            </w:r>
+            <w:r>
+              <w:rPr>
+                <w:noProof/>
+                <w:webHidden/>
+              </w:rPr>
+            </w:r>
+            <w:r>
+              <w:rPr>
+                <w:noProof/>
+                <w:webHidden/>
+              </w:rPr>
+              <w:fldChar w:fldCharType="separate"/>
+            </w:r>
+            <w:r>
+              <w:rPr>
+                <w:noProof/>
+                <w:webHidden/>
+              </w:rPr>
+              <w:t>11</w:t>
+            </w:r>
+            <w:r>
+              <w:rPr>
+                <w:noProof/>
+                <w:webHidden/>
+              </w:rPr>
+              <w:fldChar w:fldCharType="end"/>
+            </w:r>
+          </w:hyperlink>
+        </w:p>
+        <w:p>
+          <w:pPr>
+            <w:pStyle w:val="TOC1"/>
+            <w:tabs>
+              <w:tab w:val="right" w:leader="dot" w:pos="9016"/>
+            </w:tabs>
+            <w:rPr>
+              <w:rFonts w:asciiTheme="minorHAnsi" w:hAnsiTheme="minorHAnsi"/>
+              <w:noProof/>
+              <w:kern w:val="2"/>
+              <w:sz w:val="24"/>
+              <w:szCs w:val="24"/>
+              <w:lang w:val="id-ID" w:eastAsia="id-ID"/>
+              <w14:ligatures w14:val="standardContextual"/>
+            </w:rPr>
+          </w:pPr>
+          <w:hyperlink w:anchor="_Toc218680482" w:history="1">
+            <w:r>
+              <w:rPr>
+                <w:rStyle w:val="Hyperlink"/>
+                <w:noProof/>
+                <w:lang w:val="id-ID"/>
+              </w:rPr>
+              <w:t>BAB V</w:t>
+            </w:r>
+            <w:r>
+              <w:rPr>
+                <w:noProof/>
+                <w:webHidden/>
+              </w:rPr>
+              <w:tab/>
+            </w:r>
+            <w:r>
+              <w:rPr>
+                <w:noProof/>
+                <w:webHidden/>
+              </w:rPr>
+              <w:fldChar w:fldCharType="begin"/>
+            </w:r>
+            <w:r>
+              <w:rPr>
+                <w:noProof/>
+                <w:webHidden/>
+              </w:rPr>
+              <w:instrText xml:space="preserve"> PAGEREF _Toc218680482 \h </w:instrText>
+            </w:r>
+            <w:r>
+              <w:rPr>
+                <w:noProof/>
+                <w:webHidden/>
+              </w:rPr>
+            </w:r>
+            <w:r>
+              <w:rPr>
+                <w:noProof/>
+                <w:webHidden/>
+              </w:rPr>
+              <w:fldChar w:fldCharType="separate"/>
+            </w:r>
+            <w:r>
+              <w:rPr>
+                <w:noProof/>
+                <w:webHidden/>
+              </w:rPr>
+              <w:t>13</w:t>
+            </w:r>
+            <w:r>
+              <w:rPr>
+                <w:noProof/>
+                <w:webHidden/>
+              </w:rPr>
+              <w:fldChar w:fldCharType="end"/>
+            </w:r>
+          </w:hyperlink>
+        </w:p>
+        <w:p>
+          <w:pPr>
+            <w:pStyle w:val="TOC1"/>
+            <w:tabs>
+              <w:tab w:val="right" w:leader="dot" w:pos="9016"/>
+            </w:tabs>
+            <w:rPr>
+              <w:rFonts w:asciiTheme="minorHAnsi" w:hAnsiTheme="minorHAnsi"/>
+              <w:noProof/>
+              <w:kern w:val="2"/>
+              <w:sz w:val="24"/>
+              <w:szCs w:val="24"/>
+              <w:lang w:val="id-ID" w:eastAsia="id-ID"/>
+              <w14:ligatures w14:val="standardContextual"/>
+            </w:rPr>
+          </w:pPr>
+          <w:hyperlink w:anchor="_Toc218680483" w:history="1">
+            <w:r>
+              <w:rPr>
+                <w:rStyle w:val="Hyperlink"/>
+                <w:noProof/>
+                <w:lang w:val="id-ID"/>
+              </w:rPr>
+              <w:t>RANCANGAN DOKUMEN UTAMA SMKI</w:t>
+            </w:r>
+            <w:r>
+              <w:rPr>
+                <w:noProof/>
+                <w:webHidden/>
+              </w:rPr>
+              <w:tab/>
+            </w:r>
+            <w:r>
+              <w:rPr>
+                <w:noProof/>
+                <w:webHidden/>
+              </w:rPr>
+              <w:fldChar w:fldCharType="begin"/>
+            </w:r>
+            <w:r>
+              <w:rPr>
+                <w:noProof/>
+                <w:webHidden/>
+              </w:rPr>
+              <w:instrText xml:space="preserve"> PAGEREF _Toc218680483 \h </w:instrText>
+            </w:r>
+            <w:r>
+              <w:rPr>
+                <w:noProof/>
+                <w:webHidden/>
+              </w:rPr>
+            </w:r>
+            <w:r>
+              <w:rPr>
+                <w:noProof/>
+                <w:webHidden/>
+              </w:rPr>
+              <w:fldChar w:fldCharType="separate"/>
+            </w:r>
+            <w:r>
+              <w:rPr>
+                <w:noProof/>
+                <w:webHidden/>
+              </w:rPr>
+              <w:t>13</w:t>
+            </w:r>
+            <w:r>
+              <w:rPr>
+                <w:noProof/>
+                <w:webHidden/>
+              </w:rPr>
+              <w:fldChar w:fldCharType="end"/>
+            </w:r>
+          </w:hyperlink>
+        </w:p>
+        <w:p>
+          <w:pPr>
+            <w:pStyle w:val="TOC2"/>
+            <w:tabs>
+              <w:tab w:val="right" w:leader="dot" w:pos="9016"/>
+            </w:tabs>
+            <w:rPr>
+              <w:noProof/>
+            </w:rPr>
+          </w:pPr>
+          <w:hyperlink w:anchor="_Toc218680484" w:history="1">
+            <w:r>
+              <w:rPr>
+                <w:rStyle w:val="Hyperlink"/>
+                <w:noProof/>
+                <w:lang w:val="id-ID"/>
+              </w:rPr>
+              <w:t>5.1. Kebijakan Keamanan Informasi (Information Security Policy)</w:t>
+            </w:r>
+            <w:r>
+              <w:rPr>
+                <w:noProof/>
+                <w:webHidden/>
+              </w:rPr>
+              <w:tab/>
+            </w:r>
+            <w:r>
+              <w:rPr>
+                <w:noProof/>
+                <w:webHidden/>
+              </w:rPr>
+              <w:fldChar w:fldCharType="begin"/>
+            </w:r>
+            <w:r>
+              <w:rPr>
+                <w:noProof/>
+                <w:webHidden/>
+              </w:rPr>
+              <w:instrText xml:space="preserve"> PAGEREF _Toc218680484 \h </w:instrText>
+            </w:r>
+            <w:r>
+              <w:rPr>
+                <w:noProof/>
+                <w:webHidden/>
+              </w:rPr>
+            </w:r>
+            <w:r>
+              <w:rPr>
+                <w:noProof/>
+                <w:webHidden/>
+              </w:rPr>
+              <w:fldChar w:fldCharType="separate"/>
+            </w:r>
+            <w:r>
+              <w:rPr>
+                <w:noProof/>
+                <w:webHidden/>
+              </w:rPr>
+              <w:t>13</w:t>
+            </w:r>
+            <w:r>
+              <w:rPr>
+                <w:noProof/>
+                <w:webHidden/>
+              </w:rPr>
+              <w:fldChar w:fldCharType="end"/>
+            </w:r>
+          </w:hyperlink>
+        </w:p>
+        <w:p>
+          <w:pPr>
+            <w:pStyle w:val="TOC2"/>
+            <w:tabs>
+              <w:tab w:val="right" w:leader="dot" w:pos="9016"/>
+            </w:tabs>
+            <w:rPr>
+              <w:noProof/>
+            </w:rPr>
+          </w:pPr>
+          <w:hyperlink w:anchor="_Toc218680485" w:history="1">
+            <w:r>
+              <w:rPr>
+                <w:rStyle w:val="Hyperlink"/>
+                <w:noProof/>
+                <w:lang w:val="id-ID"/>
+              </w:rPr>
+              <w:t>5.2. Tujuan Keamanan Informasi (Information Security Objectives)</w:t>
+            </w:r>
+            <w:r>
+              <w:rPr>
+                <w:noProof/>
+                <w:webHidden/>
+              </w:rPr>
+              <w:tab/>
+            </w:r>
+            <w:r>
+              <w:rPr>
+                <w:noProof/>
+                <w:webHidden/>
+              </w:rPr>
+              <w:fldChar w:fldCharType="begin"/>
+            </w:r>
+            <w:r>
+              <w:rPr>
+                <w:noProof/>
+                <w:webHidden/>
+              </w:rPr>
+              <w:instrText xml:space="preserve"> PAGEREF _Toc218680485 \h </w:instrText>
+            </w:r>
+            <w:r>
+              <w:rPr>
+                <w:noProof/>
+                <w:webHidden/>
+              </w:rPr>
+            </w:r>
+            <w:r>
+              <w:rPr>
+                <w:noProof/>
+                <w:webHidden/>
+              </w:rPr>
+              <w:fldChar w:fldCharType="separate"/>
+            </w:r>
+            <w:r>
+              <w:rPr>
+                <w:noProof/>
+                <w:webHidden/>
+              </w:rPr>
+              <w:t>14</w:t>
+            </w:r>
+            <w:r>
+              <w:rPr>
+                <w:noProof/>
+                <w:webHidden/>
+              </w:rPr>
+              <w:fldChar w:fldCharType="end"/>
+            </w:r>
+          </w:hyperlink>
+        </w:p>
+        <w:p>
+          <w:pPr>
+            <w:pStyle w:val="TOC1"/>
+            <w:tabs>
+              <w:tab w:val="right" w:leader="dot" w:pos="9016"/>
+            </w:tabs>
+            <w:rPr>
+              <w:rFonts w:asciiTheme="minorHAnsi" w:hAnsiTheme="minorHAnsi"/>
+              <w:noProof/>
+              <w:kern w:val="2"/>
+              <w:sz w:val="24"/>
+              <w:szCs w:val="24"/>
+              <w:lang w:val="id-ID" w:eastAsia="id-ID"/>
+              <w14:ligatures w14:val="standardContextual"/>
+            </w:rPr>
+          </w:pPr>
+          <w:hyperlink w:anchor="_Toc218680486" w:history="1">
+            <w:r>
+              <w:rPr>
+                <w:rStyle w:val="Hyperlink"/>
+                <w:noProof/>
+                <w:lang w:val="id-ID"/>
+              </w:rPr>
+              <w:t>BAB VI</w:t>
+            </w:r>
+            <w:r>
+              <w:rPr>
+                <w:noProof/>
+                <w:webHidden/>
+              </w:rPr>
+              <w:tab/>
+            </w:r>
+            <w:r>
+              <w:rPr>
+                <w:noProof/>
+                <w:webHidden/>
+              </w:rPr>
+              <w:fldChar w:fldCharType="begin"/>
+            </w:r>
+            <w:r>
+              <w:rPr>
+                <w:noProof/>
+                <w:webHidden/>
+              </w:rPr>
+              <w:instrText xml:space="preserve"> PAGEREF _Toc218680486 \h </w:instrText>
+            </w:r>
+            <w:r>
+              <w:rPr>
+                <w:noProof/>
+                <w:webHidden/>
+              </w:rPr>
+            </w:r>
+            <w:r>
+              <w:rPr>
+                <w:noProof/>
+                <w:webHidden/>
+              </w:rPr>
+              <w:fldChar w:fldCharType="separate"/>
+            </w:r>
+            <w:r>
+              <w:rPr>
+                <w:noProof/>
+                <w:webHidden/>
+              </w:rPr>
+              <w:t>15</w:t>
+            </w:r>
+            <w:r>
+              <w:rPr>
+                <w:noProof/>
+                <w:webHidden/>
+              </w:rPr>
+              <w:fldChar w:fldCharType="end"/>
+            </w:r>
+          </w:hyperlink>
+        </w:p>
+        <w:p>
+          <w:pPr>
+            <w:pStyle w:val="TOC1"/>
+            <w:tabs>
+              <w:tab w:val="right" w:leader="dot" w:pos="9016"/>
+            </w:tabs>
+            <w:rPr>
+              <w:rFonts w:asciiTheme="minorHAnsi" w:hAnsiTheme="minorHAnsi"/>
+              <w:noProof/>
+              <w:kern w:val="2"/>
+              <w:sz w:val="24"/>
+              <w:szCs w:val="24"/>
+              <w:lang w:val="id-ID" w:eastAsia="id-ID"/>
+              <w14:ligatures w14:val="standardContextual"/>
+            </w:rPr>
+          </w:pPr>
+          <w:hyperlink w:anchor="_Toc218680487" w:history="1">
+            <w:r>
+              <w:rPr>
+                <w:rStyle w:val="Hyperlink"/>
+                <w:noProof/>
+                <w:lang w:val="id-ID"/>
+              </w:rPr>
+              <w:t>KESIMPULAN DAN REKOMENDASI</w:t>
+            </w:r>
+            <w:r>
+              <w:rPr>
+                <w:noProof/>
+                <w:webHidden/>
+              </w:rPr>
+              <w:tab/>
+            </w:r>
+            <w:r>
+              <w:rPr>
+                <w:noProof/>
+                <w:webHidden/>
+              </w:rPr>
+              <w:fldChar w:fldCharType="begin"/>
+            </w:r>
+            <w:r>
+              <w:rPr>
+                <w:noProof/>
+                <w:webHidden/>
+              </w:rPr>
+              <w:instrText xml:space="preserve"> PAGEREF _Toc218680487 \h </w:instrText>
+            </w:r>
+            <w:r>
+              <w:rPr>
+                <w:noProof/>
+                <w:webHidden/>
+              </w:rPr>
+            </w:r>
+            <w:r>
+              <w:rPr>
+                <w:noProof/>
+                <w:webHidden/>
+              </w:rPr>
+              <w:fldChar w:fldCharType="separate"/>
+            </w:r>
+            <w:r>
+              <w:rPr>
+                <w:noProof/>
+                <w:webHidden/>
+              </w:rPr>
+              <w:t>15</w:t>
+            </w:r>
+            <w:r>
+              <w:rPr>
+                <w:noProof/>
+                <w:webHidden/>
+              </w:rPr>
+              <w:fldChar w:fldCharType="end"/>
+            </w:r>
+          </w:hyperlink>
+        </w:p>
+        <w:p>
+          <w:pPr>
+            <w:pStyle w:val="TOC2"/>
+            <w:tabs>
+              <w:tab w:val="right" w:leader="dot" w:pos="9016"/>
+            </w:tabs>
+            <w:rPr>
+              <w:noProof/>
+            </w:rPr>
+          </w:pPr>
+          <w:hyperlink w:anchor="_Toc218680488" w:history="1">
+            <w:r>
+              <w:rPr>
+                <w:rStyle w:val="Hyperlink"/>
+                <w:noProof/>
+                <w:lang w:val="id-ID"/>
+              </w:rPr>
+              <w:t>6.1. Kesimpulan</w:t>
+            </w:r>
+            <w:r>
+              <w:rPr>
+                <w:noProof/>
+                <w:webHidden/>
+              </w:rPr>
+              <w:tab/>
+            </w:r>
+            <w:r>
+              <w:rPr>
+                <w:noProof/>
+                <w:webHidden/>
+              </w:rPr>
+              <w:fldChar w:fldCharType="begin"/>
+            </w:r>
+            <w:r>
+              <w:rPr>
+                <w:noProof/>
+                <w:webHidden/>
+              </w:rPr>
+              <w:instrText xml:space="preserve"> PAGEREF _Toc218680488 \h </w:instrText>
+            </w:r>
+            <w:r>
+              <w:rPr>
+                <w:noProof/>
+                <w:webHidden/>
+              </w:rPr>
+            </w:r>
+            <w:r>
+              <w:rPr>
+                <w:noProof/>
+                <w:webHidden/>
+              </w:rPr>
+              <w:fldChar w:fldCharType="separate"/>
+            </w:r>
+            <w:r>
+              <w:rPr>
+                <w:noProof/>
+                <w:webHidden/>
+              </w:rPr>
+              <w:t>15</w:t>
+            </w:r>
+            <w:r>
+              <w:rPr>
+                <w:noProof/>
+                <w:webHidden/>
+              </w:rPr>
+              <w:fldChar w:fldCharType="end"/>
+            </w:r>
+          </w:hyperlink>
+        </w:p>
+        <w:p>
+          <w:pPr>
+            <w:pStyle w:val="TOC2"/>
+            <w:tabs>
+              <w:tab w:val="right" w:leader="dot" w:pos="9016"/>
+            </w:tabs>
+            <w:rPr>
+              <w:noProof/>
+            </w:rPr>
+          </w:pPr>
+          <w:hyperlink w:anchor="_Toc218680489" w:history="1">
+            <w:r>
+              <w:rPr>
+                <w:rStyle w:val="Hyperlink"/>
+                <w:noProof/>
+                <w:lang w:val="id-ID"/>
+              </w:rPr>
+              <w:t>6.2. Rekomendasi</w:t>
+            </w:r>
+            <w:r>
+              <w:rPr>
+                <w:noProof/>
+                <w:webHidden/>
+              </w:rPr>
+              <w:tab/>
+            </w:r>
+            <w:r>
+              <w:rPr>
+                <w:noProof/>
+                <w:webHidden/>
+              </w:rPr>
+              <w:fldChar w:fldCharType="begin"/>
+            </w:r>
+            <w:r>
+              <w:rPr>
+                <w:noProof/>
+                <w:webHidden/>
+              </w:rPr>
+              <w:instrText xml:space="preserve"> PAGEREF _Toc218680489 \h </w:instrText>
+            </w:r>
+            <w:r>
+              <w:rPr>
+                <w:noProof/>
+                <w:webHidden/>
+              </w:rPr>
+            </w:r>
+            <w:r>
+              <w:rPr>
+                <w:noProof/>
+                <w:webHidden/>
+              </w:rPr>
+              <w:fldChar w:fldCharType="separate"/>
+            </w:r>
+            <w:r>
+              <w:rPr>
+                <w:noProof/>
+                <w:webHidden/>
+              </w:rPr>
+              <w:t>15</w:t>
+            </w:r>
+            <w:r>
+              <w:rPr>
+                <w:noProof/>
+                <w:webHidden/>
+              </w:rPr>
+              <w:fldChar w:fldCharType="end"/>
+            </w:r>
+          </w:hyperlink>
+        </w:p>
+        <w:p>
+          <w:pPr>
+            <w:pStyle w:val="TOC1"/>
+            <w:tabs>
+              <w:tab w:val="right" w:leader="dot" w:pos="9016"/>
+            </w:tabs>
+            <w:rPr>
+              <w:rFonts w:asciiTheme="minorHAnsi" w:hAnsiTheme="minorHAnsi"/>
+              <w:noProof/>
+              <w:kern w:val="2"/>
+              <w:sz w:val="24"/>
+              <w:szCs w:val="24"/>
+              <w:lang w:val="id-ID" w:eastAsia="id-ID"/>
+              <w14:ligatures w14:val="standardContextual"/>
+            </w:rPr>
+          </w:pPr>
+          <w:hyperlink w:anchor="_Toc218680490" w:history="1">
+            <w:r>
+              <w:rPr>
+                <w:rStyle w:val="Hyperlink"/>
+                <w:noProof/>
+                <w:lang w:val="id-ID"/>
+              </w:rPr>
+              <w:t>KESIMPULAN (BAB I – VI)</w:t>
+            </w:r>
+            <w:r>
+              <w:rPr>
+                <w:noProof/>
+                <w:webHidden/>
+              </w:rPr>
+              <w:tab/>
+            </w:r>
+            <w:r>
+              <w:rPr>
+                <w:noProof/>
+                <w:webHidden/>
+              </w:rPr>
+              <w:fldChar w:fldCharType="begin"/>
+            </w:r>
+            <w:r>
+              <w:rPr>
+                <w:noProof/>
+                <w:webHidden/>
+              </w:rPr>
+              <w:instrText xml:space="preserve"> PAGEREF _Toc218680490 \h </w:instrText>
+            </w:r>
+            <w:r>
+              <w:rPr>
+                <w:noProof/>
+                <w:webHidden/>
+              </w:rPr>
+            </w:r>
+            <w:r>
+              <w:rPr>
+                <w:noProof/>
+                <w:webHidden/>
+              </w:rPr>
+              <w:fldChar w:fldCharType="separate"/>
+            </w:r>
+            <w:r>
+              <w:rPr>
+                <w:noProof/>
+                <w:webHidden/>
+              </w:rPr>
+              <w:t>16</w:t>
+            </w:r>
+            <w:r>
+              <w:rPr>
+                <w:noProof/>
+                <w:webHidden/>
+              </w:rPr>
+              <w:fldChar w:fldCharType="end"/>
+            </w:r>
+          </w:hyperlink>
+        </w:p>
+        <w:p>
+          <w:pPr>
+            <w:pStyle w:val="TOC1"/>
+            <w:tabs>
+              <w:tab w:val="right" w:leader="dot" w:pos="9016"/>
+            </w:tabs>
+            <w:rPr>
+              <w:rFonts w:asciiTheme="minorHAnsi" w:hAnsiTheme="minorHAnsi"/>
+              <w:noProof/>
+              <w:kern w:val="2"/>
+              <w:sz w:val="24"/>
+              <w:szCs w:val="24"/>
+              <w:lang w:val="id-ID" w:eastAsia="id-ID"/>
+              <w14:ligatures w14:val="standardContextual"/>
+            </w:rPr>
+          </w:pPr>
+          <w:hyperlink w:anchor="_Toc218680491" w:history="1">
+            <w:r>
+              <w:rPr>
+                <w:rStyle w:val="Hyperlink"/>
+                <w:noProof/>
+                <w:lang w:val="id-ID"/>
+              </w:rPr>
               <w:t>DAFTAR PUSTAKA</w:t>
             </w:r>
             <w:r>
@@ -2025,7 +2821,7 @@
                 <w:noProof/>
                 <w:webHidden/>
               </w:rPr>
-              <w:instrText xml:space="preserve"> PAGEREF _Toc212637739 \h </w:instrText>
+              <w:instrText xml:space="preserve"> PAGEREF _Toc218680491 \h </w:instrText>
             </w:r>
             <w:r>
               <w:rPr>
@@ -2045,7 +2841,7 @@
                 <w:noProof/>
                 <w:webHidden/>
               </w:rPr>
-              <w:t>14</w:t>
+              <w:t>18</w:t>
             </w:r>
             <w:r>
               <w:rPr>
@@ -2062,6 +2858,7 @@
               <w:b/>
               <w:bCs/>
             </w:rPr>
+            <w:lastRenderedPageBreak/>
             <w:fldChar w:fldCharType="end"/>
           </w:r>
         </w:p>
@@ -2087,9 +2884,8 @@
       <w:pPr>
         <w:pStyle w:val="Judul1"/>
       </w:pPr>
-      <w:bookmarkStart w:id="1" w:name="_Toc212637720"/>
-      <w:r>
-        <w:lastRenderedPageBreak/>
+      <w:bookmarkStart w:id="1" w:name="_Toc218680461"/>
+      <w:r>
         <w:t>BAB I</w:t>
       </w:r>
       <w:bookmarkEnd w:id="1"/>
@@ -2098,7 +2894,7 @@
       <w:pPr>
         <w:pStyle w:val="Judul1"/>
       </w:pPr>
-      <w:bookmarkStart w:id="2" w:name="_Toc212637721"/>
+      <w:bookmarkStart w:id="2" w:name="_Toc218680462"/>
       <w:r>
         <w:t>PENDAHULUAN</w:t>
       </w:r>
@@ -2112,16 +2908,11 @@
           <w:numId w:val="0"/>
         </w:numPr>
       </w:pPr>
-      <w:bookmarkStart w:id="3" w:name="_Toc212637722"/>
-      <w:r>
-        <w:t xml:space="preserve">1.1. Latar </w:t>
-      </w:r>
-      <w:proofErr w:type="spellStart"/>
-      <w:r>
-        <w:t>Belakang</w:t>
+      <w:bookmarkStart w:id="3" w:name="_Toc218680463"/>
+      <w:r>
+        <w:t>1.1. Latar Belakang</w:t>
       </w:r>
       <w:bookmarkEnd w:id="3"/>
-      <w:proofErr w:type="spellEnd"/>
     </w:p>
     <w:p>
       <w:pPr>
@@ -2185,7 +2976,7 @@
           <w:numId w:val="0"/>
         </w:numPr>
       </w:pPr>
-      <w:bookmarkStart w:id="4" w:name="_Toc212637723"/>
+      <w:bookmarkStart w:id="4" w:name="_Toc218680464"/>
       <w:r>
         <w:t>1.2. Ruang Lingkup SMKI</w:t>
       </w:r>
@@ -2226,7 +3017,7 @@
           <w:numId w:val="0"/>
         </w:numPr>
       </w:pPr>
-      <w:bookmarkStart w:id="5" w:name="_Toc212637724"/>
+      <w:bookmarkStart w:id="5" w:name="_Toc218680465"/>
       <w:r>
         <w:t>1.3. Profil Organisasi PT. Karya Sehat Abadi</w:t>
       </w:r>
@@ -2238,7 +3029,7 @@
           <w:lang w:val="id-ID"/>
         </w:rPr>
       </w:pPr>
-      <w:bookmarkStart w:id="6" w:name="_Toc212637725"/>
+      <w:bookmarkStart w:id="6" w:name="_Toc218680466"/>
       <w:r>
         <w:rPr>
           <w:rStyle w:val="Judul3KAR"/>
@@ -2295,12 +3086,13 @@
           <w:lang w:val="id-ID"/>
         </w:rPr>
       </w:pPr>
-      <w:bookmarkStart w:id="7" w:name="_Toc212637726"/>
+      <w:bookmarkStart w:id="7" w:name="_Toc218680467"/>
       <w:r>
         <w:rPr>
           <w:rStyle w:val="Judul3KAR"/>
           <w:lang w:val="id-ID"/>
         </w:rPr>
+        <w:lastRenderedPageBreak/>
         <w:t>b. Struktur Organisasi Singkat</w:t>
       </w:r>
       <w:bookmarkEnd w:id="7"/>
@@ -2384,7 +3176,6 @@
           <w:bCs/>
           <w:lang w:val="id-ID"/>
         </w:rPr>
-        <w:lastRenderedPageBreak/>
         <w:t>Direktur Layanan dan Teknologi Informasi:</w:t>
       </w:r>
       <w:r>
@@ -2456,7 +3247,7 @@
           <w:lang w:val="id-ID"/>
         </w:rPr>
       </w:pPr>
-      <w:bookmarkStart w:id="8" w:name="_Toc212637727"/>
+      <w:bookmarkStart w:id="8" w:name="_Toc218680468"/>
       <w:r>
         <w:rPr>
           <w:rStyle w:val="Judul3KAR"/>
@@ -2679,7 +3470,7 @@
           <w:lang w:val="id-ID"/>
         </w:rPr>
       </w:pPr>
-      <w:bookmarkStart w:id="9" w:name="_Toc212637728"/>
+      <w:bookmarkStart w:id="9" w:name="_Toc218680469"/>
       <w:r>
         <w:rPr>
           <w:rStyle w:val="judul2KAR0"/>
@@ -2821,6 +3612,7 @@
           <w:bCs/>
           <w:lang w:val="id-ID"/>
         </w:rPr>
+        <w:lastRenderedPageBreak/>
         <w:t>Infrastruktur TI:</w:t>
       </w:r>
       <w:r>
@@ -2905,9 +3697,8 @@
           <w:numId w:val="0"/>
         </w:numPr>
       </w:pPr>
-      <w:bookmarkStart w:id="10" w:name="_Toc212637729"/>
-      <w:r>
-        <w:lastRenderedPageBreak/>
+      <w:bookmarkStart w:id="10" w:name="_Toc218680470"/>
+      <w:r>
         <w:t>BAB II</w:t>
       </w:r>
       <w:bookmarkEnd w:id="10"/>
@@ -2920,7 +3711,7 @@
           <w:numId w:val="0"/>
         </w:numPr>
       </w:pPr>
-      <w:bookmarkStart w:id="11" w:name="_Toc212637730"/>
+      <w:bookmarkStart w:id="11" w:name="_Toc218680471"/>
       <w:r>
         <w:t>ANALISIS KONTEKS ORGANISASI</w:t>
       </w:r>
@@ -2948,7 +3739,7 @@
           <w:numId w:val="0"/>
         </w:numPr>
       </w:pPr>
-      <w:bookmarkStart w:id="12" w:name="_Toc212637731"/>
+      <w:bookmarkStart w:id="12" w:name="_Toc218680472"/>
       <w:r>
         <w:t>2.1. Identifikasi Isu Internal dan Eksternal</w:t>
       </w:r>
@@ -3739,14 +4530,7 @@
               <w:rPr>
                 <w:lang w:val="id-ID"/>
               </w:rPr>
-              <w:t xml:space="preserve">) potensial </w:t>
-            </w:r>
-            <w:r>
-              <w:rPr>
-                <w:lang w:val="id-ID"/>
-              </w:rPr>
-              <w:lastRenderedPageBreak/>
-              <w:t>baru bagi penyerang jika tidak dikonfigurasi dan dipisahkan dengan aman.</w:t>
+              <w:t>) potensial baru bagi penyerang jika tidak dikonfigurasi dan dipisahkan dengan aman.</w:t>
             </w:r>
           </w:p>
         </w:tc>
@@ -3776,7 +4560,6 @@
                 <w:bCs/>
                 <w:lang w:val="id-ID"/>
               </w:rPr>
-              <w:lastRenderedPageBreak/>
               <w:t>Eksternal</w:t>
             </w:r>
           </w:p>
@@ -4275,7 +5058,7 @@
         </w:numPr>
         <w:ind w:left="717"/>
       </w:pPr>
-      <w:bookmarkStart w:id="13" w:name="_Toc212637732"/>
+      <w:bookmarkStart w:id="13" w:name="_Toc218680473"/>
       <w:r>
         <w:t>2.2. Identifikasi Pihak Berkepentingan dan Kebutuhan Mereka</w:t>
       </w:r>
@@ -4352,7 +5135,6 @@
           <w:bCs/>
           <w:lang w:val="id-ID"/>
         </w:rPr>
-        <w:lastRenderedPageBreak/>
         <w:t>Tabel 2.2. Identifikasi Pihak Berkepentingan dan Kebutuhan Keamanan Informasi</w:t>
       </w:r>
     </w:p>
@@ -4757,6 +5539,12 @@
                 <w:lang w:val="id-ID"/>
               </w:rPr>
               <w:br/>
+            </w:r>
+            <w:r>
+              <w:rPr>
+                <w:lang w:val="id-ID"/>
+              </w:rPr>
+              <w:lastRenderedPageBreak/>
               <w:t>- Prosedur kerja yang aman dan tidak menghambat produktivitas.</w:t>
             </w:r>
           </w:p>
@@ -4787,6 +5575,7 @@
                 <w:bCs/>
                 <w:lang w:val="id-ID"/>
               </w:rPr>
+              <w:lastRenderedPageBreak/>
               <w:t>Regulator &amp; Badan Akreditasi</w:t>
             </w:r>
             <w:r>
@@ -4902,12 +5691,6 @@
                 <w:lang w:val="id-ID"/>
               </w:rPr>
               <w:br/>
-            </w:r>
-            <w:r>
-              <w:rPr>
-                <w:lang w:val="id-ID"/>
-              </w:rPr>
-              <w:lastRenderedPageBreak/>
               <w:t>- Akses yang diberikan kepada mereka terbatas dan terkendali.</w:t>
             </w:r>
           </w:p>
@@ -4938,7 +5721,6 @@
                 <w:bCs/>
                 <w:lang w:val="id-ID"/>
               </w:rPr>
-              <w:lastRenderedPageBreak/>
               <w:t>Masyarakat Umum</w:t>
             </w:r>
           </w:p>
@@ -4989,7 +5771,7 @@
       <w:r>
         <w:t xml:space="preserve">           </w:t>
       </w:r>
-      <w:bookmarkStart w:id="14" w:name="_Toc212637733"/>
+      <w:bookmarkStart w:id="14" w:name="_Toc218680474"/>
       <w:r>
         <w:t>Kesimpulan Analisis Konteks:</w:t>
       </w:r>
@@ -5055,6 +5837,13 @@
     </w:p>
     <w:p>
       <w:pPr>
+        <w:rPr>
+          <w:lang w:val="id-ID"/>
+        </w:rPr>
+      </w:pPr>
+    </w:p>
+    <w:p>
+      <w:pPr>
         <w:ind w:left="717"/>
         <w:rPr>
           <w:lang w:val="id-ID"/>
@@ -5079,84 +5868,12 @@
     </w:p>
     <w:p>
       <w:pPr>
-        <w:ind w:left="717"/>
-        <w:rPr>
-          <w:lang w:val="id-ID"/>
-        </w:rPr>
-      </w:pPr>
-    </w:p>
-    <w:p>
-      <w:pPr>
-        <w:ind w:left="717"/>
-        <w:rPr>
-          <w:lang w:val="id-ID"/>
-        </w:rPr>
-      </w:pPr>
-    </w:p>
-    <w:p>
-      <w:pPr>
-        <w:ind w:left="717"/>
-        <w:rPr>
-          <w:lang w:val="id-ID"/>
-        </w:rPr>
-      </w:pPr>
-    </w:p>
-    <w:p>
-      <w:pPr>
-        <w:ind w:left="717"/>
-        <w:rPr>
-          <w:lang w:val="id-ID"/>
-        </w:rPr>
-      </w:pPr>
-    </w:p>
-    <w:p>
-      <w:pPr>
-        <w:ind w:left="717"/>
-        <w:rPr>
-          <w:lang w:val="id-ID"/>
-        </w:rPr>
-      </w:pPr>
-    </w:p>
-    <w:p>
-      <w:pPr>
-        <w:ind w:left="717"/>
-        <w:rPr>
-          <w:lang w:val="id-ID"/>
-        </w:rPr>
-      </w:pPr>
-    </w:p>
-    <w:p>
-      <w:pPr>
-        <w:ind w:left="717"/>
-        <w:rPr>
-          <w:lang w:val="id-ID"/>
-        </w:rPr>
-      </w:pPr>
-    </w:p>
-    <w:p>
-      <w:pPr>
-        <w:ind w:left="717"/>
-        <w:rPr>
-          <w:lang w:val="id-ID"/>
-        </w:rPr>
-      </w:pPr>
-    </w:p>
-    <w:p>
-      <w:pPr>
-        <w:ind w:left="717"/>
-        <w:rPr>
-          <w:lang w:val="id-ID"/>
-        </w:rPr>
-      </w:pPr>
-    </w:p>
-    <w:p>
-      <w:pPr>
         <w:pStyle w:val="Judul1"/>
         <w:rPr>
           <w:lang w:val="id-ID"/>
         </w:rPr>
       </w:pPr>
-      <w:bookmarkStart w:id="15" w:name="_Toc212637734"/>
+      <w:bookmarkStart w:id="15" w:name="_Toc218680475"/>
       <w:r>
         <w:rPr>
           <w:lang w:val="id-ID"/>
@@ -5173,7 +5890,7 @@
           <w:lang w:val="id-ID"/>
         </w:rPr>
       </w:pPr>
-      <w:bookmarkStart w:id="16" w:name="_Toc212637735"/>
+      <w:bookmarkStart w:id="16" w:name="_Toc218680476"/>
       <w:r>
         <w:rPr>
           <w:lang w:val="id-ID"/>
@@ -5233,7 +5950,7 @@
         </w:numPr>
         <w:ind w:left="717"/>
       </w:pPr>
-      <w:bookmarkStart w:id="17" w:name="_Toc212637736"/>
+      <w:bookmarkStart w:id="17" w:name="_Toc218680477"/>
       <w:r>
         <w:t>3.1. Metodologi Penilaian Risiko</w:t>
       </w:r>
@@ -8500,7 +9217,7 @@
         </w:numPr>
         <w:ind w:left="717"/>
       </w:pPr>
-      <w:bookmarkStart w:id="18" w:name="_Toc212637737"/>
+      <w:bookmarkStart w:id="18" w:name="_Toc218680478"/>
       <w:r>
         <w:t>3.3. Kesimpulan Penilaian Risiko</w:t>
       </w:r>
@@ -8618,147 +9335,177 @@
     </w:p>
     <w:p>
       <w:pPr>
+        <w:pStyle w:val="Judul1"/>
+      </w:pPr>
+      <w:bookmarkStart w:id="19" w:name="_Toc218680479"/>
+      <w:r>
+        <w:lastRenderedPageBreak/>
+        <w:t>BAB IV</w:t>
+      </w:r>
+      <w:bookmarkEnd w:id="19"/>
+    </w:p>
+    <w:p>
+      <w:pPr>
+        <w:pStyle w:val="Judul1"/>
+        <w:rPr>
+          <w:lang w:val="id-ID"/>
+        </w:rPr>
+      </w:pPr>
+      <w:bookmarkStart w:id="20" w:name="_Toc218680480"/>
+      <w:r>
+        <w:rPr>
+          <w:lang w:val="id-ID"/>
+        </w:rPr>
+        <w:t>PEMILIHAN DAN RANCANGAN KONTROL KEAMANAN INFORMASI</w:t>
+      </w:r>
+      <w:bookmarkEnd w:id="20"/>
+      <w:r>
+        <w:rPr>
+          <w:lang w:val="id-ID"/>
+        </w:rPr>
+        <w:t xml:space="preserve"> </w:t>
+      </w:r>
+    </w:p>
+    <w:p>
+      <w:pPr>
+        <w:rPr>
+          <w:lang w:val="id-ID"/>
+        </w:rPr>
+      </w:pPr>
+    </w:p>
+    <w:p>
+      <w:pPr>
         <w:ind w:left="717"/>
         <w:rPr>
           <w:lang w:val="id-ID"/>
         </w:rPr>
       </w:pPr>
-    </w:p>
-    <w:p>
-      <w:pPr>
-        <w:ind w:left="717"/>
-        <w:rPr>
-          <w:lang w:val="id-ID"/>
-        </w:rPr>
-      </w:pPr>
-    </w:p>
-    <w:p>
-      <w:pPr>
-        <w:ind w:left="717"/>
-        <w:rPr>
-          <w:lang w:val="id-ID"/>
-        </w:rPr>
-      </w:pPr>
-    </w:p>
-    <w:p>
-      <w:pPr>
-        <w:ind w:left="717"/>
-        <w:rPr>
-          <w:lang w:val="id-ID"/>
-        </w:rPr>
-      </w:pPr>
-    </w:p>
-    <w:p>
-      <w:pPr>
-        <w:ind w:left="717"/>
-        <w:rPr>
-          <w:lang w:val="id-ID"/>
-        </w:rPr>
-      </w:pPr>
-    </w:p>
-    <w:p>
-      <w:pPr>
-        <w:ind w:left="717"/>
-        <w:rPr>
-          <w:lang w:val="id-ID"/>
-        </w:rPr>
-      </w:pPr>
-    </w:p>
-    <w:p>
-      <w:pPr>
-        <w:ind w:left="717"/>
-        <w:rPr>
-          <w:lang w:val="id-ID"/>
-        </w:rPr>
-      </w:pPr>
-    </w:p>
-    <w:p>
-      <w:pPr>
-        <w:pStyle w:val="Judul1"/>
-        <w:rPr>
-          <w:lang w:val="id-ID"/>
-        </w:rPr>
-      </w:pPr>
-      <w:bookmarkStart w:id="19" w:name="_Toc212637738"/>
-      <w:r>
-        <w:rPr>
-          <w:lang w:val="id-ID"/>
-        </w:rPr>
-        <w:t>KESIMPULAN (BAB I – III)</w:t>
-      </w:r>
-      <w:bookmarkEnd w:id="19"/>
-    </w:p>
-    <w:p>
-      <w:pPr>
-        <w:rPr>
-          <w:lang w:val="id-ID"/>
-        </w:rPr>
-      </w:pPr>
-    </w:p>
-    <w:p>
-      <w:pPr>
-        <w:rPr>
-          <w:lang w:val="id-ID"/>
-        </w:rPr>
-      </w:pPr>
-      <w:r>
-        <w:rPr>
-          <w:lang w:val="id-ID"/>
-        </w:rPr>
-        <w:t>Berdasarkan analisis dan simulasi yang telah dilakukan pada Bab I hingga Bab III, dapat disimpulkan bahwa penerapan Sistem Manajemen Keamanan Informasi (SMKI) berbasis ISO/IEC 27001 merupakan sebuah keharusan strategis bagi PT. Karya Sehat Abadi untuk memastikan kelangsungan bisnis, kepatuhan regulasi, dan yang terpenting, menjaga kepercayaan pasien.</w:t>
-      </w:r>
-    </w:p>
-    <w:p>
-      <w:pPr>
-        <w:rPr>
-          <w:lang w:val="id-ID"/>
-        </w:rPr>
-      </w:pPr>
+      <w:r>
+        <w:rPr>
+          <w:lang w:val="id-ID"/>
+        </w:rPr>
+        <w:t xml:space="preserve">Tahap ini bertujuan untuk menentukan kontrol keamanan informasi yang paling sesuai guna menangani risiko-risiko yang telah diidentifikasi pada Bab III. Pemilihan kontrol mengacu pada </w:t>
+      </w:r>
+      <w:proofErr w:type="spellStart"/>
       <w:r>
         <w:rPr>
           <w:b/>
           <w:bCs/>
           <w:lang w:val="id-ID"/>
         </w:rPr>
-        <w:t>Pertama,</w:t>
-      </w:r>
-      <w:r>
-        <w:rPr>
-          <w:lang w:val="id-ID"/>
-        </w:rPr>
-        <w:t> dari </w:t>
-      </w:r>
+        <w:t>Annex</w:t>
+      </w:r>
+      <w:proofErr w:type="spellEnd"/>
       <w:r>
         <w:rPr>
           <w:b/>
           <w:bCs/>
           <w:lang w:val="id-ID"/>
         </w:rPr>
-        <w:t>Bab I: Pendahuluan</w:t>
-      </w:r>
-      <w:r>
-        <w:rPr>
-          <w:lang w:val="id-ID"/>
-        </w:rPr>
-        <w:t>, dipahami bahwa PT. Karya Sehat Abadi sebagai rumah sakit swasta dengan layanan paripurna sangat bergantung pada aset informasi yang kritis dan sensitif, terutama </w:t>
-      </w:r>
+        <w:t xml:space="preserve"> A ISO/IEC 27001:2022</w:t>
+      </w:r>
+      <w:r>
+        <w:rPr>
+          <w:lang w:val="id-ID"/>
+        </w:rPr>
+        <w:t xml:space="preserve"> yang selaras dengan ISO/IEC 27002:2022. Kontrol dipilih berdasarkan tingkat risiko, efektivitas pengendalian, serta kesesuaian dengan kondisi operasional PT. Karya Sehat Abadi.</w:t>
+      </w:r>
+    </w:p>
+    <w:p>
+      <w:pPr>
+        <w:pStyle w:val="Judul20"/>
+        <w:rPr>
+          <w:lang w:val="id-ID"/>
+        </w:rPr>
+      </w:pPr>
+      <w:bookmarkStart w:id="21" w:name="_Toc218680481"/>
+      <w:r>
+        <w:rPr>
+          <w:lang w:val="id-ID"/>
+        </w:rPr>
+        <w:t>4.1. Daftar Kontrol Keamanan yang Dipilih</w:t>
+      </w:r>
+      <w:bookmarkEnd w:id="21"/>
+    </w:p>
+    <w:p>
+      <w:pPr>
+        <w:ind w:left="717"/>
+        <w:rPr>
+          <w:lang w:val="id-ID"/>
+        </w:rPr>
+      </w:pPr>
+      <w:r>
+        <w:rPr>
+          <w:lang w:val="id-ID"/>
+        </w:rPr>
+        <w:t>Berikut adalah minimal 10 kontrol keamanan informasi yang dipilih beserta alasan dan rencana penerapannya:</w:t>
+      </w:r>
+    </w:p>
+    <w:p>
+      <w:pPr>
+        <w:numPr>
+          <w:ilvl w:val="0"/>
+          <w:numId w:val="13"/>
+        </w:numPr>
+        <w:rPr>
+          <w:lang w:val="id-ID"/>
+        </w:rPr>
+      </w:pPr>
       <w:r>
         <w:rPr>
           <w:b/>
           <w:bCs/>
           <w:lang w:val="id-ID"/>
         </w:rPr>
-        <w:t>Data Rekam Medis Elektronik</w:t>
-      </w:r>
-      <w:r>
-        <w:rPr>
-          <w:lang w:val="id-ID"/>
-        </w:rPr>
-        <w:t>. Ruang lingkup penerapan SMKI yang menyeluruh di seluruh organisasi dinilai tepat mengingat data yang perlu dilindungi tersebar di hampir semua unit kerja dan proses bisnis inti. Kompleksitas infrastruktur TI dan integrasi perangkat medis semakin memperkuat kebutuhan akan sebuah kerangka kerja manajemen keamanan yang terstruktur.</w:t>
-      </w:r>
-    </w:p>
-    <w:p>
-      <w:pPr>
+        <w:t>A.5.1 – Kebijakan Keamanan Informasi</w:t>
+      </w:r>
+      <w:r>
+        <w:rPr>
+          <w:lang w:val="id-ID"/>
+        </w:rPr>
+        <w:br/>
+      </w:r>
+      <w:r>
+        <w:rPr>
+          <w:i/>
+          <w:iCs/>
+          <w:lang w:val="id-ID"/>
+        </w:rPr>
+        <w:t>Alasan:</w:t>
+      </w:r>
+      <w:r>
+        <w:rPr>
+          <w:lang w:val="id-ID"/>
+        </w:rPr>
+        <w:t xml:space="preserve"> Kurangnya kebijakan terdokumentasi menjadi kelemahan internal utama.</w:t>
+      </w:r>
+      <w:r>
+        <w:rPr>
+          <w:lang w:val="id-ID"/>
+        </w:rPr>
+        <w:br/>
+      </w:r>
+      <w:r>
+        <w:rPr>
+          <w:i/>
+          <w:iCs/>
+          <w:lang w:val="id-ID"/>
+        </w:rPr>
+        <w:t>Penerapan:</w:t>
+      </w:r>
+      <w:r>
+        <w:rPr>
+          <w:lang w:val="id-ID"/>
+        </w:rPr>
+        <w:t xml:space="preserve"> Menyusun dan mengesahkan kebijakan keamanan informasi yang berlaku untuk seluruh karyawan dan pihak ketiga.</w:t>
+      </w:r>
+    </w:p>
+    <w:p>
+      <w:pPr>
+        <w:numPr>
+          <w:ilvl w:val="0"/>
+          <w:numId w:val="13"/>
+        </w:numPr>
         <w:rPr>
           <w:lang w:val="id-ID"/>
         </w:rPr>
@@ -8769,115 +9516,202 @@
           <w:bCs/>
           <w:lang w:val="id-ID"/>
         </w:rPr>
-        <w:t>Kedua,</w:t>
-      </w:r>
-      <w:r>
-        <w:rPr>
-          <w:lang w:val="id-ID"/>
-        </w:rPr>
-        <w:t> hasil </w:t>
-      </w:r>
+        <w:t xml:space="preserve">A.5.7 – </w:t>
+      </w:r>
+      <w:proofErr w:type="spellStart"/>
       <w:r>
         <w:rPr>
           <w:b/>
           <w:bCs/>
           <w:lang w:val="id-ID"/>
         </w:rPr>
-        <w:t>Bab II: Analisis Konteks Organisasi</w:t>
-      </w:r>
-      <w:r>
-        <w:rPr>
-          <w:lang w:val="id-ID"/>
-        </w:rPr>
-        <w:t> mengungkapkan bahwa rumah sakit ini beroperasi dalam lingkungan yang penuh dengan tantangan. Secara internal, </w:t>
-      </w:r>
+        <w:t>Threat</w:t>
+      </w:r>
+      <w:proofErr w:type="spellEnd"/>
       <w:r>
         <w:rPr>
           <w:b/>
           <w:bCs/>
           <w:lang w:val="id-ID"/>
         </w:rPr>
-        <w:t>budaya keamanan yang lemah</w:t>
-      </w:r>
-      <w:r>
-        <w:rPr>
-          <w:lang w:val="id-ID"/>
-        </w:rPr>
-        <w:t> dan </w:t>
-      </w:r>
+        <w:t xml:space="preserve"> </w:t>
+      </w:r>
+      <w:proofErr w:type="spellStart"/>
       <w:r>
         <w:rPr>
           <w:b/>
           <w:bCs/>
           <w:lang w:val="id-ID"/>
         </w:rPr>
-        <w:t>keterbatasan sumber daya</w:t>
-      </w:r>
-      <w:r>
-        <w:rPr>
-          <w:lang w:val="id-ID"/>
-        </w:rPr>
-        <w:t> menjadi titik lemah utama. Secara eksternal, tekanan dari </w:t>
-      </w:r>
+        <w:t>Intelligence</w:t>
+      </w:r>
+      <w:proofErr w:type="spellEnd"/>
+      <w:r>
+        <w:rPr>
+          <w:lang w:val="id-ID"/>
+        </w:rPr>
+        <w:br/>
+      </w:r>
+      <w:r>
+        <w:rPr>
+          <w:i/>
+          <w:iCs/>
+          <w:lang w:val="id-ID"/>
+        </w:rPr>
+        <w:t>Alasan:</w:t>
+      </w:r>
+      <w:r>
+        <w:rPr>
+          <w:lang w:val="id-ID"/>
+        </w:rPr>
+        <w:t xml:space="preserve"> Ancaman siber di sektor kesehatan sangat dinamis.</w:t>
+      </w:r>
+      <w:r>
+        <w:rPr>
+          <w:lang w:val="id-ID"/>
+        </w:rPr>
+        <w:br/>
+      </w:r>
+      <w:r>
+        <w:rPr>
+          <w:i/>
+          <w:iCs/>
+          <w:lang w:val="id-ID"/>
+        </w:rPr>
+        <w:t>Penerapan:</w:t>
+      </w:r>
+      <w:r>
+        <w:rPr>
+          <w:lang w:val="id-ID"/>
+        </w:rPr>
+        <w:t xml:space="preserve"> Divisi TI memantau informasi ancaman siber dari sumber </w:t>
+      </w:r>
+      <w:proofErr w:type="spellStart"/>
+      <w:r>
+        <w:rPr>
+          <w:lang w:val="id-ID"/>
+        </w:rPr>
+        <w:t>tepercaya</w:t>
+      </w:r>
+      <w:proofErr w:type="spellEnd"/>
+      <w:r>
+        <w:rPr>
+          <w:lang w:val="id-ID"/>
+        </w:rPr>
+        <w:t xml:space="preserve"> (CERT, BSSN, vendor keamanan).</w:t>
+      </w:r>
+    </w:p>
+    <w:p>
+      <w:pPr>
+        <w:numPr>
+          <w:ilvl w:val="0"/>
+          <w:numId w:val="13"/>
+        </w:numPr>
+        <w:rPr>
+          <w:lang w:val="id-ID"/>
+        </w:rPr>
+      </w:pPr>
       <w:r>
         <w:rPr>
           <w:b/>
           <w:bCs/>
           <w:lang w:val="id-ID"/>
         </w:rPr>
-        <w:t>ancaman siber yang semakin canggih</w:t>
-      </w:r>
-      <w:r>
-        <w:rPr>
-          <w:lang w:val="id-ID"/>
-        </w:rPr>
-        <w:t xml:space="preserve"> (seperti </w:t>
+        <w:t xml:space="preserve">A.6.1 – </w:t>
       </w:r>
       <w:proofErr w:type="spellStart"/>
-      <w:r>
-        <w:rPr>
-          <w:lang w:val="id-ID"/>
-        </w:rPr>
-        <w:t>ransomware</w:t>
-      </w:r>
-      <w:proofErr w:type="spellEnd"/>
-      <w:r>
-        <w:rPr>
-          <w:lang w:val="id-ID"/>
-        </w:rPr>
-        <w:t>) dan </w:t>
-      </w:r>
       <w:r>
         <w:rPr>
           <w:b/>
           <w:bCs/>
           <w:lang w:val="id-ID"/>
         </w:rPr>
-        <w:t>tuntutan regulasi UU PDP</w:t>
-      </w:r>
-      <w:r>
-        <w:rPr>
-          <w:lang w:val="id-ID"/>
-        </w:rPr>
-        <w:t> menciptakan lingkungan yang sangat berisiko. Berbagai pihak berkepentingan, terutama </w:t>
-      </w:r>
+        <w:t>Screening</w:t>
+      </w:r>
+      <w:proofErr w:type="spellEnd"/>
       <w:r>
         <w:rPr>
           <w:b/>
           <w:bCs/>
           <w:lang w:val="id-ID"/>
         </w:rPr>
-        <w:t>pasien</w:t>
-      </w:r>
-      <w:r>
-        <w:rPr>
-          <w:lang w:val="id-ID"/>
-        </w:rPr>
-        <w:t>, memiliki ekspektasi tinggi terhadap kerahasiaan dan ketersediaan data mereka, yang jika dilanggar akan berakibat fatal pada reputasi dan keberlangsungan operasional rumah sakit.</w:t>
-      </w:r>
-    </w:p>
-    <w:p>
-      <w:pPr>
+        <w:t xml:space="preserve"> (Penyaringan SDM)</w:t>
+      </w:r>
+      <w:r>
+        <w:rPr>
+          <w:lang w:val="id-ID"/>
+        </w:rPr>
+        <w:br/>
+      </w:r>
+      <w:r>
+        <w:rPr>
+          <w:i/>
+          <w:iCs/>
+          <w:lang w:val="id-ID"/>
+        </w:rPr>
+        <w:t>Alasan:</w:t>
+      </w:r>
+      <w:r>
+        <w:rPr>
+          <w:lang w:val="id-ID"/>
+        </w:rPr>
+        <w:t xml:space="preserve"> Mengurangi risiko </w:t>
+      </w:r>
+      <w:proofErr w:type="spellStart"/>
+      <w:r>
+        <w:rPr>
+          <w:lang w:val="id-ID"/>
+        </w:rPr>
+        <w:t>insider</w:t>
+      </w:r>
+      <w:proofErr w:type="spellEnd"/>
+      <w:r>
+        <w:rPr>
+          <w:lang w:val="id-ID"/>
+        </w:rPr>
+        <w:t xml:space="preserve"> </w:t>
+      </w:r>
+      <w:proofErr w:type="spellStart"/>
+      <w:r>
+        <w:rPr>
+          <w:lang w:val="id-ID"/>
+        </w:rPr>
+        <w:t>threat</w:t>
+      </w:r>
+      <w:proofErr w:type="spellEnd"/>
+      <w:r>
+        <w:rPr>
+          <w:lang w:val="id-ID"/>
+        </w:rPr>
+        <w:t>.</w:t>
+      </w:r>
+      <w:r>
+        <w:rPr>
+          <w:lang w:val="id-ID"/>
+        </w:rPr>
+        <w:br/>
+      </w:r>
+      <w:r>
+        <w:rPr>
+          <w:i/>
+          <w:iCs/>
+          <w:lang w:val="id-ID"/>
+        </w:rPr>
+        <w:t>Penerapan:</w:t>
+      </w:r>
+      <w:r>
+        <w:rPr>
+          <w:lang w:val="id-ID"/>
+        </w:rPr>
+        <w:t xml:space="preserve"> Proses rekrutmen mencakup verifikasi identitas dan latar belakang sesuai regulasi.</w:t>
+      </w:r>
+    </w:p>
+    <w:p>
+      <w:pPr>
+        <w:numPr>
+          <w:ilvl w:val="0"/>
+          <w:numId w:val="13"/>
+        </w:numPr>
         <w:rPr>
           <w:lang w:val="id-ID"/>
         </w:rPr>
@@ -8888,41 +9722,2676 @@
           <w:bCs/>
           <w:lang w:val="id-ID"/>
         </w:rPr>
-        <w:t>Ketiga,</w:t>
-      </w:r>
-      <w:r>
-        <w:rPr>
-          <w:lang w:val="id-ID"/>
-        </w:rPr>
-        <w:t> </w:t>
-      </w:r>
+        <w:t xml:space="preserve">A.6.3 – </w:t>
+      </w:r>
+      <w:proofErr w:type="spellStart"/>
       <w:r>
         <w:rPr>
           <w:b/>
           <w:bCs/>
           <w:lang w:val="id-ID"/>
         </w:rPr>
-        <w:t>Bab III: Penilaian Risiko Keamanan Informasi</w:t>
-      </w:r>
-      <w:r>
-        <w:rPr>
-          <w:lang w:val="id-ID"/>
-        </w:rPr>
-        <w:t> berhasil mengidentifikasi dan memprioritaskan risiko-risiko kunci. Analisis kualitatif menunjukkan beberapa </w:t>
-      </w:r>
+        <w:t>Information</w:t>
+      </w:r>
+      <w:proofErr w:type="spellEnd"/>
       <w:r>
         <w:rPr>
           <w:b/>
           <w:bCs/>
           <w:lang w:val="id-ID"/>
         </w:rPr>
-        <w:t>risiko tinggi (level 6)</w:t>
-      </w:r>
-      <w:r>
-        <w:rPr>
-          <w:lang w:val="id-ID"/>
-        </w:rPr>
-        <w:t> yang memerlukan penanganan segera, antara lain:</w:t>
+        <w:t xml:space="preserve"> </w:t>
+      </w:r>
+      <w:proofErr w:type="spellStart"/>
+      <w:r>
+        <w:rPr>
+          <w:b/>
+          <w:bCs/>
+          <w:lang w:val="id-ID"/>
+        </w:rPr>
+        <w:t>Security</w:t>
+      </w:r>
+      <w:proofErr w:type="spellEnd"/>
+      <w:r>
+        <w:rPr>
+          <w:b/>
+          <w:bCs/>
+          <w:lang w:val="id-ID"/>
+        </w:rPr>
+        <w:t xml:space="preserve"> </w:t>
+      </w:r>
+      <w:proofErr w:type="spellStart"/>
+      <w:r>
+        <w:rPr>
+          <w:b/>
+          <w:bCs/>
+          <w:lang w:val="id-ID"/>
+        </w:rPr>
+        <w:t>Awareness</w:t>
+      </w:r>
+      <w:proofErr w:type="spellEnd"/>
+      <w:r>
+        <w:rPr>
+          <w:b/>
+          <w:bCs/>
+          <w:lang w:val="id-ID"/>
+        </w:rPr>
+        <w:t xml:space="preserve">, </w:t>
+      </w:r>
+      <w:proofErr w:type="spellStart"/>
+      <w:r>
+        <w:rPr>
+          <w:b/>
+          <w:bCs/>
+          <w:lang w:val="id-ID"/>
+        </w:rPr>
+        <w:t>Education</w:t>
+      </w:r>
+      <w:proofErr w:type="spellEnd"/>
+      <w:r>
+        <w:rPr>
+          <w:b/>
+          <w:bCs/>
+          <w:lang w:val="id-ID"/>
+        </w:rPr>
+        <w:t xml:space="preserve"> </w:t>
+      </w:r>
+      <w:proofErr w:type="spellStart"/>
+      <w:r>
+        <w:rPr>
+          <w:b/>
+          <w:bCs/>
+          <w:lang w:val="id-ID"/>
+        </w:rPr>
+        <w:t>and</w:t>
+      </w:r>
+      <w:proofErr w:type="spellEnd"/>
+      <w:r>
+        <w:rPr>
+          <w:b/>
+          <w:bCs/>
+          <w:lang w:val="id-ID"/>
+        </w:rPr>
+        <w:t xml:space="preserve"> </w:t>
+      </w:r>
+      <w:proofErr w:type="spellStart"/>
+      <w:r>
+        <w:rPr>
+          <w:b/>
+          <w:bCs/>
+          <w:lang w:val="id-ID"/>
+        </w:rPr>
+        <w:t>Training</w:t>
+      </w:r>
+      <w:proofErr w:type="spellEnd"/>
+      <w:r>
+        <w:rPr>
+          <w:lang w:val="id-ID"/>
+        </w:rPr>
+        <w:br/>
+      </w:r>
+      <w:r>
+        <w:rPr>
+          <w:i/>
+          <w:iCs/>
+          <w:lang w:val="id-ID"/>
+        </w:rPr>
+        <w:t>Alasan:</w:t>
+      </w:r>
+      <w:r>
+        <w:rPr>
+          <w:lang w:val="id-ID"/>
+        </w:rPr>
+        <w:t xml:space="preserve"> Budaya keamanan informasi masih lemah.</w:t>
+      </w:r>
+      <w:r>
+        <w:rPr>
+          <w:lang w:val="id-ID"/>
+        </w:rPr>
+        <w:br/>
+      </w:r>
+      <w:r>
+        <w:rPr>
+          <w:i/>
+          <w:iCs/>
+          <w:lang w:val="id-ID"/>
+        </w:rPr>
+        <w:t>Penerapan:</w:t>
+      </w:r>
+      <w:r>
+        <w:rPr>
+          <w:lang w:val="id-ID"/>
+        </w:rPr>
+        <w:t xml:space="preserve"> Pelatihan keamanan informasi dan simulasi </w:t>
+      </w:r>
+      <w:proofErr w:type="spellStart"/>
+      <w:r>
+        <w:rPr>
+          <w:lang w:val="id-ID"/>
+        </w:rPr>
+        <w:t>phishing</w:t>
+      </w:r>
+      <w:proofErr w:type="spellEnd"/>
+      <w:r>
+        <w:rPr>
+          <w:lang w:val="id-ID"/>
+        </w:rPr>
+        <w:t xml:space="preserve"> dilakukan minimal 1 kali per tahun.</w:t>
+      </w:r>
+    </w:p>
+    <w:p>
+      <w:pPr>
+        <w:numPr>
+          <w:ilvl w:val="0"/>
+          <w:numId w:val="13"/>
+        </w:numPr>
+        <w:rPr>
+          <w:lang w:val="id-ID"/>
+        </w:rPr>
+      </w:pPr>
+      <w:r>
+        <w:rPr>
+          <w:b/>
+          <w:bCs/>
+          <w:lang w:val="id-ID"/>
+        </w:rPr>
+        <w:t xml:space="preserve">A.8.2 – </w:t>
+      </w:r>
+      <w:proofErr w:type="spellStart"/>
+      <w:r>
+        <w:rPr>
+          <w:b/>
+          <w:bCs/>
+          <w:lang w:val="id-ID"/>
+        </w:rPr>
+        <w:t>Privileged</w:t>
+      </w:r>
+      <w:proofErr w:type="spellEnd"/>
+      <w:r>
+        <w:rPr>
+          <w:b/>
+          <w:bCs/>
+          <w:lang w:val="id-ID"/>
+        </w:rPr>
+        <w:t xml:space="preserve"> Access </w:t>
+      </w:r>
+      <w:proofErr w:type="spellStart"/>
+      <w:r>
+        <w:rPr>
+          <w:b/>
+          <w:bCs/>
+          <w:lang w:val="id-ID"/>
+        </w:rPr>
+        <w:t>Rights</w:t>
+      </w:r>
+      <w:proofErr w:type="spellEnd"/>
+      <w:r>
+        <w:rPr>
+          <w:lang w:val="id-ID"/>
+        </w:rPr>
+        <w:br/>
+      </w:r>
+      <w:r>
+        <w:rPr>
+          <w:i/>
+          <w:iCs/>
+          <w:lang w:val="id-ID"/>
+        </w:rPr>
+        <w:t>Alasan:</w:t>
+      </w:r>
+      <w:r>
+        <w:rPr>
+          <w:lang w:val="id-ID"/>
+        </w:rPr>
+        <w:t xml:space="preserve"> Penyalahgunaan hak akses berisiko tinggi pada data rekam medis.</w:t>
+      </w:r>
+      <w:r>
+        <w:rPr>
+          <w:lang w:val="id-ID"/>
+        </w:rPr>
+        <w:br/>
+      </w:r>
+      <w:r>
+        <w:rPr>
+          <w:i/>
+          <w:iCs/>
+          <w:lang w:val="id-ID"/>
+        </w:rPr>
+        <w:t>Penerapan:</w:t>
+      </w:r>
+      <w:r>
+        <w:rPr>
+          <w:lang w:val="id-ID"/>
+        </w:rPr>
+        <w:t xml:space="preserve"> Penerapan </w:t>
+      </w:r>
+      <w:proofErr w:type="spellStart"/>
+      <w:r>
+        <w:rPr>
+          <w:b/>
+          <w:bCs/>
+          <w:lang w:val="id-ID"/>
+        </w:rPr>
+        <w:t>Role-Based</w:t>
+      </w:r>
+      <w:proofErr w:type="spellEnd"/>
+      <w:r>
+        <w:rPr>
+          <w:b/>
+          <w:bCs/>
+          <w:lang w:val="id-ID"/>
+        </w:rPr>
+        <w:t xml:space="preserve"> Access </w:t>
+      </w:r>
+      <w:proofErr w:type="spellStart"/>
+      <w:r>
+        <w:rPr>
+          <w:b/>
+          <w:bCs/>
+          <w:lang w:val="id-ID"/>
+        </w:rPr>
+        <w:t>Control</w:t>
+      </w:r>
+      <w:proofErr w:type="spellEnd"/>
+      <w:r>
+        <w:rPr>
+          <w:b/>
+          <w:bCs/>
+          <w:lang w:val="id-ID"/>
+        </w:rPr>
+        <w:t xml:space="preserve"> (RBAC)</w:t>
+      </w:r>
+      <w:r>
+        <w:rPr>
+          <w:lang w:val="id-ID"/>
+        </w:rPr>
+        <w:t xml:space="preserve"> dan prinsip </w:t>
+      </w:r>
+      <w:proofErr w:type="spellStart"/>
+      <w:r>
+        <w:rPr>
+          <w:i/>
+          <w:iCs/>
+          <w:lang w:val="id-ID"/>
+        </w:rPr>
+        <w:t>least</w:t>
+      </w:r>
+      <w:proofErr w:type="spellEnd"/>
+      <w:r>
+        <w:rPr>
+          <w:i/>
+          <w:iCs/>
+          <w:lang w:val="id-ID"/>
+        </w:rPr>
+        <w:t xml:space="preserve"> </w:t>
+      </w:r>
+      <w:proofErr w:type="spellStart"/>
+      <w:r>
+        <w:rPr>
+          <w:i/>
+          <w:iCs/>
+          <w:lang w:val="id-ID"/>
+        </w:rPr>
+        <w:t>privilege</w:t>
+      </w:r>
+      <w:proofErr w:type="spellEnd"/>
+      <w:r>
+        <w:rPr>
+          <w:lang w:val="id-ID"/>
+        </w:rPr>
+        <w:t>.</w:t>
+      </w:r>
+    </w:p>
+    <w:p>
+      <w:pPr>
+        <w:numPr>
+          <w:ilvl w:val="0"/>
+          <w:numId w:val="13"/>
+        </w:numPr>
+        <w:rPr>
+          <w:lang w:val="id-ID"/>
+        </w:rPr>
+      </w:pPr>
+      <w:r>
+        <w:rPr>
+          <w:b/>
+          <w:bCs/>
+          <w:lang w:val="id-ID"/>
+        </w:rPr>
+        <w:t xml:space="preserve">A.8.5 – </w:t>
+      </w:r>
+      <w:proofErr w:type="spellStart"/>
+      <w:r>
+        <w:rPr>
+          <w:b/>
+          <w:bCs/>
+          <w:lang w:val="id-ID"/>
+        </w:rPr>
+        <w:t>Secure</w:t>
+      </w:r>
+      <w:proofErr w:type="spellEnd"/>
+      <w:r>
+        <w:rPr>
+          <w:b/>
+          <w:bCs/>
+          <w:lang w:val="id-ID"/>
+        </w:rPr>
+        <w:t xml:space="preserve"> </w:t>
+      </w:r>
+      <w:proofErr w:type="spellStart"/>
+      <w:r>
+        <w:rPr>
+          <w:b/>
+          <w:bCs/>
+          <w:lang w:val="id-ID"/>
+        </w:rPr>
+        <w:t>Authentication</w:t>
+      </w:r>
+      <w:proofErr w:type="spellEnd"/>
+      <w:r>
+        <w:rPr>
+          <w:lang w:val="id-ID"/>
+        </w:rPr>
+        <w:br/>
+      </w:r>
+      <w:r>
+        <w:rPr>
+          <w:i/>
+          <w:iCs/>
+          <w:lang w:val="id-ID"/>
+        </w:rPr>
+        <w:t>Alasan:</w:t>
+      </w:r>
+      <w:r>
+        <w:rPr>
+          <w:lang w:val="id-ID"/>
+        </w:rPr>
+        <w:t xml:space="preserve"> Risiko </w:t>
+      </w:r>
+      <w:proofErr w:type="spellStart"/>
+      <w:r>
+        <w:rPr>
+          <w:lang w:val="id-ID"/>
+        </w:rPr>
+        <w:t>phishing</w:t>
+      </w:r>
+      <w:proofErr w:type="spellEnd"/>
+      <w:r>
+        <w:rPr>
+          <w:lang w:val="id-ID"/>
+        </w:rPr>
+        <w:t xml:space="preserve"> dan pencurian kredensial.</w:t>
+      </w:r>
+      <w:r>
+        <w:rPr>
+          <w:lang w:val="id-ID"/>
+        </w:rPr>
+        <w:br/>
+      </w:r>
+      <w:r>
+        <w:rPr>
+          <w:i/>
+          <w:iCs/>
+          <w:lang w:val="id-ID"/>
+        </w:rPr>
+        <w:t>Penerapan:</w:t>
+      </w:r>
+      <w:r>
+        <w:rPr>
+          <w:lang w:val="id-ID"/>
+        </w:rPr>
+        <w:t xml:space="preserve"> Penerapan </w:t>
+      </w:r>
+      <w:r>
+        <w:rPr>
+          <w:b/>
+          <w:bCs/>
+          <w:lang w:val="id-ID"/>
+        </w:rPr>
+        <w:t>Multi-</w:t>
+      </w:r>
+      <w:proofErr w:type="spellStart"/>
+      <w:r>
+        <w:rPr>
+          <w:b/>
+          <w:bCs/>
+          <w:lang w:val="id-ID"/>
+        </w:rPr>
+        <w:t>Factor</w:t>
+      </w:r>
+      <w:proofErr w:type="spellEnd"/>
+      <w:r>
+        <w:rPr>
+          <w:b/>
+          <w:bCs/>
+          <w:lang w:val="id-ID"/>
+        </w:rPr>
+        <w:t xml:space="preserve"> </w:t>
+      </w:r>
+      <w:proofErr w:type="spellStart"/>
+      <w:r>
+        <w:rPr>
+          <w:b/>
+          <w:bCs/>
+          <w:lang w:val="id-ID"/>
+        </w:rPr>
+        <w:t>Authentication</w:t>
+      </w:r>
+      <w:proofErr w:type="spellEnd"/>
+      <w:r>
+        <w:rPr>
+          <w:b/>
+          <w:bCs/>
+          <w:lang w:val="id-ID"/>
+        </w:rPr>
+        <w:t xml:space="preserve"> (MFA)</w:t>
+      </w:r>
+      <w:r>
+        <w:rPr>
+          <w:lang w:val="id-ID"/>
+        </w:rPr>
+        <w:t xml:space="preserve"> untuk sistem HIS dan akses jarak jauh.</w:t>
+      </w:r>
+    </w:p>
+    <w:p>
+      <w:pPr>
+        <w:numPr>
+          <w:ilvl w:val="0"/>
+          <w:numId w:val="13"/>
+        </w:numPr>
+        <w:rPr>
+          <w:lang w:val="id-ID"/>
+        </w:rPr>
+      </w:pPr>
+      <w:r>
+        <w:rPr>
+          <w:b/>
+          <w:bCs/>
+          <w:lang w:val="id-ID"/>
+        </w:rPr>
+        <w:t xml:space="preserve">A.8.13 – </w:t>
+      </w:r>
+      <w:proofErr w:type="spellStart"/>
+      <w:r>
+        <w:rPr>
+          <w:b/>
+          <w:bCs/>
+          <w:lang w:val="id-ID"/>
+        </w:rPr>
+        <w:t>Information</w:t>
+      </w:r>
+      <w:proofErr w:type="spellEnd"/>
+      <w:r>
+        <w:rPr>
+          <w:b/>
+          <w:bCs/>
+          <w:lang w:val="id-ID"/>
+        </w:rPr>
+        <w:t xml:space="preserve"> </w:t>
+      </w:r>
+      <w:proofErr w:type="spellStart"/>
+      <w:r>
+        <w:rPr>
+          <w:b/>
+          <w:bCs/>
+          <w:lang w:val="id-ID"/>
+        </w:rPr>
+        <w:t>Backup</w:t>
+      </w:r>
+      <w:proofErr w:type="spellEnd"/>
+      <w:r>
+        <w:rPr>
+          <w:lang w:val="id-ID"/>
+        </w:rPr>
+        <w:br/>
+      </w:r>
+      <w:r>
+        <w:rPr>
+          <w:i/>
+          <w:iCs/>
+          <w:lang w:val="id-ID"/>
+        </w:rPr>
+        <w:t>Alasan:</w:t>
+      </w:r>
+      <w:r>
+        <w:rPr>
+          <w:lang w:val="id-ID"/>
+        </w:rPr>
+        <w:t xml:space="preserve"> Ancaman </w:t>
+      </w:r>
+      <w:proofErr w:type="spellStart"/>
+      <w:r>
+        <w:rPr>
+          <w:lang w:val="id-ID"/>
+        </w:rPr>
+        <w:t>ransomware</w:t>
+      </w:r>
+      <w:proofErr w:type="spellEnd"/>
+      <w:r>
+        <w:rPr>
+          <w:lang w:val="id-ID"/>
+        </w:rPr>
+        <w:t xml:space="preserve"> terhadap ketersediaan data.</w:t>
+      </w:r>
+      <w:r>
+        <w:rPr>
+          <w:lang w:val="id-ID"/>
+        </w:rPr>
+        <w:br/>
+      </w:r>
+      <w:r>
+        <w:rPr>
+          <w:i/>
+          <w:iCs/>
+          <w:lang w:val="id-ID"/>
+        </w:rPr>
+        <w:t>Penerapan:</w:t>
+      </w:r>
+      <w:r>
+        <w:rPr>
+          <w:lang w:val="id-ID"/>
+        </w:rPr>
+        <w:t xml:space="preserve"> Skema </w:t>
+      </w:r>
+      <w:proofErr w:type="spellStart"/>
+      <w:r>
+        <w:rPr>
+          <w:lang w:val="id-ID"/>
+        </w:rPr>
+        <w:t>backup</w:t>
+      </w:r>
+      <w:proofErr w:type="spellEnd"/>
+      <w:r>
+        <w:rPr>
+          <w:lang w:val="id-ID"/>
+        </w:rPr>
+        <w:t xml:space="preserve"> </w:t>
+      </w:r>
+      <w:r>
+        <w:rPr>
+          <w:b/>
+          <w:bCs/>
+          <w:lang w:val="id-ID"/>
+        </w:rPr>
+        <w:t>3-2-1</w:t>
+      </w:r>
+      <w:r>
+        <w:rPr>
+          <w:lang w:val="id-ID"/>
+        </w:rPr>
+        <w:t xml:space="preserve"> dan uji pemulihan (</w:t>
+      </w:r>
+      <w:proofErr w:type="spellStart"/>
+      <w:r>
+        <w:rPr>
+          <w:lang w:val="id-ID"/>
+        </w:rPr>
+        <w:t>restore</w:t>
+      </w:r>
+      <w:proofErr w:type="spellEnd"/>
+      <w:r>
+        <w:rPr>
+          <w:lang w:val="id-ID"/>
+        </w:rPr>
+        <w:t xml:space="preserve"> </w:t>
+      </w:r>
+      <w:proofErr w:type="spellStart"/>
+      <w:r>
+        <w:rPr>
+          <w:lang w:val="id-ID"/>
+        </w:rPr>
+        <w:t>test</w:t>
+      </w:r>
+      <w:proofErr w:type="spellEnd"/>
+      <w:r>
+        <w:rPr>
+          <w:lang w:val="id-ID"/>
+        </w:rPr>
+        <w:t>) berkala.</w:t>
+      </w:r>
+    </w:p>
+    <w:p>
+      <w:pPr>
+        <w:numPr>
+          <w:ilvl w:val="0"/>
+          <w:numId w:val="13"/>
+        </w:numPr>
+        <w:rPr>
+          <w:lang w:val="id-ID"/>
+        </w:rPr>
+      </w:pPr>
+      <w:r>
+        <w:rPr>
+          <w:b/>
+          <w:bCs/>
+          <w:lang w:val="id-ID"/>
+        </w:rPr>
+        <w:lastRenderedPageBreak/>
+        <w:t xml:space="preserve">A.8.16 – </w:t>
+      </w:r>
+      <w:proofErr w:type="spellStart"/>
+      <w:r>
+        <w:rPr>
+          <w:b/>
+          <w:bCs/>
+          <w:lang w:val="id-ID"/>
+        </w:rPr>
+        <w:t>Monitoring</w:t>
+      </w:r>
+      <w:proofErr w:type="spellEnd"/>
+      <w:r>
+        <w:rPr>
+          <w:b/>
+          <w:bCs/>
+          <w:lang w:val="id-ID"/>
+        </w:rPr>
+        <w:t xml:space="preserve"> </w:t>
+      </w:r>
+      <w:proofErr w:type="spellStart"/>
+      <w:r>
+        <w:rPr>
+          <w:b/>
+          <w:bCs/>
+          <w:lang w:val="id-ID"/>
+        </w:rPr>
+        <w:t>Activities</w:t>
+      </w:r>
+      <w:proofErr w:type="spellEnd"/>
+      <w:r>
+        <w:rPr>
+          <w:lang w:val="id-ID"/>
+        </w:rPr>
+        <w:br/>
+      </w:r>
+      <w:r>
+        <w:rPr>
+          <w:i/>
+          <w:iCs/>
+          <w:lang w:val="id-ID"/>
+        </w:rPr>
+        <w:t>Alasan:</w:t>
+      </w:r>
+      <w:r>
+        <w:rPr>
+          <w:lang w:val="id-ID"/>
+        </w:rPr>
+        <w:t xml:space="preserve"> Kurangnya deteksi dini insiden keamanan.</w:t>
+      </w:r>
+      <w:r>
+        <w:rPr>
+          <w:lang w:val="id-ID"/>
+        </w:rPr>
+        <w:br/>
+      </w:r>
+      <w:r>
+        <w:rPr>
+          <w:i/>
+          <w:iCs/>
+          <w:lang w:val="id-ID"/>
+        </w:rPr>
+        <w:t>Penerapan:</w:t>
+      </w:r>
+      <w:r>
+        <w:rPr>
+          <w:lang w:val="id-ID"/>
+        </w:rPr>
+        <w:t xml:space="preserve"> Implementasi </w:t>
+      </w:r>
+      <w:proofErr w:type="spellStart"/>
+      <w:r>
+        <w:rPr>
+          <w:lang w:val="id-ID"/>
+        </w:rPr>
+        <w:t>logging</w:t>
+      </w:r>
+      <w:proofErr w:type="spellEnd"/>
+      <w:r>
+        <w:rPr>
+          <w:lang w:val="id-ID"/>
+        </w:rPr>
+        <w:t xml:space="preserve"> terpusat dan pemantauan akses sistem (SIEM sederhana).</w:t>
+      </w:r>
+    </w:p>
+    <w:p>
+      <w:pPr>
+        <w:numPr>
+          <w:ilvl w:val="0"/>
+          <w:numId w:val="13"/>
+        </w:numPr>
+        <w:rPr>
+          <w:lang w:val="id-ID"/>
+        </w:rPr>
+      </w:pPr>
+      <w:r>
+        <w:rPr>
+          <w:b/>
+          <w:bCs/>
+          <w:lang w:val="id-ID"/>
+        </w:rPr>
+        <w:t xml:space="preserve">A.8.20 – Network </w:t>
+      </w:r>
+      <w:proofErr w:type="spellStart"/>
+      <w:r>
+        <w:rPr>
+          <w:b/>
+          <w:bCs/>
+          <w:lang w:val="id-ID"/>
+        </w:rPr>
+        <w:t>Security</w:t>
+      </w:r>
+      <w:proofErr w:type="spellEnd"/>
+      <w:r>
+        <w:rPr>
+          <w:lang w:val="id-ID"/>
+        </w:rPr>
+        <w:br/>
+      </w:r>
+      <w:r>
+        <w:rPr>
+          <w:i/>
+          <w:iCs/>
+          <w:lang w:val="id-ID"/>
+        </w:rPr>
+        <w:t>Alasan:</w:t>
+      </w:r>
+      <w:r>
+        <w:rPr>
+          <w:lang w:val="id-ID"/>
+        </w:rPr>
+        <w:t xml:space="preserve"> Kompleksitas jaringan dan perangkat medis terhubung.</w:t>
+      </w:r>
+      <w:r>
+        <w:rPr>
+          <w:lang w:val="id-ID"/>
+        </w:rPr>
+        <w:br/>
+      </w:r>
+      <w:r>
+        <w:rPr>
+          <w:i/>
+          <w:iCs/>
+          <w:lang w:val="id-ID"/>
+        </w:rPr>
+        <w:t>Penerapan:</w:t>
+      </w:r>
+      <w:r>
+        <w:rPr>
+          <w:lang w:val="id-ID"/>
+        </w:rPr>
+        <w:t xml:space="preserve"> Segmentasi jaringan (VLAN) antara HIS, jaringan kantor, dan perangkat medis.</w:t>
+      </w:r>
+    </w:p>
+    <w:p>
+      <w:pPr>
+        <w:numPr>
+          <w:ilvl w:val="0"/>
+          <w:numId w:val="13"/>
+        </w:numPr>
+        <w:rPr>
+          <w:lang w:val="id-ID"/>
+        </w:rPr>
+      </w:pPr>
+      <w:r>
+        <w:rPr>
+          <w:b/>
+          <w:bCs/>
+          <w:lang w:val="id-ID"/>
+        </w:rPr>
+        <w:t xml:space="preserve">A.5.30 – ICT </w:t>
+      </w:r>
+      <w:proofErr w:type="spellStart"/>
+      <w:r>
+        <w:rPr>
+          <w:b/>
+          <w:bCs/>
+          <w:lang w:val="id-ID"/>
+        </w:rPr>
+        <w:t>Readiness</w:t>
+      </w:r>
+      <w:proofErr w:type="spellEnd"/>
+      <w:r>
+        <w:rPr>
+          <w:b/>
+          <w:bCs/>
+          <w:lang w:val="id-ID"/>
+        </w:rPr>
+        <w:t xml:space="preserve"> </w:t>
+      </w:r>
+      <w:proofErr w:type="spellStart"/>
+      <w:r>
+        <w:rPr>
+          <w:b/>
+          <w:bCs/>
+          <w:lang w:val="id-ID"/>
+        </w:rPr>
+        <w:t>for</w:t>
+      </w:r>
+      <w:proofErr w:type="spellEnd"/>
+      <w:r>
+        <w:rPr>
+          <w:b/>
+          <w:bCs/>
+          <w:lang w:val="id-ID"/>
+        </w:rPr>
+        <w:t xml:space="preserve"> Business </w:t>
+      </w:r>
+      <w:proofErr w:type="spellStart"/>
+      <w:r>
+        <w:rPr>
+          <w:b/>
+          <w:bCs/>
+          <w:lang w:val="id-ID"/>
+        </w:rPr>
+        <w:t>Continuity</w:t>
+      </w:r>
+      <w:proofErr w:type="spellEnd"/>
+      <w:r>
+        <w:rPr>
+          <w:lang w:val="id-ID"/>
+        </w:rPr>
+        <w:br/>
+      </w:r>
+      <w:r>
+        <w:rPr>
+          <w:i/>
+          <w:iCs/>
+          <w:lang w:val="id-ID"/>
+        </w:rPr>
+        <w:t>Alasan:</w:t>
+      </w:r>
+      <w:r>
+        <w:rPr>
+          <w:lang w:val="id-ID"/>
+        </w:rPr>
+        <w:t xml:space="preserve"> Gangguan sistem berdampak langsung pada layanan pasien.</w:t>
+      </w:r>
+      <w:r>
+        <w:rPr>
+          <w:lang w:val="id-ID"/>
+        </w:rPr>
+        <w:br/>
+      </w:r>
+      <w:r>
+        <w:rPr>
+          <w:i/>
+          <w:iCs/>
+          <w:lang w:val="id-ID"/>
+        </w:rPr>
+        <w:t>Penerapan:</w:t>
+      </w:r>
+      <w:r>
+        <w:rPr>
+          <w:lang w:val="id-ID"/>
+        </w:rPr>
+        <w:t xml:space="preserve"> Penyusunan dan pengujian </w:t>
+      </w:r>
+      <w:proofErr w:type="spellStart"/>
+      <w:r>
+        <w:rPr>
+          <w:b/>
+          <w:bCs/>
+          <w:lang w:val="id-ID"/>
+        </w:rPr>
+        <w:t>Disaster</w:t>
+      </w:r>
+      <w:proofErr w:type="spellEnd"/>
+      <w:r>
+        <w:rPr>
+          <w:b/>
+          <w:bCs/>
+          <w:lang w:val="id-ID"/>
+        </w:rPr>
+        <w:t xml:space="preserve"> </w:t>
+      </w:r>
+      <w:proofErr w:type="spellStart"/>
+      <w:r>
+        <w:rPr>
+          <w:b/>
+          <w:bCs/>
+          <w:lang w:val="id-ID"/>
+        </w:rPr>
+        <w:t>Recovery</w:t>
+      </w:r>
+      <w:proofErr w:type="spellEnd"/>
+      <w:r>
+        <w:rPr>
+          <w:b/>
+          <w:bCs/>
+          <w:lang w:val="id-ID"/>
+        </w:rPr>
+        <w:t xml:space="preserve"> Plan (DRP)</w:t>
+      </w:r>
+      <w:r>
+        <w:rPr>
+          <w:lang w:val="id-ID"/>
+        </w:rPr>
+        <w:t xml:space="preserve"> dan </w:t>
+      </w:r>
+      <w:r>
+        <w:rPr>
+          <w:b/>
+          <w:bCs/>
+          <w:lang w:val="id-ID"/>
+        </w:rPr>
+        <w:t xml:space="preserve">Business </w:t>
+      </w:r>
+      <w:proofErr w:type="spellStart"/>
+      <w:r>
+        <w:rPr>
+          <w:b/>
+          <w:bCs/>
+          <w:lang w:val="id-ID"/>
+        </w:rPr>
+        <w:t>Continuity</w:t>
+      </w:r>
+      <w:proofErr w:type="spellEnd"/>
+      <w:r>
+        <w:rPr>
+          <w:b/>
+          <w:bCs/>
+          <w:lang w:val="id-ID"/>
+        </w:rPr>
+        <w:t xml:space="preserve"> Plan (BCP)</w:t>
+      </w:r>
+      <w:r>
+        <w:rPr>
+          <w:lang w:val="id-ID"/>
+        </w:rPr>
+        <w:t>.</w:t>
+      </w:r>
+    </w:p>
+    <w:p>
+      <w:pPr>
+        <w:ind w:left="717"/>
+        <w:rPr>
+          <w:lang w:val="id-ID"/>
+        </w:rPr>
+      </w:pPr>
+    </w:p>
+    <w:p>
+      <w:pPr>
+        <w:ind w:left="717"/>
+        <w:rPr>
+          <w:lang w:val="id-ID"/>
+        </w:rPr>
+      </w:pPr>
+    </w:p>
+    <w:p>
+      <w:pPr>
+        <w:ind w:left="717"/>
+        <w:rPr>
+          <w:lang w:val="id-ID"/>
+        </w:rPr>
+      </w:pPr>
+    </w:p>
+    <w:p>
+      <w:pPr>
+        <w:ind w:left="717"/>
+        <w:rPr>
+          <w:lang w:val="id-ID"/>
+        </w:rPr>
+      </w:pPr>
+    </w:p>
+    <w:p>
+      <w:pPr>
+        <w:ind w:left="717"/>
+        <w:rPr>
+          <w:lang w:val="id-ID"/>
+        </w:rPr>
+      </w:pPr>
+    </w:p>
+    <w:p>
+      <w:pPr>
+        <w:ind w:left="717"/>
+        <w:rPr>
+          <w:lang w:val="id-ID"/>
+        </w:rPr>
+      </w:pPr>
+    </w:p>
+    <w:p>
+      <w:pPr>
+        <w:ind w:left="717"/>
+        <w:rPr>
+          <w:lang w:val="id-ID"/>
+        </w:rPr>
+      </w:pPr>
+    </w:p>
+    <w:p>
+      <w:pPr>
+        <w:ind w:left="717"/>
+        <w:rPr>
+          <w:lang w:val="id-ID"/>
+        </w:rPr>
+      </w:pPr>
+    </w:p>
+    <w:p>
+      <w:pPr>
+        <w:ind w:left="717"/>
+        <w:rPr>
+          <w:lang w:val="id-ID"/>
+        </w:rPr>
+      </w:pPr>
+    </w:p>
+    <w:p>
+      <w:pPr>
+        <w:ind w:left="717"/>
+        <w:rPr>
+          <w:lang w:val="id-ID"/>
+        </w:rPr>
+      </w:pPr>
+    </w:p>
+    <w:p>
+      <w:pPr>
+        <w:ind w:left="717"/>
+        <w:rPr>
+          <w:lang w:val="id-ID"/>
+        </w:rPr>
+      </w:pPr>
+    </w:p>
+    <w:p>
+      <w:pPr>
+        <w:ind w:left="717"/>
+        <w:rPr>
+          <w:lang w:val="id-ID"/>
+        </w:rPr>
+      </w:pPr>
+    </w:p>
+    <w:p>
+      <w:pPr>
+        <w:ind w:left="717"/>
+        <w:rPr>
+          <w:lang w:val="id-ID"/>
+        </w:rPr>
+      </w:pPr>
+    </w:p>
+    <w:p>
+      <w:pPr>
+        <w:ind w:left="717"/>
+        <w:rPr>
+          <w:lang w:val="id-ID"/>
+        </w:rPr>
+      </w:pPr>
+    </w:p>
+    <w:p>
+      <w:pPr>
+        <w:ind w:left="717"/>
+        <w:rPr>
+          <w:lang w:val="id-ID"/>
+        </w:rPr>
+      </w:pPr>
+    </w:p>
+    <w:p>
+      <w:pPr>
+        <w:ind w:left="717"/>
+        <w:rPr>
+          <w:lang w:val="id-ID"/>
+        </w:rPr>
+      </w:pPr>
+    </w:p>
+    <w:p>
+      <w:pPr>
+        <w:ind w:left="717"/>
+        <w:rPr>
+          <w:lang w:val="id-ID"/>
+        </w:rPr>
+      </w:pPr>
+    </w:p>
+    <w:p>
+      <w:pPr>
+        <w:ind w:left="717"/>
+        <w:rPr>
+          <w:lang w:val="id-ID"/>
+        </w:rPr>
+      </w:pPr>
+    </w:p>
+    <w:p>
+      <w:pPr>
+        <w:ind w:left="717"/>
+        <w:rPr>
+          <w:lang w:val="id-ID"/>
+        </w:rPr>
+      </w:pPr>
+    </w:p>
+    <w:p>
+      <w:pPr>
+        <w:pStyle w:val="Judul1"/>
+        <w:rPr>
+          <w:lang w:val="id-ID"/>
+        </w:rPr>
+      </w:pPr>
+      <w:bookmarkStart w:id="22" w:name="_Toc218680482"/>
+      <w:r>
+        <w:rPr>
+          <w:lang w:val="id-ID"/>
+        </w:rPr>
+        <w:lastRenderedPageBreak/>
+        <w:t>BAB V</w:t>
+      </w:r>
+      <w:bookmarkEnd w:id="22"/>
+    </w:p>
+    <w:p>
+      <w:pPr>
+        <w:pStyle w:val="Judul1"/>
+        <w:rPr>
+          <w:lang w:val="id-ID"/>
+        </w:rPr>
+      </w:pPr>
+      <w:bookmarkStart w:id="23" w:name="_Toc218680483"/>
+      <w:r>
+        <w:rPr>
+          <w:lang w:val="id-ID"/>
+        </w:rPr>
+        <w:t>RANCANGAN DOKUMEN UTAMA SMKI</w:t>
+      </w:r>
+      <w:bookmarkEnd w:id="23"/>
+    </w:p>
+    <w:p>
+      <w:pPr>
+        <w:rPr>
+          <w:lang w:val="id-ID"/>
+        </w:rPr>
+      </w:pPr>
+    </w:p>
+    <w:p>
+      <w:pPr>
+        <w:pStyle w:val="Judul20"/>
+        <w:rPr>
+          <w:lang w:val="id-ID"/>
+        </w:rPr>
+      </w:pPr>
+      <w:bookmarkStart w:id="24" w:name="_Toc218680484"/>
+      <w:r>
+        <w:rPr>
+          <w:lang w:val="id-ID"/>
+        </w:rPr>
+        <w:t>5.1. Kebijakan Keamanan Informasi (</w:t>
+      </w:r>
+      <w:proofErr w:type="spellStart"/>
+      <w:r>
+        <w:rPr>
+          <w:lang w:val="id-ID"/>
+        </w:rPr>
+        <w:t>Information</w:t>
+      </w:r>
+      <w:proofErr w:type="spellEnd"/>
+      <w:r>
+        <w:rPr>
+          <w:lang w:val="id-ID"/>
+        </w:rPr>
+        <w:t xml:space="preserve"> </w:t>
+      </w:r>
+      <w:proofErr w:type="spellStart"/>
+      <w:r>
+        <w:rPr>
+          <w:lang w:val="id-ID"/>
+        </w:rPr>
+        <w:t>Security</w:t>
+      </w:r>
+      <w:proofErr w:type="spellEnd"/>
+      <w:r>
+        <w:rPr>
+          <w:lang w:val="id-ID"/>
+        </w:rPr>
+        <w:t xml:space="preserve"> </w:t>
+      </w:r>
+      <w:proofErr w:type="spellStart"/>
+      <w:r>
+        <w:rPr>
+          <w:lang w:val="id-ID"/>
+        </w:rPr>
+        <w:t>Policy</w:t>
+      </w:r>
+      <w:proofErr w:type="spellEnd"/>
+      <w:r>
+        <w:rPr>
+          <w:lang w:val="id-ID"/>
+        </w:rPr>
+        <w:t>)</w:t>
+      </w:r>
+      <w:bookmarkEnd w:id="24"/>
+    </w:p>
+    <w:p>
+      <w:pPr>
+        <w:rPr>
+          <w:lang w:val="id-ID"/>
+        </w:rPr>
+      </w:pPr>
+    </w:p>
+    <w:p>
+      <w:pPr>
+        <w:ind w:left="717"/>
+        <w:rPr>
+          <w:lang w:val="id-ID"/>
+        </w:rPr>
+      </w:pPr>
+      <w:r>
+        <w:rPr>
+          <w:b/>
+          <w:bCs/>
+          <w:lang w:val="id-ID"/>
+        </w:rPr>
+        <w:t>Tujuan:</w:t>
+      </w:r>
+      <w:r>
+        <w:rPr>
+          <w:lang w:val="id-ID"/>
+        </w:rPr>
+        <w:br/>
+        <w:t>Menetapkan komitmen PT. Karya Sehat Abadi dalam melindungi kerahasiaan, integritas, dan ketersediaan informasi.</w:t>
+      </w:r>
+    </w:p>
+    <w:p>
+      <w:pPr>
+        <w:ind w:left="717"/>
+        <w:rPr>
+          <w:lang w:val="id-ID"/>
+        </w:rPr>
+      </w:pPr>
+      <w:r>
+        <w:rPr>
+          <w:b/>
+          <w:bCs/>
+          <w:lang w:val="id-ID"/>
+        </w:rPr>
+        <w:t>Pernyataan Kebijakan:</w:t>
+      </w:r>
+      <w:r>
+        <w:rPr>
+          <w:lang w:val="id-ID"/>
+        </w:rPr>
+        <w:br/>
+        <w:t>PT. Karya Sehat Abadi berkomitmen untuk menerapkan Sistem Manajemen Keamanan Informasi sesuai ISO/IEC 27001 guna melindungi seluruh aset informasi dari ancaman internal maupun eksternal, mematuhi peraturan perundang-undangan (termasuk UU PDP), serta mendukung kelangsungan layanan kesehatan.</w:t>
+      </w:r>
+    </w:p>
+    <w:p>
+      <w:pPr>
+        <w:ind w:left="717"/>
+        <w:rPr>
+          <w:lang w:val="id-ID"/>
+        </w:rPr>
+      </w:pPr>
+      <w:r>
+        <w:rPr>
+          <w:b/>
+          <w:bCs/>
+          <w:lang w:val="id-ID"/>
+        </w:rPr>
+        <w:t>Ruang Lingkup:</w:t>
+      </w:r>
+      <w:r>
+        <w:rPr>
+          <w:lang w:val="id-ID"/>
+        </w:rPr>
+        <w:br/>
+        <w:t>Seluruh unit kerja, karyawan, sistem informasi, dan pihak ketiga yang memiliki akses ke informasi rumah sakit.</w:t>
+      </w:r>
+    </w:p>
+    <w:p>
+      <w:pPr>
+        <w:ind w:left="717"/>
+        <w:rPr>
+          <w:lang w:val="id-ID"/>
+        </w:rPr>
+      </w:pPr>
+    </w:p>
+    <w:p>
+      <w:pPr>
+        <w:pStyle w:val="Judul20"/>
+        <w:rPr>
+          <w:lang w:val="id-ID"/>
+        </w:rPr>
+      </w:pPr>
+      <w:bookmarkStart w:id="25" w:name="_Toc218680485"/>
+      <w:r>
+        <w:rPr>
+          <w:lang w:val="id-ID"/>
+        </w:rPr>
+        <w:t>5.2. Tujuan Keamanan Informasi (</w:t>
+      </w:r>
+      <w:proofErr w:type="spellStart"/>
+      <w:r>
+        <w:rPr>
+          <w:lang w:val="id-ID"/>
+        </w:rPr>
+        <w:t>Information</w:t>
+      </w:r>
+      <w:proofErr w:type="spellEnd"/>
+      <w:r>
+        <w:rPr>
+          <w:lang w:val="id-ID"/>
+        </w:rPr>
+        <w:t xml:space="preserve"> </w:t>
+      </w:r>
+      <w:proofErr w:type="spellStart"/>
+      <w:r>
+        <w:rPr>
+          <w:lang w:val="id-ID"/>
+        </w:rPr>
+        <w:t>Security</w:t>
+      </w:r>
+      <w:proofErr w:type="spellEnd"/>
+      <w:r>
+        <w:rPr>
+          <w:lang w:val="id-ID"/>
+        </w:rPr>
+        <w:t xml:space="preserve"> </w:t>
+      </w:r>
+      <w:proofErr w:type="spellStart"/>
+      <w:r>
+        <w:rPr>
+          <w:lang w:val="id-ID"/>
+        </w:rPr>
+        <w:t>Objectives</w:t>
+      </w:r>
+      <w:proofErr w:type="spellEnd"/>
+      <w:r>
+        <w:rPr>
+          <w:lang w:val="id-ID"/>
+        </w:rPr>
+        <w:t>)</w:t>
+      </w:r>
+      <w:bookmarkEnd w:id="25"/>
+    </w:p>
+    <w:p>
+      <w:pPr>
+        <w:rPr>
+          <w:lang w:val="id-ID"/>
+        </w:rPr>
+      </w:pPr>
+    </w:p>
+    <w:p>
+      <w:pPr>
+        <w:numPr>
+          <w:ilvl w:val="0"/>
+          <w:numId w:val="14"/>
+        </w:numPr>
+        <w:rPr>
+          <w:lang w:val="id-ID"/>
+        </w:rPr>
+      </w:pPr>
+      <w:r>
+        <w:rPr>
+          <w:lang w:val="id-ID"/>
+        </w:rPr>
+        <w:t>Menjamin kerahasiaan data rekam medis pasien.</w:t>
+      </w:r>
+    </w:p>
+    <w:p>
+      <w:pPr>
+        <w:numPr>
+          <w:ilvl w:val="0"/>
+          <w:numId w:val="14"/>
+        </w:numPr>
+        <w:rPr>
+          <w:lang w:val="id-ID"/>
+        </w:rPr>
+      </w:pPr>
+      <w:r>
+        <w:rPr>
+          <w:lang w:val="id-ID"/>
+        </w:rPr>
+        <w:t>Menjaga integritas data medis agar tidak terjadi perubahan tidak sah.</w:t>
+      </w:r>
+    </w:p>
+    <w:p>
+      <w:pPr>
+        <w:numPr>
+          <w:ilvl w:val="0"/>
+          <w:numId w:val="14"/>
+        </w:numPr>
+        <w:rPr>
+          <w:lang w:val="id-ID"/>
+        </w:rPr>
+      </w:pPr>
+      <w:r>
+        <w:rPr>
+          <w:lang w:val="id-ID"/>
+        </w:rPr>
+        <w:t xml:space="preserve">Menjamin ketersediaan sistem HIS minimal 99% </w:t>
+      </w:r>
+      <w:proofErr w:type="spellStart"/>
+      <w:r>
+        <w:rPr>
+          <w:lang w:val="id-ID"/>
+        </w:rPr>
+        <w:t>uptime</w:t>
+      </w:r>
+      <w:proofErr w:type="spellEnd"/>
+      <w:r>
+        <w:rPr>
+          <w:lang w:val="id-ID"/>
+        </w:rPr>
+        <w:t>.</w:t>
+      </w:r>
+    </w:p>
+    <w:p>
+      <w:pPr>
+        <w:numPr>
+          <w:ilvl w:val="0"/>
+          <w:numId w:val="14"/>
+        </w:numPr>
+        <w:rPr>
+          <w:lang w:val="id-ID"/>
+        </w:rPr>
+      </w:pPr>
+      <w:r>
+        <w:rPr>
+          <w:lang w:val="id-ID"/>
+        </w:rPr>
+        <w:t>Mengurangi insiden keamanan informasi akibat faktor manusia.</w:t>
+      </w:r>
+    </w:p>
+    <w:p>
+      <w:pPr>
+        <w:numPr>
+          <w:ilvl w:val="0"/>
+          <w:numId w:val="14"/>
+        </w:numPr>
+        <w:rPr>
+          <w:lang w:val="id-ID"/>
+        </w:rPr>
+      </w:pPr>
+      <w:r>
+        <w:rPr>
+          <w:lang w:val="id-ID"/>
+        </w:rPr>
+        <w:t>Memastikan kepatuhan terhadap UU Perlindungan Data Pribadi.</w:t>
+      </w:r>
+    </w:p>
+    <w:p>
+      <w:pPr>
+        <w:ind w:left="717"/>
+        <w:rPr>
+          <w:lang w:val="id-ID"/>
+        </w:rPr>
+      </w:pPr>
+      <w:r>
+        <w:rPr>
+          <w:lang w:val="id-ID"/>
+        </w:rPr>
+        <w:t>Tujuan ini akan dievaluasi setiap tahun melalui audit internal SMKI.</w:t>
+      </w:r>
+    </w:p>
+    <w:p>
+      <w:pPr>
+        <w:ind w:left="717"/>
+        <w:rPr>
+          <w:lang w:val="id-ID"/>
+        </w:rPr>
+      </w:pPr>
+    </w:p>
+    <w:p>
+      <w:pPr>
+        <w:ind w:left="717"/>
+        <w:rPr>
+          <w:b/>
+          <w:bCs/>
+          <w:lang w:val="id-ID"/>
+        </w:rPr>
+      </w:pPr>
+      <w:r>
+        <w:rPr>
+          <w:b/>
+          <w:bCs/>
+          <w:lang w:val="id-ID"/>
+        </w:rPr>
+        <w:t>5.3. Rencana Implementasi SMKI (</w:t>
+      </w:r>
+      <w:proofErr w:type="spellStart"/>
+      <w:r>
+        <w:rPr>
+          <w:b/>
+          <w:bCs/>
+          <w:lang w:val="id-ID"/>
+        </w:rPr>
+        <w:t>Implementation</w:t>
+      </w:r>
+      <w:proofErr w:type="spellEnd"/>
+      <w:r>
+        <w:rPr>
+          <w:b/>
+          <w:bCs/>
+          <w:lang w:val="id-ID"/>
+        </w:rPr>
+        <w:t xml:space="preserve"> Plan)</w:t>
+      </w:r>
+    </w:p>
+    <w:tbl>
+      <w:tblPr>
+        <w:tblW w:w="0" w:type="auto"/>
+        <w:tblCellSpacing w:w="15" w:type="dxa"/>
+        <w:tblCellMar>
+          <w:top w:w="15" w:type="dxa"/>
+          <w:left w:w="15" w:type="dxa"/>
+          <w:bottom w:w="15" w:type="dxa"/>
+          <w:right w:w="15" w:type="dxa"/>
+        </w:tblCellMar>
+        <w:tblLook w:val="04A0" w:firstRow="1" w:lastRow="0" w:firstColumn="1" w:lastColumn="0" w:noHBand="0" w:noVBand="1"/>
+      </w:tblPr>
+      <w:tblGrid>
+        <w:gridCol w:w="1990"/>
+        <w:gridCol w:w="3271"/>
+        <w:gridCol w:w="2216"/>
+        <w:gridCol w:w="1549"/>
+      </w:tblGrid>
+      <w:tr>
+        <w:trPr>
+          <w:tblCellSpacing w:w="15" w:type="dxa"/>
+        </w:trPr>
+        <w:tc>
+          <w:tcPr>
+            <w:tcW w:w="0" w:type="auto"/>
+            <w:vAlign w:val="center"/>
+            <w:hideMark/>
+          </w:tcPr>
+          <w:p>
+            <w:pPr>
+              <w:ind w:left="717"/>
+              <w:rPr>
+                <w:b/>
+                <w:bCs/>
+                <w:lang w:val="id-ID"/>
+              </w:rPr>
+            </w:pPr>
+            <w:r>
+              <w:rPr>
+                <w:b/>
+                <w:bCs/>
+                <w:lang w:val="id-ID"/>
+              </w:rPr>
+              <w:t>Tahap</w:t>
+            </w:r>
+          </w:p>
+        </w:tc>
+        <w:tc>
+          <w:tcPr>
+            <w:tcW w:w="0" w:type="auto"/>
+            <w:vAlign w:val="center"/>
+            <w:hideMark/>
+          </w:tcPr>
+          <w:p>
+            <w:pPr>
+              <w:ind w:left="717"/>
+              <w:rPr>
+                <w:b/>
+                <w:bCs/>
+                <w:lang w:val="id-ID"/>
+              </w:rPr>
+            </w:pPr>
+            <w:r>
+              <w:rPr>
+                <w:b/>
+                <w:bCs/>
+                <w:lang w:val="id-ID"/>
+              </w:rPr>
+              <w:t>Aktivitas</w:t>
+            </w:r>
+          </w:p>
+        </w:tc>
+        <w:tc>
+          <w:tcPr>
+            <w:tcW w:w="0" w:type="auto"/>
+            <w:vAlign w:val="center"/>
+            <w:hideMark/>
+          </w:tcPr>
+          <w:p>
+            <w:pPr>
+              <w:ind w:left="717"/>
+              <w:rPr>
+                <w:b/>
+                <w:bCs/>
+                <w:lang w:val="id-ID"/>
+              </w:rPr>
+            </w:pPr>
+            <w:r>
+              <w:rPr>
+                <w:b/>
+                <w:bCs/>
+                <w:lang w:val="id-ID"/>
+              </w:rPr>
+              <w:t>Penanggung Jawab</w:t>
+            </w:r>
+          </w:p>
+        </w:tc>
+        <w:tc>
+          <w:tcPr>
+            <w:tcW w:w="0" w:type="auto"/>
+            <w:vAlign w:val="center"/>
+            <w:hideMark/>
+          </w:tcPr>
+          <w:p>
+            <w:pPr>
+              <w:ind w:left="717"/>
+              <w:rPr>
+                <w:b/>
+                <w:bCs/>
+                <w:lang w:val="id-ID"/>
+              </w:rPr>
+            </w:pPr>
+            <w:r>
+              <w:rPr>
+                <w:b/>
+                <w:bCs/>
+                <w:lang w:val="id-ID"/>
+              </w:rPr>
+              <w:t>Waktu</w:t>
+            </w:r>
+          </w:p>
+        </w:tc>
+      </w:tr>
+      <w:tr>
+        <w:trPr>
+          <w:tblCellSpacing w:w="15" w:type="dxa"/>
+        </w:trPr>
+        <w:tc>
+          <w:tcPr>
+            <w:tcW w:w="0" w:type="auto"/>
+            <w:vAlign w:val="center"/>
+            <w:hideMark/>
+          </w:tcPr>
+          <w:p>
+            <w:pPr>
+              <w:ind w:left="717"/>
+              <w:rPr>
+                <w:lang w:val="id-ID"/>
+              </w:rPr>
+            </w:pPr>
+            <w:r>
+              <w:rPr>
+                <w:lang w:val="id-ID"/>
+              </w:rPr>
+              <w:t>Perencanaan</w:t>
+            </w:r>
+          </w:p>
+        </w:tc>
+        <w:tc>
+          <w:tcPr>
+            <w:tcW w:w="0" w:type="auto"/>
+            <w:vAlign w:val="center"/>
+            <w:hideMark/>
+          </w:tcPr>
+          <w:p>
+            <w:pPr>
+              <w:ind w:left="717"/>
+              <w:rPr>
+                <w:lang w:val="id-ID"/>
+              </w:rPr>
+            </w:pPr>
+            <w:r>
+              <w:rPr>
+                <w:lang w:val="id-ID"/>
+              </w:rPr>
+              <w:t>Pembentukan tim SMKI &amp; penetapan kebijakan</w:t>
+            </w:r>
+          </w:p>
+        </w:tc>
+        <w:tc>
+          <w:tcPr>
+            <w:tcW w:w="0" w:type="auto"/>
+            <w:vAlign w:val="center"/>
+            <w:hideMark/>
+          </w:tcPr>
+          <w:p>
+            <w:pPr>
+              <w:ind w:left="717"/>
+              <w:rPr>
+                <w:lang w:val="id-ID"/>
+              </w:rPr>
+            </w:pPr>
+            <w:r>
+              <w:rPr>
+                <w:lang w:val="id-ID"/>
+              </w:rPr>
+              <w:t>Direksi &amp; TI</w:t>
+            </w:r>
+          </w:p>
+        </w:tc>
+        <w:tc>
+          <w:tcPr>
+            <w:tcW w:w="0" w:type="auto"/>
+            <w:vAlign w:val="center"/>
+            <w:hideMark/>
+          </w:tcPr>
+          <w:p>
+            <w:pPr>
+              <w:ind w:left="717"/>
+              <w:rPr>
+                <w:lang w:val="id-ID"/>
+              </w:rPr>
+            </w:pPr>
+            <w:r>
+              <w:rPr>
+                <w:lang w:val="id-ID"/>
+              </w:rPr>
+              <w:t>Bulan 1</w:t>
+            </w:r>
+          </w:p>
+        </w:tc>
+      </w:tr>
+      <w:tr>
+        <w:trPr>
+          <w:tblCellSpacing w:w="15" w:type="dxa"/>
+        </w:trPr>
+        <w:tc>
+          <w:tcPr>
+            <w:tcW w:w="0" w:type="auto"/>
+            <w:vAlign w:val="center"/>
+            <w:hideMark/>
+          </w:tcPr>
+          <w:p>
+            <w:pPr>
+              <w:ind w:left="717"/>
+              <w:rPr>
+                <w:lang w:val="id-ID"/>
+              </w:rPr>
+            </w:pPr>
+            <w:r>
+              <w:rPr>
+                <w:lang w:val="id-ID"/>
+              </w:rPr>
+              <w:lastRenderedPageBreak/>
+              <w:t>Implementasi</w:t>
+            </w:r>
+          </w:p>
+        </w:tc>
+        <w:tc>
+          <w:tcPr>
+            <w:tcW w:w="0" w:type="auto"/>
+            <w:vAlign w:val="center"/>
+            <w:hideMark/>
+          </w:tcPr>
+          <w:p>
+            <w:pPr>
+              <w:ind w:left="717"/>
+              <w:rPr>
+                <w:lang w:val="id-ID"/>
+              </w:rPr>
+            </w:pPr>
+            <w:r>
+              <w:rPr>
+                <w:lang w:val="id-ID"/>
+              </w:rPr>
+              <w:t xml:space="preserve">Penerapan kontrol teknis (MFA, </w:t>
+            </w:r>
+            <w:proofErr w:type="spellStart"/>
+            <w:r>
+              <w:rPr>
+                <w:lang w:val="id-ID"/>
+              </w:rPr>
+              <w:t>backup</w:t>
+            </w:r>
+            <w:proofErr w:type="spellEnd"/>
+            <w:r>
+              <w:rPr>
+                <w:lang w:val="id-ID"/>
+              </w:rPr>
+              <w:t>, RBAC)</w:t>
+            </w:r>
+          </w:p>
+        </w:tc>
+        <w:tc>
+          <w:tcPr>
+            <w:tcW w:w="0" w:type="auto"/>
+            <w:vAlign w:val="center"/>
+            <w:hideMark/>
+          </w:tcPr>
+          <w:p>
+            <w:pPr>
+              <w:ind w:left="717"/>
+              <w:rPr>
+                <w:lang w:val="id-ID"/>
+              </w:rPr>
+            </w:pPr>
+            <w:r>
+              <w:rPr>
+                <w:lang w:val="id-ID"/>
+              </w:rPr>
+              <w:t>Divisi TI</w:t>
+            </w:r>
+          </w:p>
+        </w:tc>
+        <w:tc>
+          <w:tcPr>
+            <w:tcW w:w="0" w:type="auto"/>
+            <w:vAlign w:val="center"/>
+            <w:hideMark/>
+          </w:tcPr>
+          <w:p>
+            <w:pPr>
+              <w:ind w:left="717"/>
+              <w:rPr>
+                <w:lang w:val="id-ID"/>
+              </w:rPr>
+            </w:pPr>
+            <w:r>
+              <w:rPr>
+                <w:lang w:val="id-ID"/>
+              </w:rPr>
+              <w:t>Bulan 2–4</w:t>
+            </w:r>
+          </w:p>
+        </w:tc>
+      </w:tr>
+      <w:tr>
+        <w:trPr>
+          <w:tblCellSpacing w:w="15" w:type="dxa"/>
+        </w:trPr>
+        <w:tc>
+          <w:tcPr>
+            <w:tcW w:w="0" w:type="auto"/>
+            <w:vAlign w:val="center"/>
+            <w:hideMark/>
+          </w:tcPr>
+          <w:p>
+            <w:pPr>
+              <w:ind w:left="717"/>
+              <w:rPr>
+                <w:lang w:val="id-ID"/>
+              </w:rPr>
+            </w:pPr>
+            <w:proofErr w:type="spellStart"/>
+            <w:r>
+              <w:rPr>
+                <w:lang w:val="id-ID"/>
+              </w:rPr>
+              <w:t>Awareness</w:t>
+            </w:r>
+            <w:proofErr w:type="spellEnd"/>
+          </w:p>
+        </w:tc>
+        <w:tc>
+          <w:tcPr>
+            <w:tcW w:w="0" w:type="auto"/>
+            <w:vAlign w:val="center"/>
+            <w:hideMark/>
+          </w:tcPr>
+          <w:p>
+            <w:pPr>
+              <w:ind w:left="717"/>
+              <w:rPr>
+                <w:lang w:val="id-ID"/>
+              </w:rPr>
+            </w:pPr>
+            <w:r>
+              <w:rPr>
+                <w:lang w:val="id-ID"/>
+              </w:rPr>
+              <w:t>Pelatihan &amp; sosialisasi kebijakan</w:t>
+            </w:r>
+          </w:p>
+        </w:tc>
+        <w:tc>
+          <w:tcPr>
+            <w:tcW w:w="0" w:type="auto"/>
+            <w:vAlign w:val="center"/>
+            <w:hideMark/>
+          </w:tcPr>
+          <w:p>
+            <w:pPr>
+              <w:ind w:left="717"/>
+              <w:rPr>
+                <w:lang w:val="id-ID"/>
+              </w:rPr>
+            </w:pPr>
+            <w:r>
+              <w:rPr>
+                <w:lang w:val="id-ID"/>
+              </w:rPr>
+              <w:t>SDM &amp; TI</w:t>
+            </w:r>
+          </w:p>
+        </w:tc>
+        <w:tc>
+          <w:tcPr>
+            <w:tcW w:w="0" w:type="auto"/>
+            <w:vAlign w:val="center"/>
+            <w:hideMark/>
+          </w:tcPr>
+          <w:p>
+            <w:pPr>
+              <w:ind w:left="717"/>
+              <w:rPr>
+                <w:lang w:val="id-ID"/>
+              </w:rPr>
+            </w:pPr>
+            <w:r>
+              <w:rPr>
+                <w:lang w:val="id-ID"/>
+              </w:rPr>
+              <w:t>Bulan 3</w:t>
+            </w:r>
+          </w:p>
+        </w:tc>
+      </w:tr>
+      <w:tr>
+        <w:trPr>
+          <w:tblCellSpacing w:w="15" w:type="dxa"/>
+        </w:trPr>
+        <w:tc>
+          <w:tcPr>
+            <w:tcW w:w="0" w:type="auto"/>
+            <w:vAlign w:val="center"/>
+            <w:hideMark/>
+          </w:tcPr>
+          <w:p>
+            <w:pPr>
+              <w:ind w:left="717"/>
+              <w:rPr>
+                <w:lang w:val="id-ID"/>
+              </w:rPr>
+            </w:pPr>
+            <w:r>
+              <w:rPr>
+                <w:lang w:val="id-ID"/>
+              </w:rPr>
+              <w:t>Evaluasi</w:t>
+            </w:r>
+          </w:p>
+        </w:tc>
+        <w:tc>
+          <w:tcPr>
+            <w:tcW w:w="0" w:type="auto"/>
+            <w:vAlign w:val="center"/>
+            <w:hideMark/>
+          </w:tcPr>
+          <w:p>
+            <w:pPr>
+              <w:ind w:left="717"/>
+              <w:rPr>
+                <w:lang w:val="id-ID"/>
+              </w:rPr>
+            </w:pPr>
+            <w:r>
+              <w:rPr>
+                <w:lang w:val="id-ID"/>
+              </w:rPr>
+              <w:t>Audit internal &amp; penilaian efektivitas</w:t>
+            </w:r>
+          </w:p>
+        </w:tc>
+        <w:tc>
+          <w:tcPr>
+            <w:tcW w:w="0" w:type="auto"/>
+            <w:vAlign w:val="center"/>
+            <w:hideMark/>
+          </w:tcPr>
+          <w:p>
+            <w:pPr>
+              <w:ind w:left="717"/>
+              <w:rPr>
+                <w:lang w:val="id-ID"/>
+              </w:rPr>
+            </w:pPr>
+            <w:r>
+              <w:rPr>
+                <w:lang w:val="id-ID"/>
+              </w:rPr>
+              <w:t>Tim SMKI</w:t>
+            </w:r>
+          </w:p>
+        </w:tc>
+        <w:tc>
+          <w:tcPr>
+            <w:tcW w:w="0" w:type="auto"/>
+            <w:vAlign w:val="center"/>
+            <w:hideMark/>
+          </w:tcPr>
+          <w:p>
+            <w:pPr>
+              <w:ind w:left="717"/>
+              <w:rPr>
+                <w:lang w:val="id-ID"/>
+              </w:rPr>
+            </w:pPr>
+            <w:r>
+              <w:rPr>
+                <w:lang w:val="id-ID"/>
+              </w:rPr>
+              <w:t>Bulan 5</w:t>
+            </w:r>
+          </w:p>
+        </w:tc>
+      </w:tr>
+      <w:tr>
+        <w:trPr>
+          <w:tblCellSpacing w:w="15" w:type="dxa"/>
+        </w:trPr>
+        <w:tc>
+          <w:tcPr>
+            <w:tcW w:w="0" w:type="auto"/>
+            <w:vAlign w:val="center"/>
+            <w:hideMark/>
+          </w:tcPr>
+          <w:p>
+            <w:pPr>
+              <w:ind w:left="717"/>
+              <w:rPr>
+                <w:lang w:val="id-ID"/>
+              </w:rPr>
+            </w:pPr>
+            <w:r>
+              <w:rPr>
+                <w:lang w:val="id-ID"/>
+              </w:rPr>
+              <w:t>Perbaikan</w:t>
+            </w:r>
+          </w:p>
+        </w:tc>
+        <w:tc>
+          <w:tcPr>
+            <w:tcW w:w="0" w:type="auto"/>
+            <w:vAlign w:val="center"/>
+            <w:hideMark/>
+          </w:tcPr>
+          <w:p>
+            <w:pPr>
+              <w:ind w:left="717"/>
+              <w:rPr>
+                <w:lang w:val="id-ID"/>
+              </w:rPr>
+            </w:pPr>
+            <w:r>
+              <w:rPr>
+                <w:lang w:val="id-ID"/>
+              </w:rPr>
+              <w:t>Tindakan korektif &amp; peningkatan</w:t>
+            </w:r>
+          </w:p>
+        </w:tc>
+        <w:tc>
+          <w:tcPr>
+            <w:tcW w:w="0" w:type="auto"/>
+            <w:vAlign w:val="center"/>
+            <w:hideMark/>
+          </w:tcPr>
+          <w:p>
+            <w:pPr>
+              <w:ind w:left="717"/>
+              <w:rPr>
+                <w:lang w:val="id-ID"/>
+              </w:rPr>
+            </w:pPr>
+            <w:r>
+              <w:rPr>
+                <w:lang w:val="id-ID"/>
+              </w:rPr>
+              <w:t>Manajemen</w:t>
+            </w:r>
+          </w:p>
+        </w:tc>
+        <w:tc>
+          <w:tcPr>
+            <w:tcW w:w="0" w:type="auto"/>
+            <w:vAlign w:val="center"/>
+            <w:hideMark/>
+          </w:tcPr>
+          <w:p>
+            <w:pPr>
+              <w:ind w:left="717"/>
+              <w:rPr>
+                <w:lang w:val="id-ID"/>
+              </w:rPr>
+            </w:pPr>
+            <w:r>
+              <w:rPr>
+                <w:lang w:val="id-ID"/>
+              </w:rPr>
+              <w:t>Bulan 6</w:t>
+            </w:r>
+          </w:p>
+        </w:tc>
+      </w:tr>
+    </w:tbl>
+    <w:p>
+      <w:pPr>
+        <w:ind w:left="717"/>
+        <w:rPr>
+          <w:lang w:val="id-ID"/>
+        </w:rPr>
+      </w:pPr>
+    </w:p>
+    <w:p>
+      <w:pPr>
+        <w:ind w:left="717"/>
+        <w:rPr>
+          <w:lang w:val="id-ID"/>
+        </w:rPr>
+      </w:pPr>
+    </w:p>
+    <w:p>
+      <w:pPr>
+        <w:ind w:left="717"/>
+        <w:rPr>
+          <w:lang w:val="id-ID"/>
+        </w:rPr>
+      </w:pPr>
+    </w:p>
+    <w:p>
+      <w:pPr>
+        <w:ind w:left="717"/>
+        <w:rPr>
+          <w:lang w:val="id-ID"/>
+        </w:rPr>
+      </w:pPr>
+    </w:p>
+    <w:p>
+      <w:pPr>
+        <w:ind w:left="717"/>
+        <w:rPr>
+          <w:lang w:val="id-ID"/>
+        </w:rPr>
+      </w:pPr>
+    </w:p>
+    <w:p>
+      <w:pPr>
+        <w:ind w:left="717"/>
+        <w:rPr>
+          <w:lang w:val="id-ID"/>
+        </w:rPr>
+      </w:pPr>
+    </w:p>
+    <w:p>
+      <w:pPr>
+        <w:ind w:left="717"/>
+        <w:rPr>
+          <w:lang w:val="id-ID"/>
+        </w:rPr>
+      </w:pPr>
+    </w:p>
+    <w:p>
+      <w:pPr>
+        <w:ind w:left="717"/>
+        <w:rPr>
+          <w:lang w:val="id-ID"/>
+        </w:rPr>
+      </w:pPr>
+    </w:p>
+    <w:p>
+      <w:pPr>
+        <w:ind w:left="717"/>
+        <w:rPr>
+          <w:lang w:val="id-ID"/>
+        </w:rPr>
+      </w:pPr>
+    </w:p>
+    <w:p>
+      <w:pPr>
+        <w:ind w:left="717"/>
+        <w:rPr>
+          <w:lang w:val="id-ID"/>
+        </w:rPr>
+      </w:pPr>
+    </w:p>
+    <w:p>
+      <w:pPr>
+        <w:ind w:left="717"/>
+        <w:rPr>
+          <w:lang w:val="id-ID"/>
+        </w:rPr>
+      </w:pPr>
+    </w:p>
+    <w:p>
+      <w:pPr>
+        <w:ind w:left="717"/>
+        <w:rPr>
+          <w:lang w:val="id-ID"/>
+        </w:rPr>
+      </w:pPr>
+    </w:p>
+    <w:p>
+      <w:pPr>
+        <w:ind w:left="717"/>
+        <w:rPr>
+          <w:lang w:val="id-ID"/>
+        </w:rPr>
+      </w:pPr>
+    </w:p>
+    <w:p>
+      <w:pPr>
+        <w:ind w:left="717"/>
+        <w:rPr>
+          <w:lang w:val="id-ID"/>
+        </w:rPr>
+      </w:pPr>
+    </w:p>
+    <w:p>
+      <w:pPr>
+        <w:ind w:left="717"/>
+        <w:rPr>
+          <w:lang w:val="id-ID"/>
+        </w:rPr>
+      </w:pPr>
+    </w:p>
+    <w:p>
+      <w:pPr>
+        <w:ind w:left="717"/>
+        <w:rPr>
+          <w:lang w:val="id-ID"/>
+        </w:rPr>
+      </w:pPr>
+    </w:p>
+    <w:p>
+      <w:pPr>
+        <w:ind w:left="717"/>
+        <w:rPr>
+          <w:lang w:val="id-ID"/>
+        </w:rPr>
+      </w:pPr>
+    </w:p>
+    <w:p>
+      <w:pPr>
+        <w:ind w:left="717"/>
+        <w:rPr>
+          <w:lang w:val="id-ID"/>
+        </w:rPr>
+      </w:pPr>
+    </w:p>
+    <w:p>
+      <w:pPr>
+        <w:ind w:left="717"/>
+        <w:rPr>
+          <w:lang w:val="id-ID"/>
+        </w:rPr>
+      </w:pPr>
+    </w:p>
+    <w:p>
+      <w:pPr>
+        <w:pStyle w:val="Judul1"/>
+        <w:rPr>
+          <w:lang w:val="id-ID"/>
+        </w:rPr>
+      </w:pPr>
+      <w:bookmarkStart w:id="26" w:name="_Toc218680486"/>
+      <w:r>
+        <w:rPr>
+          <w:lang w:val="id-ID"/>
+        </w:rPr>
+        <w:lastRenderedPageBreak/>
+        <w:t>BAB VI</w:t>
+      </w:r>
+      <w:bookmarkEnd w:id="26"/>
+    </w:p>
+    <w:p>
+      <w:pPr>
+        <w:pStyle w:val="Judul1"/>
+        <w:rPr>
+          <w:lang w:val="id-ID"/>
+        </w:rPr>
+      </w:pPr>
+      <w:bookmarkStart w:id="27" w:name="_Toc218680487"/>
+      <w:r>
+        <w:rPr>
+          <w:lang w:val="id-ID"/>
+        </w:rPr>
+        <w:t>KESIMPULAN DAN REKOMENDASI</w:t>
+      </w:r>
+      <w:bookmarkEnd w:id="27"/>
+      <w:r>
+        <w:rPr>
+          <w:lang w:val="id-ID"/>
+        </w:rPr>
+        <w:t xml:space="preserve"> </w:t>
+      </w:r>
+    </w:p>
+    <w:p>
+      <w:pPr>
+        <w:rPr>
+          <w:lang w:val="id-ID"/>
+        </w:rPr>
+      </w:pPr>
+    </w:p>
+    <w:p>
+      <w:pPr>
+        <w:pStyle w:val="Judul20"/>
+        <w:rPr>
+          <w:lang w:val="id-ID"/>
+        </w:rPr>
+      </w:pPr>
+      <w:bookmarkStart w:id="28" w:name="_Toc218680488"/>
+      <w:r>
+        <w:rPr>
+          <w:lang w:val="id-ID"/>
+        </w:rPr>
+        <w:t>6.1. Kesimpulan</w:t>
+      </w:r>
+      <w:bookmarkEnd w:id="28"/>
+    </w:p>
+    <w:p>
+      <w:pPr>
+        <w:ind w:left="717"/>
+        <w:rPr>
+          <w:lang w:val="id-ID"/>
+        </w:rPr>
+      </w:pPr>
+      <w:r>
+        <w:rPr>
+          <w:lang w:val="id-ID"/>
+        </w:rPr>
+        <w:t xml:space="preserve">Berdasarkan simulasi penerapan SMKI ISO/IEC 27001 pada PT. Karya Sehat Abadi, dapat disimpulkan bahwa organisasi memiliki risiko keamanan informasi yang signifikan, khususnya terkait perlindungan data rekam medis dan ketergantungan pada sistem HIS. Pemilihan kontrol dari </w:t>
+      </w:r>
+      <w:proofErr w:type="spellStart"/>
+      <w:r>
+        <w:rPr>
+          <w:lang w:val="id-ID"/>
+        </w:rPr>
+        <w:t>Annex</w:t>
+      </w:r>
+      <w:proofErr w:type="spellEnd"/>
+      <w:r>
+        <w:rPr>
+          <w:lang w:val="id-ID"/>
+        </w:rPr>
+        <w:t xml:space="preserve"> A ISO/IEC 27001:2022 memberikan kerangka pengendalian yang memadai untuk menurunkan tingkat risiko ke level yang dapat diterima.</w:t>
+      </w:r>
+    </w:p>
+    <w:p>
+      <w:pPr>
+        <w:pStyle w:val="Judul20"/>
+        <w:rPr>
+          <w:lang w:val="id-ID"/>
+        </w:rPr>
+      </w:pPr>
+      <w:bookmarkStart w:id="29" w:name="_Toc218680489"/>
+      <w:r>
+        <w:rPr>
+          <w:lang w:val="id-ID"/>
+        </w:rPr>
+        <w:t>6.2. Rekomendasi</w:t>
+      </w:r>
+      <w:bookmarkEnd w:id="29"/>
+    </w:p>
+    <w:p>
+      <w:pPr>
+        <w:numPr>
+          <w:ilvl w:val="0"/>
+          <w:numId w:val="15"/>
+        </w:numPr>
+        <w:rPr>
+          <w:lang w:val="id-ID"/>
+        </w:rPr>
+      </w:pPr>
+      <w:r>
+        <w:rPr>
+          <w:lang w:val="id-ID"/>
+        </w:rPr>
+        <w:t>Manajemen perlu menunjukkan komitmen berkelanjutan terhadap SMKI.</w:t>
+      </w:r>
+    </w:p>
+    <w:p>
+      <w:pPr>
+        <w:numPr>
+          <w:ilvl w:val="0"/>
+          <w:numId w:val="15"/>
+        </w:numPr>
+        <w:rPr>
+          <w:lang w:val="id-ID"/>
+        </w:rPr>
+      </w:pPr>
+      <w:r>
+        <w:rPr>
+          <w:lang w:val="id-ID"/>
+        </w:rPr>
+        <w:t>Organisasi disarankan melakukan audit internal SMKI secara rutin.</w:t>
+      </w:r>
+    </w:p>
+    <w:p>
+      <w:pPr>
+        <w:numPr>
+          <w:ilvl w:val="0"/>
+          <w:numId w:val="15"/>
+        </w:numPr>
+        <w:rPr>
+          <w:lang w:val="id-ID"/>
+        </w:rPr>
+      </w:pPr>
+      <w:r>
+        <w:rPr>
+          <w:lang w:val="id-ID"/>
+        </w:rPr>
+        <w:t>Peningkatan kompetensi SDM di bidang keamanan informasi harus menjadi prioritas.</w:t>
+      </w:r>
+    </w:p>
+    <w:p>
+      <w:pPr>
+        <w:numPr>
+          <w:ilvl w:val="0"/>
+          <w:numId w:val="15"/>
+        </w:numPr>
+        <w:rPr>
+          <w:lang w:val="id-ID"/>
+        </w:rPr>
+      </w:pPr>
+      <w:r>
+        <w:rPr>
+          <w:lang w:val="id-ID"/>
+        </w:rPr>
+        <w:t xml:space="preserve">Setelah implementasi stabil, PT. Karya Sehat Abadi dapat melanjutkan ke proses </w:t>
+      </w:r>
+      <w:r>
+        <w:rPr>
+          <w:b/>
+          <w:bCs/>
+          <w:lang w:val="id-ID"/>
+        </w:rPr>
+        <w:t>sertifikasi ISO/IEC 27001</w:t>
+      </w:r>
+      <w:r>
+        <w:rPr>
+          <w:lang w:val="id-ID"/>
+        </w:rPr>
+        <w:t xml:space="preserve"> oleh lembaga sertifikasi terakreditasi.</w:t>
+      </w:r>
+    </w:p>
+    <w:p>
+      <w:pPr>
+        <w:ind w:left="717"/>
+        <w:rPr>
+          <w:lang w:val="id-ID"/>
+        </w:rPr>
+      </w:pPr>
+      <w:r>
+        <w:rPr>
+          <w:lang w:val="id-ID"/>
+        </w:rPr>
+        <w:t>Dengan penerapan SMKI yang konsisten dan berkelanjutan, PT. Karya Sehat Abadi akan mampu meningkatkan kepercayaan pasien, kepatuhan regulasi, dan ketahanan organisasi terhadap ancaman siber.</w:t>
+      </w:r>
+    </w:p>
+    <w:p>
+      <w:pPr>
+        <w:ind w:left="717"/>
+        <w:rPr>
+          <w:lang w:val="id-ID"/>
+        </w:rPr>
+      </w:pPr>
+    </w:p>
+    <w:p>
+      <w:pPr>
+        <w:ind w:left="717"/>
+        <w:rPr>
+          <w:lang w:val="id-ID"/>
+        </w:rPr>
+      </w:pPr>
+    </w:p>
+    <w:p>
+      <w:pPr>
+        <w:ind w:left="717"/>
+        <w:rPr>
+          <w:lang w:val="id-ID"/>
+        </w:rPr>
+      </w:pPr>
+    </w:p>
+    <w:p>
+      <w:pPr>
+        <w:ind w:left="717"/>
+        <w:rPr>
+          <w:lang w:val="id-ID"/>
+        </w:rPr>
+      </w:pPr>
+    </w:p>
+    <w:p>
+      <w:pPr>
+        <w:ind w:left="717"/>
+        <w:rPr>
+          <w:lang w:val="id-ID"/>
+        </w:rPr>
+      </w:pPr>
+    </w:p>
+    <w:p>
+      <w:pPr>
+        <w:ind w:left="717"/>
+        <w:rPr>
+          <w:lang w:val="id-ID"/>
+        </w:rPr>
+      </w:pPr>
+    </w:p>
+    <w:p>
+      <w:pPr>
+        <w:ind w:left="717"/>
+        <w:rPr>
+          <w:lang w:val="id-ID"/>
+        </w:rPr>
+      </w:pPr>
+    </w:p>
+    <w:p>
+      <w:pPr>
+        <w:ind w:left="717"/>
+        <w:rPr>
+          <w:lang w:val="id-ID"/>
+        </w:rPr>
+      </w:pPr>
+    </w:p>
+    <w:p>
+      <w:pPr>
+        <w:ind w:left="717"/>
+        <w:rPr>
+          <w:lang w:val="id-ID"/>
+        </w:rPr>
+      </w:pPr>
+    </w:p>
+    <w:p>
+      <w:pPr>
+        <w:ind w:left="717"/>
+        <w:rPr>
+          <w:lang w:val="id-ID"/>
+        </w:rPr>
+      </w:pPr>
+    </w:p>
+    <w:p>
+      <w:pPr>
+        <w:ind w:left="717"/>
+        <w:rPr>
+          <w:lang w:val="id-ID"/>
+        </w:rPr>
+      </w:pPr>
+    </w:p>
+    <w:p>
+      <w:pPr>
+        <w:ind w:left="717"/>
+        <w:rPr>
+          <w:lang w:val="id-ID"/>
+        </w:rPr>
+      </w:pPr>
+    </w:p>
+    <w:p>
+      <w:pPr>
+        <w:pStyle w:val="Judul1"/>
+        <w:rPr>
+          <w:lang w:val="id-ID"/>
+        </w:rPr>
+      </w:pPr>
+      <w:bookmarkStart w:id="30" w:name="_Toc218680490"/>
+      <w:r>
+        <w:rPr>
+          <w:lang w:val="id-ID"/>
+        </w:rPr>
+        <w:lastRenderedPageBreak/>
+        <w:t xml:space="preserve">KESIMPULAN (BAB I – </w:t>
+      </w:r>
+      <w:r>
+        <w:rPr>
+          <w:lang w:val="id-ID"/>
+        </w:rPr>
+        <w:t>VI</w:t>
+      </w:r>
+      <w:r>
+        <w:rPr>
+          <w:lang w:val="id-ID"/>
+        </w:rPr>
+        <w:t>)</w:t>
+      </w:r>
+      <w:bookmarkEnd w:id="30"/>
+    </w:p>
+    <w:p>
+      <w:pPr>
+        <w:rPr>
+          <w:lang w:val="id-ID"/>
+        </w:rPr>
+      </w:pPr>
+    </w:p>
+    <w:p>
+      <w:pPr>
+        <w:rPr>
+          <w:lang w:val="id-ID"/>
+        </w:rPr>
+      </w:pPr>
+      <w:r>
+        <w:rPr>
+          <w:lang w:val="id-ID"/>
+        </w:rPr>
+        <w:t>Berdasarkan analisis dan simulasi yang telah dilakukan pada Bab I hingga Bab III, dapat disimpulkan bahwa penerapan Sistem Manajemen Keamanan Informasi (SMKI) berbasis ISO/IEC 27001 merupakan sebuah keharusan strategis bagi PT. Karya Sehat Abadi untuk memastikan kelangsungan bisnis, kepatuhan regulasi, dan yang terpenting, menjaga kepercayaan pasien.</w:t>
+      </w:r>
+    </w:p>
+    <w:p>
+      <w:pPr>
+        <w:rPr>
+          <w:lang w:val="id-ID"/>
+        </w:rPr>
+      </w:pPr>
+      <w:r>
+        <w:rPr>
+          <w:lang w:val="id-ID"/>
+        </w:rPr>
+        <w:t>Pertama, dari Bab I: Pendahuluan, dipahami bahwa PT. Karya Sehat Abadi sebagai rumah sakit swasta dengan layanan paripurna sangat bergantung pada aset informasi yang kritis dan sensitif, terutama Data Rekam Medis Elektronik. Ruang lingkup penerapan SMKI yang menyeluruh di seluruh organisasi dinilai tepat mengingat data yang perlu dilindungi tersebar di hampir semua unit kerja dan proses bisnis inti. Kompleksitas infrastruktur TI dan integrasi perangkat medis semakin memperkuat kebutuhan akan sebuah kerangka kerja manajemen keamanan yang terstruktur.</w:t>
+      </w:r>
+    </w:p>
+    <w:p>
+      <w:pPr>
+        <w:rPr>
+          <w:lang w:val="id-ID"/>
+        </w:rPr>
+      </w:pPr>
+      <w:r>
+        <w:rPr>
+          <w:lang w:val="id-ID"/>
+        </w:rPr>
+        <w:t xml:space="preserve">Kedua, hasil Bab II: Analisis Konteks Organisasi mengungkapkan bahwa rumah sakit ini beroperasi dalam lingkungan yang penuh dengan tantangan. Secara internal, budaya keamanan yang lemah dan keterbatasan sumber daya menjadi titik lemah utama. Secara eksternal, tekanan dari ancaman siber yang semakin canggih (seperti </w:t>
+      </w:r>
+      <w:proofErr w:type="spellStart"/>
+      <w:r>
+        <w:rPr>
+          <w:lang w:val="id-ID"/>
+        </w:rPr>
+        <w:t>ransomware</w:t>
+      </w:r>
+      <w:proofErr w:type="spellEnd"/>
+      <w:r>
+        <w:rPr>
+          <w:lang w:val="id-ID"/>
+        </w:rPr>
+        <w:t>) dan tuntutan regulasi UU PDP menciptakan lingkungan yang sangat berisiko. Berbagai pihak berkepentingan, terutama pasien, memiliki ekspektasi tinggi terhadap kerahasiaan dan ketersediaan data mereka, yang jika dilanggar akan berakibat fatal pada reputasi dan keberlangsungan operasional rumah sakit.</w:t>
+      </w:r>
+    </w:p>
+    <w:p>
+      <w:pPr>
+        <w:rPr>
+          <w:lang w:val="id-ID"/>
+        </w:rPr>
+      </w:pPr>
+      <w:r>
+        <w:rPr>
+          <w:lang w:val="id-ID"/>
+        </w:rPr>
+        <w:t>Ketiga, Bab III: Penilaian Risiko Keamanan Informasi berhasil mengidentifikasi dan memprioritaskan risiko-risiko kunci. Analisis kualitatif menunjukkan beberapa risiko tinggi (level 6) yang memerlukan penanganan segera, antara lain:</w:t>
       </w:r>
     </w:p>
     <w:p>
@@ -8944,8 +12413,6 @@
       <w:proofErr w:type="spellStart"/>
       <w:r>
         <w:rPr>
-          <w:b/>
-          <w:bCs/>
           <w:lang w:val="id-ID"/>
         </w:rPr>
         <w:t>Ransomware</w:t>
@@ -8977,8 +12444,6 @@
       <w:proofErr w:type="spellStart"/>
       <w:r>
         <w:rPr>
-          <w:b/>
-          <w:bCs/>
           <w:lang w:val="id-ID"/>
         </w:rPr>
         <w:t>Insider</w:t>
@@ -8986,8 +12451,6 @@
       <w:proofErr w:type="spellEnd"/>
       <w:r>
         <w:rPr>
-          <w:b/>
-          <w:bCs/>
           <w:lang w:val="id-ID"/>
         </w:rPr>
         <w:t xml:space="preserve"> </w:t>
@@ -8995,8 +12458,6 @@
       <w:proofErr w:type="spellStart"/>
       <w:r>
         <w:rPr>
-          <w:b/>
-          <w:bCs/>
           <w:lang w:val="id-ID"/>
         </w:rPr>
         <w:t>Threat</w:t>
@@ -9028,8 +12489,6 @@
       <w:proofErr w:type="spellStart"/>
       <w:r>
         <w:rPr>
-          <w:b/>
-          <w:bCs/>
           <w:lang w:val="id-ID"/>
         </w:rPr>
         <w:t>DDoS</w:t>
@@ -9061,8 +12520,6 @@
       <w:proofErr w:type="spellStart"/>
       <w:r>
         <w:rPr>
-          <w:b/>
-          <w:bCs/>
           <w:lang w:val="id-ID"/>
         </w:rPr>
         <w:t>Phishing</w:t>
@@ -9085,21 +12542,7 @@
         <w:rPr>
           <w:lang w:val="id-ID"/>
         </w:rPr>
-        <w:t>Risiko-risiko ini sebagian besar bersumber dari kombinasi </w:t>
-      </w:r>
-      <w:r>
-        <w:rPr>
-          <w:b/>
-          <w:bCs/>
-          <w:lang w:val="id-ID"/>
-        </w:rPr>
-        <w:t>kerentanan teknis</w:t>
-      </w:r>
-      <w:r>
-        <w:rPr>
-          <w:lang w:val="id-ID"/>
-        </w:rPr>
-        <w:t> (seperti sistem yang tidak ter-</w:t>
+        <w:t>Risiko-risiko ini sebagian besar bersumber dari kombinasi kerentanan teknis (seperti sistem yang tidak ter-</w:t>
       </w:r>
       <w:proofErr w:type="spellStart"/>
       <w:r>
@@ -9113,21 +12556,7 @@
         <w:rPr>
           <w:lang w:val="id-ID"/>
         </w:rPr>
-        <w:t xml:space="preserve"> dan kurangnya segmentasi jaringan) dan </w:t>
-      </w:r>
-      <w:r>
-        <w:rPr>
-          <w:b/>
-          <w:bCs/>
-          <w:lang w:val="id-ID"/>
-        </w:rPr>
-        <w:t>kerentanan manusia</w:t>
-      </w:r>
-      <w:r>
-        <w:rPr>
-          <w:lang w:val="id-ID"/>
-        </w:rPr>
-        <w:t xml:space="preserve"> (kurangnya kesadaran dan pelatihan). Tindakan </w:t>
+        <w:t xml:space="preserve"> dan kurangnya segmentasi jaringan) dan kerentanan manusia (kurangnya kesadaran dan pelatihan). Tindakan </w:t>
       </w:r>
       <w:proofErr w:type="spellStart"/>
       <w:r>
@@ -9185,7 +12614,13 @@
           <w:iCs/>
           <w:lang w:val="id-ID"/>
         </w:rPr>
-        <w:t xml:space="preserve"> </w:t>
+        <w:t xml:space="preserve"> (MFA)</w:t>
+      </w:r>
+      <w:r>
+        <w:rPr>
+          <w:lang w:val="id-ID"/>
+        </w:rPr>
+        <w:t>, </w:t>
       </w:r>
       <w:r>
         <w:rPr>
@@ -9193,8 +12628,7 @@
           <w:iCs/>
           <w:lang w:val="id-ID"/>
         </w:rPr>
-        <w:lastRenderedPageBreak/>
-        <w:t>(MFA)</w:t>
+        <w:t>segmentasi jaringan</w:t>
       </w:r>
       <w:r>
         <w:rPr>
@@ -9202,175 +12636,339 @@
         </w:rPr>
         <w:t>, </w:t>
       </w:r>
+      <w:proofErr w:type="spellStart"/>
       <w:r>
         <w:rPr>
           <w:i/>
           <w:iCs/>
           <w:lang w:val="id-ID"/>
         </w:rPr>
-        <w:t>segmentasi jaringan</w:t>
-      </w:r>
-      <w:r>
-        <w:rPr>
-          <w:lang w:val="id-ID"/>
-        </w:rPr>
-        <w:t>, </w:t>
-      </w:r>
-      <w:proofErr w:type="spellStart"/>
+        <w:t>backup</w:t>
+      </w:r>
+      <w:proofErr w:type="spellEnd"/>
       <w:r>
         <w:rPr>
           <w:i/>
           <w:iCs/>
           <w:lang w:val="id-ID"/>
         </w:rPr>
-        <w:t>backup</w:t>
-      </w:r>
-      <w:proofErr w:type="spellEnd"/>
+        <w:t xml:space="preserve"> yang </w:t>
+      </w:r>
+      <w:proofErr w:type="spellStart"/>
       <w:r>
         <w:rPr>
           <w:i/>
           <w:iCs/>
           <w:lang w:val="id-ID"/>
         </w:rPr>
-        <w:t xml:space="preserve"> yang </w:t>
-      </w:r>
-      <w:proofErr w:type="spellStart"/>
+        <w:t>robust</w:t>
+      </w:r>
+      <w:proofErr w:type="spellEnd"/>
+      <w:r>
+        <w:rPr>
+          <w:lang w:val="id-ID"/>
+        </w:rPr>
+        <w:t>, dan </w:t>
+      </w:r>
       <w:r>
         <w:rPr>
           <w:i/>
           <w:iCs/>
           <w:lang w:val="id-ID"/>
         </w:rPr>
-        <w:t>robust</w:t>
-      </w:r>
-      <w:proofErr w:type="spellEnd"/>
-      <w:r>
-        <w:rPr>
-          <w:lang w:val="id-ID"/>
-        </w:rPr>
-        <w:t>, dan </w:t>
-      </w:r>
+        <w:t>pelatihan kesadaran keamanan</w:t>
+      </w:r>
+      <w:r>
+        <w:rPr>
+          <w:lang w:val="id-ID"/>
+        </w:rPr>
+        <w:t>, memberikan peta jalan awal yang jelas untuk memperkuat postur keamanan informasi rumah sakit.</w:t>
+      </w:r>
+    </w:p>
+    <w:p>
+      <w:pPr>
+        <w:rPr>
+          <w:lang w:val="id-ID"/>
+        </w:rPr>
+      </w:pPr>
+      <w:r>
+        <w:rPr>
+          <w:lang w:val="id-ID"/>
+        </w:rPr>
+        <w:t>Secara keseluruhan, tiga bab awal ini telah membangun fondasi yang kuat untuk penerapan SMKI lebih lanjut. Telah jelas konteks organisasi, pihak-pihak yang berkepentingan, serta risiko-risiko utama yang dihadapi. Langkah selanjutnya adalah menggunakan temuan ini untuk menetapkan kebijakan keamanan informasi, menetapkan tujuan keamanan, dan memilih kontrol yang tepat (dokumentasikan dalam </w:t>
+      </w:r>
+      <w:proofErr w:type="spellStart"/>
       <w:r>
         <w:rPr>
           <w:i/>
           <w:iCs/>
           <w:lang w:val="id-ID"/>
         </w:rPr>
-        <w:t>pelatihan kesadaran keamanan</w:t>
-      </w:r>
-      <w:r>
-        <w:rPr>
-          <w:lang w:val="id-ID"/>
-        </w:rPr>
-        <w:t>, memberikan peta jalan awal yang jelas untuk memperkuat postur keamanan informasi rumah sakit.</w:t>
-      </w:r>
-    </w:p>
-    <w:p>
-      <w:pPr>
-        <w:rPr>
-          <w:lang w:val="id-ID"/>
-        </w:rPr>
-      </w:pPr>
-      <w:r>
-        <w:rPr>
-          <w:lang w:val="id-ID"/>
-        </w:rPr>
-        <w:t>Secara keseluruhan, tiga bab awal ini telah membangun fondasi yang kuat untuk penerapan SMKI lebih lanjut. Telah jelas konteks organisasi, pihak-pihak yang berkepentingan, serta risiko-risiko utama yang dihadapi. Langkah selanjutnya adalah menggunakan temuan ini untuk </w:t>
-      </w:r>
-      <w:r>
-        <w:rPr>
-          <w:b/>
-          <w:bCs/>
-          <w:lang w:val="id-ID"/>
-        </w:rPr>
-        <w:t>menetapkan kebijakan keamanan informasi, menetapkan tujuan keamanan, dan memilih kontrol yang tepat</w:t>
-      </w:r>
-      <w:r>
-        <w:rPr>
-          <w:lang w:val="id-ID"/>
-        </w:rPr>
-        <w:t> (dokumentasikan dalam </w:t>
-      </w:r>
-      <w:proofErr w:type="spellStart"/>
+        <w:t>Statement</w:t>
+      </w:r>
+      <w:proofErr w:type="spellEnd"/>
       <w:r>
         <w:rPr>
           <w:i/>
           <w:iCs/>
           <w:lang w:val="id-ID"/>
         </w:rPr>
-        <w:t>Statement</w:t>
-      </w:r>
-      <w:proofErr w:type="spellEnd"/>
+        <w:t xml:space="preserve"> </w:t>
+      </w:r>
+      <w:proofErr w:type="spellStart"/>
       <w:r>
         <w:rPr>
           <w:i/>
           <w:iCs/>
           <w:lang w:val="id-ID"/>
         </w:rPr>
-        <w:t xml:space="preserve"> </w:t>
-      </w:r>
-      <w:proofErr w:type="spellStart"/>
+        <w:t>of</w:t>
+      </w:r>
+      <w:proofErr w:type="spellEnd"/>
       <w:r>
         <w:rPr>
           <w:i/>
           <w:iCs/>
           <w:lang w:val="id-ID"/>
         </w:rPr>
-        <w:t>of</w:t>
-      </w:r>
-      <w:proofErr w:type="spellEnd"/>
+        <w:t xml:space="preserve"> </w:t>
+      </w:r>
+      <w:proofErr w:type="spellStart"/>
       <w:r>
         <w:rPr>
           <w:i/>
           <w:iCs/>
           <w:lang w:val="id-ID"/>
         </w:rPr>
-        <w:t xml:space="preserve"> </w:t>
+        <w:t>Applicability</w:t>
+      </w:r>
+      <w:proofErr w:type="spellEnd"/>
+      <w:r>
+        <w:rPr>
+          <w:lang w:val="id-ID"/>
+        </w:rPr>
+        <w:t>) sebagai bagian dari proses perencanaan dalam siklus PDCA (Plan-Do-</w:t>
       </w:r>
       <w:proofErr w:type="spellStart"/>
       <w:r>
         <w:rPr>
-          <w:i/>
-          <w:iCs/>
-          <w:lang w:val="id-ID"/>
-        </w:rPr>
-        <w:t>Applicability</w:t>
+          <w:lang w:val="id-ID"/>
+        </w:rPr>
+        <w:t>Check</w:t>
       </w:r>
       <w:proofErr w:type="spellEnd"/>
       <w:r>
         <w:rPr>
           <w:lang w:val="id-ID"/>
         </w:rPr>
-        <w:t>) sebagai bagian dari proses perencanaan dalam siklus PDCA (Plan-Do-</w:t>
+        <w:t>-</w:t>
       </w:r>
       <w:proofErr w:type="spellStart"/>
       <w:r>
         <w:rPr>
           <w:lang w:val="id-ID"/>
         </w:rPr>
-        <w:t>Check</w:t>
+        <w:t>Act</w:t>
       </w:r>
       <w:proofErr w:type="spellEnd"/>
       <w:r>
         <w:rPr>
           <w:lang w:val="id-ID"/>
         </w:rPr>
-        <w:t>-</w:t>
+        <w:t>) ISO/IEC 27001.</w:t>
+      </w:r>
+    </w:p>
+    <w:p>
+      <w:pPr>
+        <w:rPr>
+          <w:lang w:val="id-ID"/>
+        </w:rPr>
+      </w:pPr>
+      <w:r>
+        <w:rPr>
+          <w:lang w:val="id-ID"/>
+        </w:rPr>
+        <w:t xml:space="preserve">Pada Tahap 4 (Pemilihan dan Rancangan Kontrol), organisasi telah berhasil memilih kontrol keamanan yang relevan dari </w:t>
       </w:r>
       <w:proofErr w:type="spellStart"/>
       <w:r>
         <w:rPr>
           <w:lang w:val="id-ID"/>
         </w:rPr>
-        <w:t>Act</w:t>
+        <w:t>Annex</w:t>
       </w:r>
       <w:proofErr w:type="spellEnd"/>
       <w:r>
         <w:rPr>
           <w:lang w:val="id-ID"/>
         </w:rPr>
-        <w:t>) ISO/IEC 27001.</w:t>
-      </w:r>
+        <w:t xml:space="preserve"> A ISO/IEC 27001:2022 berdasarkan hasil penilaian risiko sebelumnya. Pemilihan minimal sepuluh kontrol, seperti kebijakan keamanan informasi, pengelolaan </w:t>
+      </w:r>
+      <w:r>
+        <w:rPr>
+          <w:lang w:val="id-ID"/>
+        </w:rPr>
+        <w:lastRenderedPageBreak/>
+        <w:t xml:space="preserve">hak akses, </w:t>
+      </w:r>
+      <w:proofErr w:type="spellStart"/>
+      <w:r>
+        <w:rPr>
+          <w:lang w:val="id-ID"/>
+        </w:rPr>
+        <w:t>autentikasi</w:t>
+      </w:r>
+      <w:proofErr w:type="spellEnd"/>
+      <w:r>
+        <w:rPr>
+          <w:lang w:val="id-ID"/>
+        </w:rPr>
+        <w:t xml:space="preserve"> aman, </w:t>
+      </w:r>
+      <w:proofErr w:type="spellStart"/>
+      <w:r>
+        <w:rPr>
+          <w:lang w:val="id-ID"/>
+        </w:rPr>
+        <w:t>backup</w:t>
+      </w:r>
+      <w:proofErr w:type="spellEnd"/>
+      <w:r>
+        <w:rPr>
+          <w:lang w:val="id-ID"/>
+        </w:rPr>
+        <w:t xml:space="preserve"> data, keamanan jaringan, serta kesiapan teknologi untuk keberlangsungan bisnis, menunjukkan bahwa risiko-risiko utama—khususnya terkait data rekam medis, ancaman siber, dan faktor manusia—telah ditangani secara sistematis. Kontrol yang dipilih juga mempertimbangkan kondisi operasional rumah sakit sehingga realistis untuk diterapkan.</w:t>
+      </w:r>
+    </w:p>
+    <w:p>
+      <w:pPr>
+        <w:rPr>
+          <w:lang w:val="id-ID"/>
+        </w:rPr>
+      </w:pPr>
+      <w:r>
+        <w:rPr>
+          <w:lang w:val="id-ID"/>
+        </w:rPr>
+        <w:t>Selanjutnya, pada Tahap 5 (Rancangan Dokumen Utama SMKI), organisasi telah menyusun dokumen inti SMKI yang meliputi Kebijakan Keamanan Informasi, Tujuan Keamanan Informasi, dan Rencana Implementasi SMKI. Dokumen-dokumen ini berfungsi sebagai landasan formal dalam penerapan SMKI serta menjadi pedoman bagi seluruh karyawan dan pihak terkait dalam menjaga kerahasiaan, integritas, dan ketersediaan informasi. Dengan adanya rencana implementasi yang jelas, proses penerapan SMKI dapat dilakukan secara bertahap, terukur, dan terkontrol.</w:t>
+      </w:r>
+    </w:p>
+    <w:p>
+      <w:pPr>
+        <w:rPr>
+          <w:lang w:val="id-ID"/>
+        </w:rPr>
+      </w:pPr>
+      <w:r>
+        <w:rPr>
+          <w:lang w:val="id-ID"/>
+        </w:rPr>
+        <w:t>Pada Tahap 6 (Kesimpulan dan Rekomendasi), dapat disimpulkan bahwa penerapan SMKI di PT. Karya Sehat Abadi memiliki potensi besar untuk meningkatkan perlindungan aset informasi, kepatuhan terhadap regulasi perlindungan data pribadi, serta kepercayaan pasien dan pemangku kepentingan. Rekomendasi tindak lanjut berupa komitmen manajemen, audit internal berkala, peningkatan kesadaran keamanan informasi, dan persiapan sertifikasi ISO/IEC 27001 menjadi langkah strategis agar SMKI dapat berjalan secara berkelanjutan dan efektif.</w:t>
+      </w:r>
+    </w:p>
+    <w:p>
+      <w:pPr>
+        <w:rPr>
+          <w:lang w:val="id-ID"/>
+        </w:rPr>
+      </w:pPr>
+      <w:r>
+        <w:rPr>
+          <w:lang w:val="id-ID"/>
+        </w:rPr>
+        <w:t>Secara keseluruhan, Tahap 4 hingga Tahap 6 melengkapi fondasi penerapan SMKI yang telah dibangun pada tahap sebelumnya dan menunjukkan bahwa PT. Karya Sehat Abadi berada pada jalur yang tepat untuk menuju implementasi penuh dan sertifikasi ISO/IEC 27001.</w:t>
+      </w:r>
+    </w:p>
+    <w:p>
+      <w:pPr>
+        <w:rPr>
+          <w:lang w:val="id-ID"/>
+        </w:rPr>
+      </w:pPr>
+    </w:p>
+    <w:p>
+      <w:pPr>
+        <w:rPr>
+          <w:lang w:val="id-ID"/>
+        </w:rPr>
+      </w:pPr>
+    </w:p>
+    <w:p>
+      <w:pPr>
+        <w:rPr>
+          <w:lang w:val="id-ID"/>
+        </w:rPr>
+      </w:pPr>
+    </w:p>
+    <w:p>
+      <w:pPr>
+        <w:rPr>
+          <w:lang w:val="id-ID"/>
+        </w:rPr>
+      </w:pPr>
+    </w:p>
+    <w:p>
+      <w:pPr>
+        <w:rPr>
+          <w:lang w:val="id-ID"/>
+        </w:rPr>
+      </w:pPr>
+    </w:p>
+    <w:p>
+      <w:pPr>
+        <w:rPr>
+          <w:lang w:val="id-ID"/>
+        </w:rPr>
+      </w:pPr>
+    </w:p>
+    <w:p>
+      <w:pPr>
+        <w:rPr>
+          <w:lang w:val="id-ID"/>
+        </w:rPr>
+      </w:pPr>
+    </w:p>
+    <w:p>
+      <w:pPr>
+        <w:rPr>
+          <w:lang w:val="id-ID"/>
+        </w:rPr>
+      </w:pPr>
+    </w:p>
+    <w:p>
+      <w:pPr>
+        <w:rPr>
+          <w:lang w:val="id-ID"/>
+        </w:rPr>
+      </w:pPr>
+    </w:p>
+    <w:p>
+      <w:pPr>
+        <w:rPr>
+          <w:lang w:val="id-ID"/>
+        </w:rPr>
+      </w:pPr>
+    </w:p>
+    <w:p>
+      <w:pPr>
+        <w:rPr>
+          <w:lang w:val="id-ID"/>
+        </w:rPr>
+      </w:pPr>
+    </w:p>
+    <w:p>
+      <w:pPr>
+        <w:rPr>
+          <w:lang w:val="id-ID"/>
+        </w:rPr>
+      </w:pPr>
+    </w:p>
+    <w:p>
+      <w:pPr>
+        <w:rPr>
+          <w:lang w:val="id-ID"/>
+        </w:rPr>
+      </w:pPr>
     </w:p>
     <w:p>
       <w:pPr>
@@ -9393,14 +12991,15 @@
           <w:lang w:val="id-ID"/>
         </w:rPr>
       </w:pPr>
-      <w:bookmarkStart w:id="20" w:name="_Toc212637739"/>
-      <w:r>
-        <w:rPr>
-          <w:lang w:val="id-ID"/>
-        </w:rPr>
+      <w:bookmarkStart w:id="31" w:name="_Toc218680491"/>
+      <w:r>
+        <w:rPr>
+          <w:lang w:val="id-ID"/>
+        </w:rPr>
+        <w:lastRenderedPageBreak/>
         <w:t>DAFTAR PUSTAKA</w:t>
       </w:r>
-      <w:bookmarkEnd w:id="20"/>
+      <w:bookmarkEnd w:id="31"/>
     </w:p>
     <w:p>
       <w:pPr>
@@ -11744,6 +15343,232 @@
     </w:lvl>
   </w:abstractNum>
   <w:abstractNum w:abstractNumId="5" w15:restartNumberingAfterBreak="0">
+    <w:nsid w:val="250E4530"/>
+    <w:multiLevelType w:val="multilevel"/>
+    <w:tmpl w:val="05F4B53E"/>
+    <w:lvl w:ilvl="0">
+      <w:start w:val="1"/>
+      <w:numFmt w:val="decimal"/>
+      <w:lvlText w:val="%1."/>
+      <w:lvlJc w:val="left"/>
+      <w:pPr>
+        <w:tabs>
+          <w:tab w:val="num" w:pos="720"/>
+        </w:tabs>
+        <w:ind w:left="720" w:hanging="360"/>
+      </w:pPr>
+    </w:lvl>
+    <w:lvl w:ilvl="1" w:tentative="1">
+      <w:start w:val="1"/>
+      <w:numFmt w:val="decimal"/>
+      <w:lvlText w:val="%2."/>
+      <w:lvlJc w:val="left"/>
+      <w:pPr>
+        <w:tabs>
+          <w:tab w:val="num" w:pos="1440"/>
+        </w:tabs>
+        <w:ind w:left="1440" w:hanging="360"/>
+      </w:pPr>
+    </w:lvl>
+    <w:lvl w:ilvl="2" w:tentative="1">
+      <w:start w:val="1"/>
+      <w:numFmt w:val="decimal"/>
+      <w:lvlText w:val="%3."/>
+      <w:lvlJc w:val="left"/>
+      <w:pPr>
+        <w:tabs>
+          <w:tab w:val="num" w:pos="2160"/>
+        </w:tabs>
+        <w:ind w:left="2160" w:hanging="360"/>
+      </w:pPr>
+    </w:lvl>
+    <w:lvl w:ilvl="3" w:tentative="1">
+      <w:start w:val="1"/>
+      <w:numFmt w:val="decimal"/>
+      <w:lvlText w:val="%4."/>
+      <w:lvlJc w:val="left"/>
+      <w:pPr>
+        <w:tabs>
+          <w:tab w:val="num" w:pos="2880"/>
+        </w:tabs>
+        <w:ind w:left="2880" w:hanging="360"/>
+      </w:pPr>
+    </w:lvl>
+    <w:lvl w:ilvl="4" w:tentative="1">
+      <w:start w:val="1"/>
+      <w:numFmt w:val="decimal"/>
+      <w:lvlText w:val="%5."/>
+      <w:lvlJc w:val="left"/>
+      <w:pPr>
+        <w:tabs>
+          <w:tab w:val="num" w:pos="3600"/>
+        </w:tabs>
+        <w:ind w:left="3600" w:hanging="360"/>
+      </w:pPr>
+    </w:lvl>
+    <w:lvl w:ilvl="5" w:tentative="1">
+      <w:start w:val="1"/>
+      <w:numFmt w:val="decimal"/>
+      <w:lvlText w:val="%6."/>
+      <w:lvlJc w:val="left"/>
+      <w:pPr>
+        <w:tabs>
+          <w:tab w:val="num" w:pos="4320"/>
+        </w:tabs>
+        <w:ind w:left="4320" w:hanging="360"/>
+      </w:pPr>
+    </w:lvl>
+    <w:lvl w:ilvl="6" w:tentative="1">
+      <w:start w:val="1"/>
+      <w:numFmt w:val="decimal"/>
+      <w:lvlText w:val="%7."/>
+      <w:lvlJc w:val="left"/>
+      <w:pPr>
+        <w:tabs>
+          <w:tab w:val="num" w:pos="5040"/>
+        </w:tabs>
+        <w:ind w:left="5040" w:hanging="360"/>
+      </w:pPr>
+    </w:lvl>
+    <w:lvl w:ilvl="7" w:tentative="1">
+      <w:start w:val="1"/>
+      <w:numFmt w:val="decimal"/>
+      <w:lvlText w:val="%8."/>
+      <w:lvlJc w:val="left"/>
+      <w:pPr>
+        <w:tabs>
+          <w:tab w:val="num" w:pos="5760"/>
+        </w:tabs>
+        <w:ind w:left="5760" w:hanging="360"/>
+      </w:pPr>
+    </w:lvl>
+    <w:lvl w:ilvl="8" w:tentative="1">
+      <w:start w:val="1"/>
+      <w:numFmt w:val="decimal"/>
+      <w:lvlText w:val="%9."/>
+      <w:lvlJc w:val="left"/>
+      <w:pPr>
+        <w:tabs>
+          <w:tab w:val="num" w:pos="6480"/>
+        </w:tabs>
+        <w:ind w:left="6480" w:hanging="360"/>
+      </w:pPr>
+    </w:lvl>
+  </w:abstractNum>
+  <w:abstractNum w:abstractNumId="6" w15:restartNumberingAfterBreak="0">
+    <w:nsid w:val="485E7DD3"/>
+    <w:multiLevelType w:val="multilevel"/>
+    <w:tmpl w:val="C5CEE2B8"/>
+    <w:lvl w:ilvl="0">
+      <w:start w:val="1"/>
+      <w:numFmt w:val="decimal"/>
+      <w:lvlText w:val="%1."/>
+      <w:lvlJc w:val="left"/>
+      <w:pPr>
+        <w:tabs>
+          <w:tab w:val="num" w:pos="720"/>
+        </w:tabs>
+        <w:ind w:left="720" w:hanging="360"/>
+      </w:pPr>
+    </w:lvl>
+    <w:lvl w:ilvl="1" w:tentative="1">
+      <w:start w:val="1"/>
+      <w:numFmt w:val="decimal"/>
+      <w:lvlText w:val="%2."/>
+      <w:lvlJc w:val="left"/>
+      <w:pPr>
+        <w:tabs>
+          <w:tab w:val="num" w:pos="1440"/>
+        </w:tabs>
+        <w:ind w:left="1440" w:hanging="360"/>
+      </w:pPr>
+    </w:lvl>
+    <w:lvl w:ilvl="2" w:tentative="1">
+      <w:start w:val="1"/>
+      <w:numFmt w:val="decimal"/>
+      <w:lvlText w:val="%3."/>
+      <w:lvlJc w:val="left"/>
+      <w:pPr>
+        <w:tabs>
+          <w:tab w:val="num" w:pos="2160"/>
+        </w:tabs>
+        <w:ind w:left="2160" w:hanging="360"/>
+      </w:pPr>
+    </w:lvl>
+    <w:lvl w:ilvl="3" w:tentative="1">
+      <w:start w:val="1"/>
+      <w:numFmt w:val="decimal"/>
+      <w:lvlText w:val="%4."/>
+      <w:lvlJc w:val="left"/>
+      <w:pPr>
+        <w:tabs>
+          <w:tab w:val="num" w:pos="2880"/>
+        </w:tabs>
+        <w:ind w:left="2880" w:hanging="360"/>
+      </w:pPr>
+    </w:lvl>
+    <w:lvl w:ilvl="4" w:tentative="1">
+      <w:start w:val="1"/>
+      <w:numFmt w:val="decimal"/>
+      <w:lvlText w:val="%5."/>
+      <w:lvlJc w:val="left"/>
+      <w:pPr>
+        <w:tabs>
+          <w:tab w:val="num" w:pos="3600"/>
+        </w:tabs>
+        <w:ind w:left="3600" w:hanging="360"/>
+      </w:pPr>
+    </w:lvl>
+    <w:lvl w:ilvl="5" w:tentative="1">
+      <w:start w:val="1"/>
+      <w:numFmt w:val="decimal"/>
+      <w:lvlText w:val="%6."/>
+      <w:lvlJc w:val="left"/>
+      <w:pPr>
+        <w:tabs>
+          <w:tab w:val="num" w:pos="4320"/>
+        </w:tabs>
+        <w:ind w:left="4320" w:hanging="360"/>
+      </w:pPr>
+    </w:lvl>
+    <w:lvl w:ilvl="6" w:tentative="1">
+      <w:start w:val="1"/>
+      <w:numFmt w:val="decimal"/>
+      <w:lvlText w:val="%7."/>
+      <w:lvlJc w:val="left"/>
+      <w:pPr>
+        <w:tabs>
+          <w:tab w:val="num" w:pos="5040"/>
+        </w:tabs>
+        <w:ind w:left="5040" w:hanging="360"/>
+      </w:pPr>
+    </w:lvl>
+    <w:lvl w:ilvl="7" w:tentative="1">
+      <w:start w:val="1"/>
+      <w:numFmt w:val="decimal"/>
+      <w:lvlText w:val="%8."/>
+      <w:lvlJc w:val="left"/>
+      <w:pPr>
+        <w:tabs>
+          <w:tab w:val="num" w:pos="5760"/>
+        </w:tabs>
+        <w:ind w:left="5760" w:hanging="360"/>
+      </w:pPr>
+    </w:lvl>
+    <w:lvl w:ilvl="8" w:tentative="1">
+      <w:start w:val="1"/>
+      <w:numFmt w:val="decimal"/>
+      <w:lvlText w:val="%9."/>
+      <w:lvlJc w:val="left"/>
+      <w:pPr>
+        <w:tabs>
+          <w:tab w:val="num" w:pos="6480"/>
+        </w:tabs>
+        <w:ind w:left="6480" w:hanging="360"/>
+      </w:pPr>
+    </w:lvl>
+  </w:abstractNum>
+  <w:abstractNum w:abstractNumId="7" w15:restartNumberingAfterBreak="0">
     <w:nsid w:val="4C313423"/>
     <w:multiLevelType w:val="hybridMultilevel"/>
     <w:tmpl w:val="D258126A"/>
@@ -11833,7 +15658,120 @@
       </w:pPr>
     </w:lvl>
   </w:abstractNum>
-  <w:abstractNum w:abstractNumId="6" w15:restartNumberingAfterBreak="0">
+  <w:abstractNum w:abstractNumId="8" w15:restartNumberingAfterBreak="0">
+    <w:nsid w:val="4C9410CF"/>
+    <w:multiLevelType w:val="multilevel"/>
+    <w:tmpl w:val="147EAB32"/>
+    <w:lvl w:ilvl="0">
+      <w:start w:val="1"/>
+      <w:numFmt w:val="decimal"/>
+      <w:lvlText w:val="%1."/>
+      <w:lvlJc w:val="left"/>
+      <w:pPr>
+        <w:tabs>
+          <w:tab w:val="num" w:pos="720"/>
+        </w:tabs>
+        <w:ind w:left="720" w:hanging="360"/>
+      </w:pPr>
+    </w:lvl>
+    <w:lvl w:ilvl="1" w:tentative="1">
+      <w:start w:val="1"/>
+      <w:numFmt w:val="decimal"/>
+      <w:lvlText w:val="%2."/>
+      <w:lvlJc w:val="left"/>
+      <w:pPr>
+        <w:tabs>
+          <w:tab w:val="num" w:pos="1440"/>
+        </w:tabs>
+        <w:ind w:left="1440" w:hanging="360"/>
+      </w:pPr>
+    </w:lvl>
+    <w:lvl w:ilvl="2" w:tentative="1">
+      <w:start w:val="1"/>
+      <w:numFmt w:val="decimal"/>
+      <w:lvlText w:val="%3."/>
+      <w:lvlJc w:val="left"/>
+      <w:pPr>
+        <w:tabs>
+          <w:tab w:val="num" w:pos="2160"/>
+        </w:tabs>
+        <w:ind w:left="2160" w:hanging="360"/>
+      </w:pPr>
+    </w:lvl>
+    <w:lvl w:ilvl="3" w:tentative="1">
+      <w:start w:val="1"/>
+      <w:numFmt w:val="decimal"/>
+      <w:lvlText w:val="%4."/>
+      <w:lvlJc w:val="left"/>
+      <w:pPr>
+        <w:tabs>
+          <w:tab w:val="num" w:pos="2880"/>
+        </w:tabs>
+        <w:ind w:left="2880" w:hanging="360"/>
+      </w:pPr>
+    </w:lvl>
+    <w:lvl w:ilvl="4" w:tentative="1">
+      <w:start w:val="1"/>
+      <w:numFmt w:val="decimal"/>
+      <w:lvlText w:val="%5."/>
+      <w:lvlJc w:val="left"/>
+      <w:pPr>
+        <w:tabs>
+          <w:tab w:val="num" w:pos="3600"/>
+        </w:tabs>
+        <w:ind w:left="3600" w:hanging="360"/>
+      </w:pPr>
+    </w:lvl>
+    <w:lvl w:ilvl="5" w:tentative="1">
+      <w:start w:val="1"/>
+      <w:numFmt w:val="decimal"/>
+      <w:lvlText w:val="%6."/>
+      <w:lvlJc w:val="left"/>
+      <w:pPr>
+        <w:tabs>
+          <w:tab w:val="num" w:pos="4320"/>
+        </w:tabs>
+        <w:ind w:left="4320" w:hanging="360"/>
+      </w:pPr>
+    </w:lvl>
+    <w:lvl w:ilvl="6" w:tentative="1">
+      <w:start w:val="1"/>
+      <w:numFmt w:val="decimal"/>
+      <w:lvlText w:val="%7."/>
+      <w:lvlJc w:val="left"/>
+      <w:pPr>
+        <w:tabs>
+          <w:tab w:val="num" w:pos="5040"/>
+        </w:tabs>
+        <w:ind w:left="5040" w:hanging="360"/>
+      </w:pPr>
+    </w:lvl>
+    <w:lvl w:ilvl="7" w:tentative="1">
+      <w:start w:val="1"/>
+      <w:numFmt w:val="decimal"/>
+      <w:lvlText w:val="%8."/>
+      <w:lvlJc w:val="left"/>
+      <w:pPr>
+        <w:tabs>
+          <w:tab w:val="num" w:pos="5760"/>
+        </w:tabs>
+        <w:ind w:left="5760" w:hanging="360"/>
+      </w:pPr>
+    </w:lvl>
+    <w:lvl w:ilvl="8" w:tentative="1">
+      <w:start w:val="1"/>
+      <w:numFmt w:val="decimal"/>
+      <w:lvlText w:val="%9."/>
+      <w:lvlJc w:val="left"/>
+      <w:pPr>
+        <w:tabs>
+          <w:tab w:val="num" w:pos="6480"/>
+        </w:tabs>
+        <w:ind w:left="6480" w:hanging="360"/>
+      </w:pPr>
+    </w:lvl>
+  </w:abstractNum>
+  <w:abstractNum w:abstractNumId="9" w15:restartNumberingAfterBreak="0">
     <w:nsid w:val="61B7045E"/>
     <w:multiLevelType w:val="multilevel"/>
     <w:tmpl w:val="587E3C64"/>
@@ -11946,7 +15884,7 @@
       </w:pPr>
     </w:lvl>
   </w:abstractNum>
-  <w:abstractNum w:abstractNumId="7" w15:restartNumberingAfterBreak="0">
+  <w:abstractNum w:abstractNumId="10" w15:restartNumberingAfterBreak="0">
     <w:nsid w:val="6DB33208"/>
     <w:multiLevelType w:val="hybridMultilevel"/>
     <w:tmpl w:val="29529A84"/>
@@ -12035,7 +15973,7 @@
       </w:pPr>
     </w:lvl>
   </w:abstractNum>
-  <w:abstractNum w:abstractNumId="8" w15:restartNumberingAfterBreak="0">
+  <w:abstractNum w:abstractNumId="11" w15:restartNumberingAfterBreak="0">
     <w:nsid w:val="712F6465"/>
     <w:multiLevelType w:val="multilevel"/>
     <w:tmpl w:val="712F6465"/>
@@ -12121,7 +16059,7 @@
       </w:pPr>
     </w:lvl>
   </w:abstractNum>
-  <w:abstractNum w:abstractNumId="9" w15:restartNumberingAfterBreak="0">
+  <w:abstractNum w:abstractNumId="12" w15:restartNumberingAfterBreak="0">
     <w:nsid w:val="73DD455E"/>
     <w:multiLevelType w:val="multilevel"/>
     <w:tmpl w:val="F58EF3EE"/>
@@ -12234,7 +16172,7 @@
       </w:pPr>
     </w:lvl>
   </w:abstractNum>
-  <w:abstractNum w:abstractNumId="10" w15:restartNumberingAfterBreak="0">
+  <w:abstractNum w:abstractNumId="13" w15:restartNumberingAfterBreak="0">
     <w:nsid w:val="788E2DCA"/>
     <w:multiLevelType w:val="multilevel"/>
     <w:tmpl w:val="B9B6199C"/>
@@ -12348,16 +16286,16 @@
     </w:lvl>
   </w:abstractNum>
   <w:num w:numId="1" w16cid:durableId="900795836">
-    <w:abstractNumId w:val="7"/>
+    <w:abstractNumId w:val="10"/>
   </w:num>
   <w:num w:numId="2" w16cid:durableId="81995743">
     <w:abstractNumId w:val="2"/>
   </w:num>
   <w:num w:numId="3" w16cid:durableId="656685151">
-    <w:abstractNumId w:val="6"/>
+    <w:abstractNumId w:val="9"/>
   </w:num>
   <w:num w:numId="4" w16cid:durableId="1115826351">
-    <w:abstractNumId w:val="6"/>
+    <w:abstractNumId w:val="9"/>
     <w:lvlOverride w:ilvl="0">
       <w:startOverride w:val="1"/>
     </w:lvlOverride>
@@ -12387,10 +16325,10 @@
     </w:lvlOverride>
   </w:num>
   <w:num w:numId="5" w16cid:durableId="1985425990">
-    <w:abstractNumId w:val="5"/>
+    <w:abstractNumId w:val="7"/>
   </w:num>
   <w:num w:numId="6" w16cid:durableId="1382902530">
-    <w:abstractNumId w:val="8"/>
+    <w:abstractNumId w:val="11"/>
   </w:num>
   <w:num w:numId="7" w16cid:durableId="1635788472">
     <w:abstractNumId w:val="4"/>
@@ -12405,10 +16343,19 @@
     <w:abstractNumId w:val="1"/>
   </w:num>
   <w:num w:numId="11" w16cid:durableId="1884319838">
-    <w:abstractNumId w:val="10"/>
+    <w:abstractNumId w:val="13"/>
   </w:num>
   <w:num w:numId="12" w16cid:durableId="1238714026">
-    <w:abstractNumId w:val="9"/>
+    <w:abstractNumId w:val="12"/>
+  </w:num>
+  <w:num w:numId="13" w16cid:durableId="78185390">
+    <w:abstractNumId w:val="8"/>
+  </w:num>
+  <w:num w:numId="14" w16cid:durableId="488641127">
+    <w:abstractNumId w:val="6"/>
+  </w:num>
+  <w:num w:numId="15" w16cid:durableId="1481800161">
+    <w:abstractNumId w:val="5"/>
   </w:num>
 </w:numbering>
 </file>
@@ -13552,6 +17499,19 @@
     <w:unhideWhenUsed/>
     <w:rsid w:val="0002064F"/>
   </w:style>
+  <w:style w:type="paragraph" w:styleId="TOC2">
+    <w:name w:val="toc 2"/>
+    <w:basedOn w:val="Normal"/>
+    <w:next w:val="Normal"/>
+    <w:autoRedefine/>
+    <w:uiPriority w:val="39"/>
+    <w:unhideWhenUsed/>
+    <w:rsid w:val="00F51C82"/>
+    <w:pPr>
+      <w:spacing w:after="100"/>
+      <w:ind w:left="220"/>
+    </w:pPr>
+  </w:style>
 </w:styles>
 </file>
 
